--- a/media/Научная работа/Статья.docx
+++ b/media/Научная работа/Статья.docx
@@ -781,14 +781,25 @@
         </w:rPr>
         <w:t xml:space="preserve"> </w:t>
       </w:r>
-      <w:r>
-        <w:rPr>
-          <w:rFonts w:ascii="Times New Roman" w:hAnsi="Times New Roman" w:cs="Times New Roman"/>
-          <w:sz w:val="28"/>
-          <w:szCs w:val="28"/>
-          <w:lang w:val="ru-RU"/>
-        </w:rPr>
-        <w:t>трилатерации. Система состоит из трех ключевых компонентов:</w:t>
+      <w:proofErr w:type="spellStart"/>
+      <w:r>
+        <w:rPr>
+          <w:rFonts w:ascii="Times New Roman" w:hAnsi="Times New Roman" w:cs="Times New Roman"/>
+          <w:sz w:val="28"/>
+          <w:szCs w:val="28"/>
+          <w:lang w:val="ru-RU"/>
+        </w:rPr>
+        <w:t>трилатерации</w:t>
+      </w:r>
+      <w:proofErr w:type="spellEnd"/>
+      <w:r>
+        <w:rPr>
+          <w:rFonts w:ascii="Times New Roman" w:hAnsi="Times New Roman" w:cs="Times New Roman"/>
+          <w:sz w:val="28"/>
+          <w:szCs w:val="28"/>
+          <w:lang w:val="ru-RU"/>
+        </w:rPr>
+        <w:t>. Система состоит из трех ключевых компонентов:</w:t>
       </w:r>
     </w:p>
     <w:p>
@@ -905,24 +916,17 @@
         </w:rPr>
         <w:t xml:space="preserve">канирование эфира и сбор </w:t>
       </w:r>
-      <w:r>
-        <w:rPr>
-          <w:rFonts w:ascii="Times New Roman" w:hAnsi="Times New Roman" w:cs="Times New Roman"/>
-          <w:sz w:val="28"/>
-          <w:szCs w:val="28"/>
-          <w:lang w:val="ru-RU"/>
-        </w:rPr>
-        <w:t xml:space="preserve">уникальных </w:t>
-      </w:r>
-      <w:r>
-        <w:rPr>
-          <w:rFonts w:ascii="Times New Roman" w:hAnsi="Times New Roman" w:cs="Times New Roman"/>
-          <w:sz w:val="28"/>
-          <w:szCs w:val="28"/>
-          <w:lang w:val="ru-RU"/>
-        </w:rPr>
-        <w:t>адресов</w:t>
-      </w:r>
+      <w:proofErr w:type="gramStart"/>
+      <w:r>
+        <w:rPr>
+          <w:rFonts w:ascii="Times New Roman" w:hAnsi="Times New Roman" w:cs="Times New Roman"/>
+          <w:sz w:val="28"/>
+          <w:szCs w:val="28"/>
+          <w:lang w:val="ru-RU"/>
+        </w:rPr>
+        <w:t>уникальных адресов</w:t>
+      </w:r>
+      <w:proofErr w:type="gramEnd"/>
       <w:r>
         <w:rPr>
           <w:rFonts w:ascii="Times New Roman" w:hAnsi="Times New Roman" w:cs="Times New Roman"/>
@@ -932,6 +936,7 @@
         </w:rPr>
         <w:t xml:space="preserve"> окружающих </w:t>
       </w:r>
+      <w:proofErr w:type="spellStart"/>
       <w:r>
         <w:rPr>
           <w:rFonts w:ascii="Times New Roman" w:hAnsi="Times New Roman" w:cs="Times New Roman"/>
@@ -940,6 +945,7 @@
         </w:rPr>
         <w:t>WiFi</w:t>
       </w:r>
+      <w:proofErr w:type="spellEnd"/>
       <w:r>
         <w:rPr>
           <w:rFonts w:ascii="Times New Roman" w:hAnsi="Times New Roman" w:cs="Times New Roman"/>
@@ -1288,8 +1294,19 @@
           <w:szCs w:val="28"/>
           <w:lang w:val="ru-RU"/>
         </w:rPr>
-        <w:t>т местоположения каждого обнаруженного устройства с помощью алгоритмов трилатерации</w:t>
-      </w:r>
+        <w:t xml:space="preserve">т местоположения каждого обнаруженного устройства с помощью алгоритмов </w:t>
+      </w:r>
+      <w:proofErr w:type="spellStart"/>
+      <w:r>
+        <w:rPr>
+          <w:rFonts w:ascii="Times New Roman" w:hAnsi="Times New Roman" w:cs="Times New Roman"/>
+          <w:sz w:val="28"/>
+          <w:szCs w:val="28"/>
+          <w:lang w:val="ru-RU"/>
+        </w:rPr>
+        <w:t>трилатерации</w:t>
+      </w:r>
+      <w:proofErr w:type="spellEnd"/>
       <w:r>
         <w:rPr>
           <w:rFonts w:ascii="Times New Roman" w:hAnsi="Times New Roman" w:cs="Times New Roman"/>
@@ -1404,7 +1421,6 @@
     <w:p>
       <w:pPr>
         <w:spacing w:after="0" w:line="360" w:lineRule="auto"/>
-        <w:ind w:firstLine="720"/>
         <w:jc w:val="center"/>
         <w:rPr>
           <w:rFonts w:ascii="Times New Roman" w:hAnsi="Times New Roman" w:cs="Times New Roman"/>
@@ -1415,18 +1431,14 @@
       </w:pPr>
       <w:r>
         <w:rPr>
-          <w:rFonts w:ascii="Times New Roman" w:hAnsi="Times New Roman" w:cs="Times New Roman"/>
           <w:noProof/>
-          <w:sz w:val="28"/>
-          <w:szCs w:val="28"/>
-          <w:lang w:val="ru-RU"/>
         </w:rPr>
         <w:lastRenderedPageBreak/>
         <w:drawing>
-          <wp:inline distT="0" distB="0" distL="0" distR="0" wp14:anchorId="5AD0E740" wp14:editId="3B13F457">
-            <wp:extent cx="5931535" cy="4445000"/>
+          <wp:inline distT="0" distB="0" distL="0" distR="0" wp14:anchorId="24A5278B" wp14:editId="5A1C918A">
+            <wp:extent cx="5943600" cy="5205730"/>
             <wp:effectExtent l="0" t="0" r="0" b="0"/>
-            <wp:docPr id="1621680458" name="Picture 1"/>
+            <wp:docPr id="1189710303" name="Рисунок 2" descr="Изображение выглядит как текст, диаграмма, План, Технический чертеж&#10;&#10;Содержимое, созданное искусственным интеллектом, может быть неверным."/>
             <wp:cNvGraphicFramePr>
               <a:graphicFrameLocks xmlns:a="http://schemas.openxmlformats.org/drawingml/2006/main" noChangeAspect="1"/>
             </wp:cNvGraphicFramePr>
@@ -1434,7 +1446,7 @@
               <a:graphicData uri="http://schemas.openxmlformats.org/drawingml/2006/picture">
                 <pic:pic xmlns:pic="http://schemas.openxmlformats.org/drawingml/2006/picture">
                   <pic:nvPicPr>
-                    <pic:cNvPr id="0" name="Picture 1"/>
+                    <pic:cNvPr id="1189710303" name="Рисунок 2" descr="Изображение выглядит как текст, диаграмма, План, Технический чертеж&#10;&#10;Содержимое, созданное искусственным интеллектом, может быть неверным."/>
                     <pic:cNvPicPr>
                       <a:picLocks noChangeAspect="1" noChangeArrowheads="1"/>
                     </pic:cNvPicPr>
@@ -1455,7 +1467,7 @@
                   <pic:spPr bwMode="auto">
                     <a:xfrm>
                       <a:off x="0" y="0"/>
-                      <a:ext cx="5931535" cy="4445000"/>
+                      <a:ext cx="5943600" cy="5205730"/>
                     </a:xfrm>
                     <a:prstGeom prst="rect">
                       <a:avLst/>
@@ -1699,6 +1711,7 @@
         </w:rPr>
         <w:t xml:space="preserve"> в расстояние с помощью модифицированной модели распространения сигнала в среде. Учитываются калибровочные коэффициенты для разных </w:t>
       </w:r>
+      <w:proofErr w:type="spellStart"/>
       <w:r>
         <w:rPr>
           <w:rFonts w:ascii="Times New Roman" w:hAnsi="Times New Roman" w:cs="Times New Roman"/>
@@ -1707,6 +1720,7 @@
         </w:rPr>
         <w:t>WiFi</w:t>
       </w:r>
+      <w:proofErr w:type="spellEnd"/>
       <w:r>
         <w:rPr>
           <w:rFonts w:ascii="Times New Roman" w:hAnsi="Times New Roman" w:cs="Times New Roman"/>
@@ -1767,7 +1781,17 @@
           <w:szCs w:val="28"/>
           <w:lang w:val="ru-RU"/>
         </w:rPr>
-        <w:t xml:space="preserve"> сервере для каждого устройства применяется адаптивный фильтр Калмана, который сглаживает «шумные» значения </w:t>
+        <w:t xml:space="preserve"> сервере для каждого устройства применяется адаптивный фильтр Калмана, который сглаживает </w:t>
+      </w:r>
+      <w:r>
+        <w:rPr>
+          <w:rFonts w:ascii="Times New Roman" w:hAnsi="Times New Roman" w:cs="Times New Roman"/>
+          <w:sz w:val="28"/>
+          <w:szCs w:val="28"/>
+          <w:lang w:val="ru-RU"/>
+        </w:rPr>
+        <w:lastRenderedPageBreak/>
+        <w:t xml:space="preserve">«шумные» значения </w:t>
       </w:r>
       <w:r>
         <w:rPr>
@@ -1821,16 +1845,17 @@
           <w:lang w:val="ru-RU"/>
         </w:rPr>
       </w:pPr>
-      <w:r>
-        <w:rPr>
-          <w:rFonts w:ascii="Times New Roman" w:hAnsi="Times New Roman" w:cs="Times New Roman"/>
-          <w:sz w:val="28"/>
-          <w:szCs w:val="28"/>
-          <w:lang w:val="ru-RU"/>
-        </w:rPr>
-        <w:lastRenderedPageBreak/>
+      <w:proofErr w:type="spellStart"/>
+      <w:r>
+        <w:rPr>
+          <w:rFonts w:ascii="Times New Roman" w:hAnsi="Times New Roman" w:cs="Times New Roman"/>
+          <w:sz w:val="28"/>
+          <w:szCs w:val="28"/>
+          <w:lang w:val="ru-RU"/>
+        </w:rPr>
         <w:t>Трилатерация</w:t>
       </w:r>
+      <w:proofErr w:type="spellEnd"/>
       <w:r>
         <w:rPr>
           <w:rFonts w:ascii="Times New Roman" w:hAnsi="Times New Roman" w:cs="Times New Roman"/>
@@ -1935,6 +1960,7 @@
         </w:rPr>
         <w:t>-</w:t>
       </w:r>
+      <w:proofErr w:type="spellStart"/>
       <w:r>
         <w:rPr>
           <w:rFonts w:ascii="Times New Roman" w:hAnsi="Times New Roman" w:cs="Times New Roman"/>
@@ -1944,6 +1970,7 @@
         </w:rPr>
         <w:t>трилатерация</w:t>
       </w:r>
+      <w:proofErr w:type="spellEnd"/>
       <w:r>
         <w:rPr>
           <w:rFonts w:ascii="Times New Roman" w:hAnsi="Times New Roman" w:cs="Times New Roman"/>
@@ -2146,6 +2173,7 @@
         </w:rPr>
         <w:t xml:space="preserve">Предложенная в работе архитектура системы позиционирования на основе </w:t>
       </w:r>
+      <w:proofErr w:type="spellStart"/>
       <w:r>
         <w:rPr>
           <w:rFonts w:ascii="Times New Roman" w:hAnsi="Times New Roman" w:cs="Times New Roman"/>
@@ -2154,6 +2182,7 @@
         </w:rPr>
         <w:t>WiFi</w:t>
       </w:r>
+      <w:proofErr w:type="spellEnd"/>
       <w:r>
         <w:rPr>
           <w:rFonts w:ascii="Times New Roman" w:hAnsi="Times New Roman" w:cs="Times New Roman"/>
@@ -2163,14 +2192,25 @@
         </w:rPr>
         <w:t>-</w:t>
       </w:r>
-      <w:r>
-        <w:rPr>
-          <w:rFonts w:ascii="Times New Roman" w:hAnsi="Times New Roman" w:cs="Times New Roman"/>
-          <w:sz w:val="28"/>
-          <w:szCs w:val="28"/>
-          <w:lang w:val="ru-RU"/>
-        </w:rPr>
-        <w:t xml:space="preserve">трилатерации представляет собой экономически эффективное и масштабируемое решение для навигации внутри помещений. </w:t>
+      <w:proofErr w:type="spellStart"/>
+      <w:r>
+        <w:rPr>
+          <w:rFonts w:ascii="Times New Roman" w:hAnsi="Times New Roman" w:cs="Times New Roman"/>
+          <w:sz w:val="28"/>
+          <w:szCs w:val="28"/>
+          <w:lang w:val="ru-RU"/>
+        </w:rPr>
+        <w:t>трилатерации</w:t>
+      </w:r>
+      <w:proofErr w:type="spellEnd"/>
+      <w:r>
+        <w:rPr>
+          <w:rFonts w:ascii="Times New Roman" w:hAnsi="Times New Roman" w:cs="Times New Roman"/>
+          <w:sz w:val="28"/>
+          <w:szCs w:val="28"/>
+          <w:lang w:val="ru-RU"/>
+        </w:rPr>
+        <w:t xml:space="preserve"> представляет собой экономически эффективное и масштабируемое решение для навигации внутри помещений. </w:t>
       </w:r>
       <w:r>
         <w:rPr>
@@ -2488,7 +2528,17 @@
           <w:szCs w:val="28"/>
           <w:lang w:val="ru-RU"/>
         </w:rPr>
-        <w:t xml:space="preserve"> и перехода на более точные методы позиционирования, основанные на времени прохождения сигнала (например, </w:t>
+        <w:t xml:space="preserve"> и перехода на более точные методы </w:t>
+      </w:r>
+      <w:r>
+        <w:rPr>
+          <w:rFonts w:ascii="Times New Roman" w:hAnsi="Times New Roman" w:cs="Times New Roman"/>
+          <w:sz w:val="28"/>
+          <w:szCs w:val="28"/>
+          <w:lang w:val="ru-RU"/>
+        </w:rPr>
+        <w:lastRenderedPageBreak/>
+        <w:t xml:space="preserve">позиционирования, основанные на времени прохождения сигнала (например, </w:t>
       </w:r>
       <w:r>
         <w:rPr>
@@ -2547,7 +2597,6 @@
           <w:sz w:val="28"/>
           <w:szCs w:val="28"/>
         </w:rPr>
-        <w:lastRenderedPageBreak/>
         <w:t>Timing</w:t>
       </w:r>
       <w:r>
@@ -3988,15 +4037,15 @@
     <w:lsdException w:name="Unresolved Mention" w:semiHidden="1" w:unhideWhenUsed="1"/>
     <w:lsdException w:name="Smart Link" w:semiHidden="1" w:unhideWhenUsed="1"/>
   </w:latentStyles>
-  <w:style w:type="paragraph" w:default="1" w:styleId="Normal">
+  <w:style w:type="paragraph" w:default="1" w:styleId="a">
     <w:name w:val="Normal"/>
     <w:qFormat/>
   </w:style>
-  <w:style w:type="paragraph" w:styleId="Heading1">
+  <w:style w:type="paragraph" w:styleId="1">
     <w:name w:val="heading 1"/>
-    <w:basedOn w:val="Normal"/>
-    <w:next w:val="Normal"/>
-    <w:link w:val="Heading1Char"/>
+    <w:basedOn w:val="a"/>
+    <w:next w:val="a"/>
+    <w:link w:val="10"/>
     <w:uiPriority w:val="9"/>
     <w:qFormat/>
     <w:rsid w:val="00050986"/>
@@ -4013,11 +4062,11 @@
       <w:szCs w:val="40"/>
     </w:rPr>
   </w:style>
-  <w:style w:type="paragraph" w:styleId="Heading2">
+  <w:style w:type="paragraph" w:styleId="2">
     <w:name w:val="heading 2"/>
-    <w:basedOn w:val="Normal"/>
-    <w:next w:val="Normal"/>
-    <w:link w:val="Heading2Char"/>
+    <w:basedOn w:val="a"/>
+    <w:next w:val="a"/>
+    <w:link w:val="20"/>
     <w:uiPriority w:val="9"/>
     <w:semiHidden/>
     <w:unhideWhenUsed/>
@@ -4036,11 +4085,11 @@
       <w:szCs w:val="32"/>
     </w:rPr>
   </w:style>
-  <w:style w:type="paragraph" w:styleId="Heading3">
+  <w:style w:type="paragraph" w:styleId="3">
     <w:name w:val="heading 3"/>
-    <w:basedOn w:val="Normal"/>
-    <w:next w:val="Normal"/>
-    <w:link w:val="Heading3Char"/>
+    <w:basedOn w:val="a"/>
+    <w:next w:val="a"/>
+    <w:link w:val="30"/>
     <w:uiPriority w:val="9"/>
     <w:semiHidden/>
     <w:unhideWhenUsed/>
@@ -4059,11 +4108,11 @@
       <w:szCs w:val="28"/>
     </w:rPr>
   </w:style>
-  <w:style w:type="paragraph" w:styleId="Heading4">
+  <w:style w:type="paragraph" w:styleId="4">
     <w:name w:val="heading 4"/>
-    <w:basedOn w:val="Normal"/>
-    <w:next w:val="Normal"/>
-    <w:link w:val="Heading4Char"/>
+    <w:basedOn w:val="a"/>
+    <w:next w:val="a"/>
+    <w:link w:val="40"/>
     <w:uiPriority w:val="9"/>
     <w:semiHidden/>
     <w:unhideWhenUsed/>
@@ -4082,11 +4131,11 @@
       <w:color w:val="0F4761" w:themeColor="accent1" w:themeShade="BF"/>
     </w:rPr>
   </w:style>
-  <w:style w:type="paragraph" w:styleId="Heading5">
+  <w:style w:type="paragraph" w:styleId="5">
     <w:name w:val="heading 5"/>
-    <w:basedOn w:val="Normal"/>
-    <w:next w:val="Normal"/>
-    <w:link w:val="Heading5Char"/>
+    <w:basedOn w:val="a"/>
+    <w:next w:val="a"/>
+    <w:link w:val="50"/>
     <w:uiPriority w:val="9"/>
     <w:semiHidden/>
     <w:unhideWhenUsed/>
@@ -4103,11 +4152,11 @@
       <w:color w:val="0F4761" w:themeColor="accent1" w:themeShade="BF"/>
     </w:rPr>
   </w:style>
-  <w:style w:type="paragraph" w:styleId="Heading6">
+  <w:style w:type="paragraph" w:styleId="6">
     <w:name w:val="heading 6"/>
-    <w:basedOn w:val="Normal"/>
-    <w:next w:val="Normal"/>
-    <w:link w:val="Heading6Char"/>
+    <w:basedOn w:val="a"/>
+    <w:next w:val="a"/>
+    <w:link w:val="60"/>
     <w:uiPriority w:val="9"/>
     <w:semiHidden/>
     <w:unhideWhenUsed/>
@@ -4126,11 +4175,11 @@
       <w:color w:val="595959" w:themeColor="text1" w:themeTint="A6"/>
     </w:rPr>
   </w:style>
-  <w:style w:type="paragraph" w:styleId="Heading7">
+  <w:style w:type="paragraph" w:styleId="7">
     <w:name w:val="heading 7"/>
-    <w:basedOn w:val="Normal"/>
-    <w:next w:val="Normal"/>
-    <w:link w:val="Heading7Char"/>
+    <w:basedOn w:val="a"/>
+    <w:next w:val="a"/>
+    <w:link w:val="70"/>
     <w:uiPriority w:val="9"/>
     <w:semiHidden/>
     <w:unhideWhenUsed/>
@@ -4147,11 +4196,11 @@
       <w:color w:val="595959" w:themeColor="text1" w:themeTint="A6"/>
     </w:rPr>
   </w:style>
-  <w:style w:type="paragraph" w:styleId="Heading8">
+  <w:style w:type="paragraph" w:styleId="8">
     <w:name w:val="heading 8"/>
-    <w:basedOn w:val="Normal"/>
-    <w:next w:val="Normal"/>
-    <w:link w:val="Heading8Char"/>
+    <w:basedOn w:val="a"/>
+    <w:next w:val="a"/>
+    <w:link w:val="80"/>
     <w:uiPriority w:val="9"/>
     <w:semiHidden/>
     <w:unhideWhenUsed/>
@@ -4170,11 +4219,11 @@
       <w:color w:val="272727" w:themeColor="text1" w:themeTint="D8"/>
     </w:rPr>
   </w:style>
-  <w:style w:type="paragraph" w:styleId="Heading9">
+  <w:style w:type="paragraph" w:styleId="9">
     <w:name w:val="heading 9"/>
-    <w:basedOn w:val="Normal"/>
-    <w:next w:val="Normal"/>
-    <w:link w:val="Heading9Char"/>
+    <w:basedOn w:val="a"/>
+    <w:next w:val="a"/>
+    <w:link w:val="90"/>
     <w:uiPriority w:val="9"/>
     <w:semiHidden/>
     <w:unhideWhenUsed/>
@@ -4191,13 +4240,13 @@
       <w:color w:val="272727" w:themeColor="text1" w:themeTint="D8"/>
     </w:rPr>
   </w:style>
-  <w:style w:type="character" w:default="1" w:styleId="DefaultParagraphFont">
+  <w:style w:type="character" w:default="1" w:styleId="a0">
     <w:name w:val="Default Paragraph Font"/>
     <w:uiPriority w:val="1"/>
     <w:semiHidden/>
     <w:unhideWhenUsed/>
   </w:style>
-  <w:style w:type="table" w:default="1" w:styleId="TableNormal">
+  <w:style w:type="table" w:default="1" w:styleId="a1">
     <w:name w:val="Normal Table"/>
     <w:uiPriority w:val="99"/>
     <w:semiHidden/>
@@ -4212,16 +4261,16 @@
       </w:tblCellMar>
     </w:tblPr>
   </w:style>
-  <w:style w:type="numbering" w:default="1" w:styleId="NoList">
+  <w:style w:type="numbering" w:default="1" w:styleId="a2">
     <w:name w:val="No List"/>
     <w:uiPriority w:val="99"/>
     <w:semiHidden/>
     <w:unhideWhenUsed/>
   </w:style>
-  <w:style w:type="character" w:customStyle="1" w:styleId="Heading1Char">
-    <w:name w:val="Heading 1 Char"/>
-    <w:basedOn w:val="DefaultParagraphFont"/>
-    <w:link w:val="Heading1"/>
+  <w:style w:type="character" w:customStyle="1" w:styleId="10">
+    <w:name w:val="Заголовок 1 Знак"/>
+    <w:basedOn w:val="a0"/>
+    <w:link w:val="1"/>
     <w:uiPriority w:val="9"/>
     <w:rsid w:val="00050986"/>
     <w:rPr>
@@ -4231,10 +4280,10 @@
       <w:szCs w:val="40"/>
     </w:rPr>
   </w:style>
-  <w:style w:type="character" w:customStyle="1" w:styleId="Heading2Char">
-    <w:name w:val="Heading 2 Char"/>
-    <w:basedOn w:val="DefaultParagraphFont"/>
-    <w:link w:val="Heading2"/>
+  <w:style w:type="character" w:customStyle="1" w:styleId="20">
+    <w:name w:val="Заголовок 2 Знак"/>
+    <w:basedOn w:val="a0"/>
+    <w:link w:val="2"/>
     <w:uiPriority w:val="9"/>
     <w:semiHidden/>
     <w:rsid w:val="00050986"/>
@@ -4245,10 +4294,10 @@
       <w:szCs w:val="32"/>
     </w:rPr>
   </w:style>
-  <w:style w:type="character" w:customStyle="1" w:styleId="Heading3Char">
-    <w:name w:val="Heading 3 Char"/>
-    <w:basedOn w:val="DefaultParagraphFont"/>
-    <w:link w:val="Heading3"/>
+  <w:style w:type="character" w:customStyle="1" w:styleId="30">
+    <w:name w:val="Заголовок 3 Знак"/>
+    <w:basedOn w:val="a0"/>
+    <w:link w:val="3"/>
     <w:uiPriority w:val="9"/>
     <w:semiHidden/>
     <w:rsid w:val="00050986"/>
@@ -4259,10 +4308,10 @@
       <w:szCs w:val="28"/>
     </w:rPr>
   </w:style>
-  <w:style w:type="character" w:customStyle="1" w:styleId="Heading4Char">
-    <w:name w:val="Heading 4 Char"/>
-    <w:basedOn w:val="DefaultParagraphFont"/>
-    <w:link w:val="Heading4"/>
+  <w:style w:type="character" w:customStyle="1" w:styleId="40">
+    <w:name w:val="Заголовок 4 Знак"/>
+    <w:basedOn w:val="a0"/>
+    <w:link w:val="4"/>
     <w:uiPriority w:val="9"/>
     <w:semiHidden/>
     <w:rsid w:val="00050986"/>
@@ -4273,10 +4322,10 @@
       <w:color w:val="0F4761" w:themeColor="accent1" w:themeShade="BF"/>
     </w:rPr>
   </w:style>
-  <w:style w:type="character" w:customStyle="1" w:styleId="Heading5Char">
-    <w:name w:val="Heading 5 Char"/>
-    <w:basedOn w:val="DefaultParagraphFont"/>
-    <w:link w:val="Heading5"/>
+  <w:style w:type="character" w:customStyle="1" w:styleId="50">
+    <w:name w:val="Заголовок 5 Знак"/>
+    <w:basedOn w:val="a0"/>
+    <w:link w:val="5"/>
     <w:uiPriority w:val="9"/>
     <w:semiHidden/>
     <w:rsid w:val="00050986"/>
@@ -4285,10 +4334,10 @@
       <w:color w:val="0F4761" w:themeColor="accent1" w:themeShade="BF"/>
     </w:rPr>
   </w:style>
-  <w:style w:type="character" w:customStyle="1" w:styleId="Heading6Char">
-    <w:name w:val="Heading 6 Char"/>
-    <w:basedOn w:val="DefaultParagraphFont"/>
-    <w:link w:val="Heading6"/>
+  <w:style w:type="character" w:customStyle="1" w:styleId="60">
+    <w:name w:val="Заголовок 6 Знак"/>
+    <w:basedOn w:val="a0"/>
+    <w:link w:val="6"/>
     <w:uiPriority w:val="9"/>
     <w:semiHidden/>
     <w:rsid w:val="00050986"/>
@@ -4299,10 +4348,10 @@
       <w:color w:val="595959" w:themeColor="text1" w:themeTint="A6"/>
     </w:rPr>
   </w:style>
-  <w:style w:type="character" w:customStyle="1" w:styleId="Heading7Char">
-    <w:name w:val="Heading 7 Char"/>
-    <w:basedOn w:val="DefaultParagraphFont"/>
-    <w:link w:val="Heading7"/>
+  <w:style w:type="character" w:customStyle="1" w:styleId="70">
+    <w:name w:val="Заголовок 7 Знак"/>
+    <w:basedOn w:val="a0"/>
+    <w:link w:val="7"/>
     <w:uiPriority w:val="9"/>
     <w:semiHidden/>
     <w:rsid w:val="00050986"/>
@@ -4311,10 +4360,10 @@
       <w:color w:val="595959" w:themeColor="text1" w:themeTint="A6"/>
     </w:rPr>
   </w:style>
-  <w:style w:type="character" w:customStyle="1" w:styleId="Heading8Char">
-    <w:name w:val="Heading 8 Char"/>
-    <w:basedOn w:val="DefaultParagraphFont"/>
-    <w:link w:val="Heading8"/>
+  <w:style w:type="character" w:customStyle="1" w:styleId="80">
+    <w:name w:val="Заголовок 8 Знак"/>
+    <w:basedOn w:val="a0"/>
+    <w:link w:val="8"/>
     <w:uiPriority w:val="9"/>
     <w:semiHidden/>
     <w:rsid w:val="00050986"/>
@@ -4325,10 +4374,10 @@
       <w:color w:val="272727" w:themeColor="text1" w:themeTint="D8"/>
     </w:rPr>
   </w:style>
-  <w:style w:type="character" w:customStyle="1" w:styleId="Heading9Char">
-    <w:name w:val="Heading 9 Char"/>
-    <w:basedOn w:val="DefaultParagraphFont"/>
-    <w:link w:val="Heading9"/>
+  <w:style w:type="character" w:customStyle="1" w:styleId="90">
+    <w:name w:val="Заголовок 9 Знак"/>
+    <w:basedOn w:val="a0"/>
+    <w:link w:val="9"/>
     <w:uiPriority w:val="9"/>
     <w:semiHidden/>
     <w:rsid w:val="00050986"/>
@@ -4337,11 +4386,11 @@
       <w:color w:val="272727" w:themeColor="text1" w:themeTint="D8"/>
     </w:rPr>
   </w:style>
-  <w:style w:type="paragraph" w:styleId="Title">
+  <w:style w:type="paragraph" w:styleId="a3">
     <w:name w:val="Title"/>
-    <w:basedOn w:val="Normal"/>
-    <w:next w:val="Normal"/>
-    <w:link w:val="TitleChar"/>
+    <w:basedOn w:val="a"/>
+    <w:next w:val="a"/>
+    <w:link w:val="a4"/>
     <w:uiPriority w:val="10"/>
     <w:qFormat/>
     <w:rsid w:val="00050986"/>
@@ -4357,10 +4406,10 @@
       <w:szCs w:val="56"/>
     </w:rPr>
   </w:style>
-  <w:style w:type="character" w:customStyle="1" w:styleId="TitleChar">
-    <w:name w:val="Title Char"/>
-    <w:basedOn w:val="DefaultParagraphFont"/>
-    <w:link w:val="Title"/>
+  <w:style w:type="character" w:customStyle="1" w:styleId="a4">
+    <w:name w:val="Заголовок Знак"/>
+    <w:basedOn w:val="a0"/>
+    <w:link w:val="a3"/>
     <w:uiPriority w:val="10"/>
     <w:rsid w:val="00050986"/>
     <w:rPr>
@@ -4371,11 +4420,11 @@
       <w:szCs w:val="56"/>
     </w:rPr>
   </w:style>
-  <w:style w:type="paragraph" w:styleId="Subtitle">
+  <w:style w:type="paragraph" w:styleId="a5">
     <w:name w:val="Subtitle"/>
-    <w:basedOn w:val="Normal"/>
-    <w:next w:val="Normal"/>
-    <w:link w:val="SubtitleChar"/>
+    <w:basedOn w:val="a"/>
+    <w:next w:val="a"/>
+    <w:link w:val="a6"/>
     <w:uiPriority w:val="11"/>
     <w:qFormat/>
     <w:rsid w:val="00050986"/>
@@ -4392,10 +4441,10 @@
       <w:szCs w:val="28"/>
     </w:rPr>
   </w:style>
-  <w:style w:type="character" w:customStyle="1" w:styleId="SubtitleChar">
-    <w:name w:val="Subtitle Char"/>
-    <w:basedOn w:val="DefaultParagraphFont"/>
-    <w:link w:val="Subtitle"/>
+  <w:style w:type="character" w:customStyle="1" w:styleId="a6">
+    <w:name w:val="Подзаголовок Знак"/>
+    <w:basedOn w:val="a0"/>
+    <w:link w:val="a5"/>
     <w:uiPriority w:val="11"/>
     <w:rsid w:val="00050986"/>
     <w:rPr>
@@ -4406,11 +4455,11 @@
       <w:szCs w:val="28"/>
     </w:rPr>
   </w:style>
-  <w:style w:type="paragraph" w:styleId="Quote">
+  <w:style w:type="paragraph" w:styleId="21">
     <w:name w:val="Quote"/>
-    <w:basedOn w:val="Normal"/>
-    <w:next w:val="Normal"/>
-    <w:link w:val="QuoteChar"/>
+    <w:basedOn w:val="a"/>
+    <w:next w:val="a"/>
+    <w:link w:val="22"/>
     <w:uiPriority w:val="29"/>
     <w:qFormat/>
     <w:rsid w:val="00050986"/>
@@ -4424,10 +4473,10 @@
       <w:color w:val="404040" w:themeColor="text1" w:themeTint="BF"/>
     </w:rPr>
   </w:style>
-  <w:style w:type="character" w:customStyle="1" w:styleId="QuoteChar">
-    <w:name w:val="Quote Char"/>
-    <w:basedOn w:val="DefaultParagraphFont"/>
-    <w:link w:val="Quote"/>
+  <w:style w:type="character" w:customStyle="1" w:styleId="22">
+    <w:name w:val="Цитата 2 Знак"/>
+    <w:basedOn w:val="a0"/>
+    <w:link w:val="21"/>
     <w:uiPriority w:val="29"/>
     <w:rsid w:val="00050986"/>
     <w:rPr>
@@ -4436,9 +4485,9 @@
       <w:color w:val="404040" w:themeColor="text1" w:themeTint="BF"/>
     </w:rPr>
   </w:style>
-  <w:style w:type="paragraph" w:styleId="ListParagraph">
+  <w:style w:type="paragraph" w:styleId="a7">
     <w:name w:val="List Paragraph"/>
-    <w:basedOn w:val="Normal"/>
+    <w:basedOn w:val="a"/>
     <w:uiPriority w:val="34"/>
     <w:qFormat/>
     <w:rsid w:val="00050986"/>
@@ -4447,9 +4496,9 @@
       <w:contextualSpacing/>
     </w:pPr>
   </w:style>
-  <w:style w:type="character" w:styleId="IntenseEmphasis">
+  <w:style w:type="character" w:styleId="a8">
     <w:name w:val="Intense Emphasis"/>
-    <w:basedOn w:val="DefaultParagraphFont"/>
+    <w:basedOn w:val="a0"/>
     <w:uiPriority w:val="21"/>
     <w:qFormat/>
     <w:rsid w:val="00050986"/>
@@ -4459,11 +4508,11 @@
       <w:color w:val="0F4761" w:themeColor="accent1" w:themeShade="BF"/>
     </w:rPr>
   </w:style>
-  <w:style w:type="paragraph" w:styleId="IntenseQuote">
+  <w:style w:type="paragraph" w:styleId="a9">
     <w:name w:val="Intense Quote"/>
-    <w:basedOn w:val="Normal"/>
-    <w:next w:val="Normal"/>
-    <w:link w:val="IntenseQuoteChar"/>
+    <w:basedOn w:val="a"/>
+    <w:next w:val="a"/>
+    <w:link w:val="aa"/>
     <w:uiPriority w:val="30"/>
     <w:qFormat/>
     <w:rsid w:val="00050986"/>
@@ -4482,10 +4531,10 @@
       <w:color w:val="0F4761" w:themeColor="accent1" w:themeShade="BF"/>
     </w:rPr>
   </w:style>
-  <w:style w:type="character" w:customStyle="1" w:styleId="IntenseQuoteChar">
-    <w:name w:val="Intense Quote Char"/>
-    <w:basedOn w:val="DefaultParagraphFont"/>
-    <w:link w:val="IntenseQuote"/>
+  <w:style w:type="character" w:customStyle="1" w:styleId="aa">
+    <w:name w:val="Выделенная цитата Знак"/>
+    <w:basedOn w:val="a0"/>
+    <w:link w:val="a9"/>
     <w:uiPriority w:val="30"/>
     <w:rsid w:val="00050986"/>
     <w:rPr>
@@ -4494,9 +4543,9 @@
       <w:color w:val="0F4761" w:themeColor="accent1" w:themeShade="BF"/>
     </w:rPr>
   </w:style>
-  <w:style w:type="character" w:styleId="IntenseReference">
+  <w:style w:type="character" w:styleId="ab">
     <w:name w:val="Intense Reference"/>
-    <w:basedOn w:val="DefaultParagraphFont"/>
+    <w:basedOn w:val="a0"/>
     <w:uiPriority w:val="32"/>
     <w:qFormat/>
     <w:rsid w:val="00050986"/>

--- a/media/Научная работа/Статья.docx
+++ b/media/Научная работа/Статья.docx
@@ -66,7 +66,7 @@
           <w:szCs w:val="28"/>
           <w:lang w:val="ru-RU"/>
         </w:rPr>
-        <w:t>1. Введение</w:t>
+        <w:t>Аннотация</w:t>
       </w:r>
     </w:p>
     <w:p>
@@ -88,7 +88,41 @@
           <w:szCs w:val="28"/>
           <w:lang w:val="ru-RU"/>
         </w:rPr>
-        <w:t>Актуальность разработки над</w:t>
+        <w:t>В работе рассматривается проблема отсутствия эффективных систем навигации в закрытых пространствах, где сигналы глобальных спутниковых систем (</w:t>
+      </w:r>
+      <w:r>
+        <w:rPr>
+          <w:rFonts w:ascii="Times New Roman" w:hAnsi="Times New Roman" w:cs="Times New Roman"/>
+          <w:sz w:val="28"/>
+          <w:szCs w:val="28"/>
+        </w:rPr>
+        <w:t>GPS</w:t>
+      </w:r>
+      <w:r>
+        <w:rPr>
+          <w:rFonts w:ascii="Times New Roman" w:hAnsi="Times New Roman" w:cs="Times New Roman"/>
+          <w:sz w:val="28"/>
+          <w:szCs w:val="28"/>
+          <w:lang w:val="ru-RU"/>
+        </w:rPr>
+        <w:t xml:space="preserve">, ГЛОНАСС) недоступны. Предлагается концепция системы позиционирования, основанной на использовании сети стационарных </w:t>
+      </w:r>
+      <w:r>
+        <w:rPr>
+          <w:rFonts w:ascii="Times New Roman" w:hAnsi="Times New Roman" w:cs="Times New Roman"/>
+          <w:sz w:val="28"/>
+          <w:szCs w:val="28"/>
+        </w:rPr>
+        <w:t>WiFi</w:t>
+      </w:r>
+      <w:r>
+        <w:rPr>
+          <w:rFonts w:ascii="Times New Roman" w:hAnsi="Times New Roman" w:cs="Times New Roman"/>
+          <w:sz w:val="28"/>
+          <w:szCs w:val="28"/>
+          <w:lang w:val="ru-RU"/>
+        </w:rPr>
+        <w:t>-маяков (якорей) и алгоритмов трилатерации для определения местоположения мобильных объектов в реальном времени. Описывается архитектура системы, методика расч</w:t>
       </w:r>
       <w:r>
         <w:rPr>
@@ -106,75 +140,42 @@
           <w:szCs w:val="28"/>
           <w:lang w:val="ru-RU"/>
         </w:rPr>
-        <w:t>жных систем позиционирования внутри помещений (</w:t>
-      </w:r>
-      <w:r>
-        <w:rPr>
-          <w:rFonts w:ascii="Times New Roman" w:hAnsi="Times New Roman" w:cs="Times New Roman"/>
-          <w:sz w:val="28"/>
-          <w:szCs w:val="28"/>
-        </w:rPr>
-        <w:t>Indoor</w:t>
-      </w:r>
-      <w:r>
-        <w:rPr>
-          <w:rFonts w:ascii="Times New Roman" w:hAnsi="Times New Roman" w:cs="Times New Roman"/>
-          <w:sz w:val="28"/>
-          <w:szCs w:val="28"/>
-          <w:lang w:val="ru-RU"/>
-        </w:rPr>
-        <w:t xml:space="preserve"> </w:t>
-      </w:r>
-      <w:r>
-        <w:rPr>
-          <w:rFonts w:ascii="Times New Roman" w:hAnsi="Times New Roman" w:cs="Times New Roman"/>
-          <w:sz w:val="28"/>
-          <w:szCs w:val="28"/>
-        </w:rPr>
-        <w:t>Positioning</w:t>
-      </w:r>
-      <w:r>
-        <w:rPr>
-          <w:rFonts w:ascii="Times New Roman" w:hAnsi="Times New Roman" w:cs="Times New Roman"/>
-          <w:sz w:val="28"/>
-          <w:szCs w:val="28"/>
-          <w:lang w:val="ru-RU"/>
-        </w:rPr>
-        <w:t xml:space="preserve"> </w:t>
-      </w:r>
-      <w:r>
-        <w:rPr>
-          <w:rFonts w:ascii="Times New Roman" w:hAnsi="Times New Roman" w:cs="Times New Roman"/>
-          <w:sz w:val="28"/>
-          <w:szCs w:val="28"/>
-        </w:rPr>
-        <w:t>Systems</w:t>
-      </w:r>
-      <w:r>
-        <w:rPr>
-          <w:rFonts w:ascii="Times New Roman" w:hAnsi="Times New Roman" w:cs="Times New Roman"/>
-          <w:sz w:val="28"/>
-          <w:szCs w:val="28"/>
-          <w:lang w:val="ru-RU"/>
-        </w:rPr>
-        <w:t xml:space="preserve">, </w:t>
-      </w:r>
-      <w:r>
-        <w:rPr>
-          <w:rFonts w:ascii="Times New Roman" w:hAnsi="Times New Roman" w:cs="Times New Roman"/>
-          <w:sz w:val="28"/>
-          <w:szCs w:val="28"/>
-        </w:rPr>
-        <w:t>IPS</w:t>
-      </w:r>
-      <w:r>
-        <w:rPr>
-          <w:rFonts w:ascii="Times New Roman" w:hAnsi="Times New Roman" w:cs="Times New Roman"/>
-          <w:sz w:val="28"/>
-          <w:szCs w:val="28"/>
-          <w:lang w:val="ru-RU"/>
-        </w:rPr>
-        <w:t>) непрерывно возрастает. Это обусловлено потребностями таких областей, как логистика и управление складскими запасами, робототехника (автономная навигация сервисных роботов в зданиях), «умные» производства (мониторинг персонала и активов) и системы безопасности. Традиционные спутниковые технологии в этих сценариях неприменимы из-за экранирования сигнала стенами и перекрытиями.</w:t>
+        <w:t>та позиции и перспективы повышения точности, в том числе за сч</w:t>
+      </w:r>
+      <w:r>
+        <w:rPr>
+          <w:rFonts w:ascii="Times New Roman" w:hAnsi="Times New Roman" w:cs="Times New Roman"/>
+          <w:sz w:val="28"/>
+          <w:szCs w:val="28"/>
+          <w:lang w:val="ru-RU"/>
+        </w:rPr>
+        <w:t>ё</w:t>
+      </w:r>
+      <w:r>
+        <w:rPr>
+          <w:rFonts w:ascii="Times New Roman" w:hAnsi="Times New Roman" w:cs="Times New Roman"/>
+          <w:sz w:val="28"/>
+          <w:szCs w:val="28"/>
+          <w:lang w:val="ru-RU"/>
+        </w:rPr>
+        <w:t xml:space="preserve">т гибридизации с технологией </w:t>
+      </w:r>
+      <w:r>
+        <w:rPr>
+          <w:rFonts w:ascii="Times New Roman" w:hAnsi="Times New Roman" w:cs="Times New Roman"/>
+          <w:sz w:val="28"/>
+          <w:szCs w:val="28"/>
+        </w:rPr>
+        <w:t>Bluetooth</w:t>
+      </w:r>
+      <w:r>
+        <w:rPr>
+          <w:rFonts w:ascii="Times New Roman" w:hAnsi="Times New Roman" w:cs="Times New Roman"/>
+          <w:sz w:val="28"/>
+          <w:szCs w:val="28"/>
+          <w:lang w:val="ru-RU"/>
+        </w:rPr>
+        <w:t>.</w:t>
       </w:r>
     </w:p>
     <w:p>
@@ -189,101 +190,6 @@
           <w:lang w:val="ru-RU"/>
         </w:rPr>
       </w:pPr>
-      <w:r>
-        <w:rPr>
-          <w:rFonts w:ascii="Times New Roman" w:hAnsi="Times New Roman" w:cs="Times New Roman"/>
-          <w:sz w:val="28"/>
-          <w:szCs w:val="28"/>
-          <w:lang w:val="ru-RU"/>
-        </w:rPr>
-        <w:t>Целью данной работы</w:t>
-      </w:r>
-      <w:r>
-        <w:rPr>
-          <w:rFonts w:ascii="Times New Roman" w:hAnsi="Times New Roman" w:cs="Times New Roman"/>
-          <w:sz w:val="28"/>
-          <w:szCs w:val="28"/>
-        </w:rPr>
-        <w:t> </w:t>
-      </w:r>
-      <w:r>
-        <w:rPr>
-          <w:rFonts w:ascii="Times New Roman" w:hAnsi="Times New Roman" w:cs="Times New Roman"/>
-          <w:sz w:val="28"/>
-          <w:szCs w:val="28"/>
-          <w:lang w:val="ru-RU"/>
-        </w:rPr>
-        <w:t xml:space="preserve">является теоретическое обоснование и разработка архитектуры системы </w:t>
-      </w:r>
-      <w:r>
-        <w:rPr>
-          <w:rFonts w:ascii="Times New Roman" w:hAnsi="Times New Roman" w:cs="Times New Roman"/>
-          <w:sz w:val="28"/>
-          <w:szCs w:val="28"/>
-        </w:rPr>
-        <w:t>IPS</w:t>
-      </w:r>
-      <w:r>
-        <w:rPr>
-          <w:rFonts w:ascii="Times New Roman" w:hAnsi="Times New Roman" w:cs="Times New Roman"/>
-          <w:sz w:val="28"/>
-          <w:szCs w:val="28"/>
-          <w:lang w:val="ru-RU"/>
-        </w:rPr>
-        <w:t xml:space="preserve">, использующей широко распространенную </w:t>
-      </w:r>
-      <w:r>
-        <w:rPr>
-          <w:rFonts w:ascii="Times New Roman" w:hAnsi="Times New Roman" w:cs="Times New Roman"/>
-          <w:sz w:val="28"/>
-          <w:szCs w:val="28"/>
-        </w:rPr>
-        <w:t>Wi</w:t>
-      </w:r>
-      <w:r>
-        <w:rPr>
-          <w:rFonts w:ascii="Times New Roman" w:hAnsi="Times New Roman" w:cs="Times New Roman"/>
-          <w:sz w:val="28"/>
-          <w:szCs w:val="28"/>
-          <w:lang w:val="ru-RU"/>
-        </w:rPr>
-        <w:t>-</w:t>
-      </w:r>
-      <w:r>
-        <w:rPr>
-          <w:rFonts w:ascii="Times New Roman" w:hAnsi="Times New Roman" w:cs="Times New Roman"/>
-          <w:sz w:val="28"/>
-          <w:szCs w:val="28"/>
-        </w:rPr>
-        <w:t>Fi</w:t>
-      </w:r>
-      <w:r>
-        <w:rPr>
-          <w:rFonts w:ascii="Times New Roman" w:hAnsi="Times New Roman" w:cs="Times New Roman"/>
-          <w:sz w:val="28"/>
-          <w:szCs w:val="28"/>
-          <w:lang w:val="ru-RU"/>
-        </w:rPr>
-        <w:t xml:space="preserve"> инфраструктуру для обеспечения точного и непрерывного позиционирования в реальном времени. Основная задача</w:t>
-      </w:r>
-      <w:r>
-        <w:rPr>
-          <w:rFonts w:ascii="Times New Roman" w:hAnsi="Times New Roman" w:cs="Times New Roman"/>
-          <w:sz w:val="28"/>
-          <w:szCs w:val="28"/>
-          <w:lang w:val="ru-RU"/>
-        </w:rPr>
-        <w:t> —</w:t>
-      </w:r>
-      <w:r>
-        <w:rPr>
-          <w:rFonts w:ascii="Times New Roman" w:hAnsi="Times New Roman" w:cs="Times New Roman"/>
-          <w:sz w:val="28"/>
-          <w:szCs w:val="28"/>
-          <w:lang w:val="ru-RU"/>
-        </w:rPr>
-        <w:t xml:space="preserve"> создать решение, балансирующее между точностью, стоимостью внедрения и масштабируемостью.</w:t>
-      </w:r>
     </w:p>
     <w:p>
       <w:pPr>
@@ -292,11 +198,24 @@
         <w:jc w:val="both"/>
         <w:rPr>
           <w:rFonts w:ascii="Times New Roman" w:hAnsi="Times New Roman" w:cs="Times New Roman"/>
-          <w:sz w:val="28"/>
-          <w:szCs w:val="28"/>
-          <w:lang w:val="ru-RU"/>
-        </w:rPr>
-      </w:pPr>
+          <w:b/>
+          <w:bCs/>
+          <w:sz w:val="28"/>
+          <w:szCs w:val="28"/>
+          <w:lang w:val="ru-RU"/>
+        </w:rPr>
+      </w:pPr>
+      <w:r>
+        <w:rPr>
+          <w:rFonts w:ascii="Times New Roman" w:hAnsi="Times New Roman" w:cs="Times New Roman"/>
+          <w:b/>
+          <w:bCs/>
+          <w:sz w:val="28"/>
+          <w:szCs w:val="28"/>
+          <w:lang w:val="ru-RU"/>
+        </w:rPr>
+        <w:t>1. Введение</w:t>
+      </w:r>
     </w:p>
     <w:p>
       <w:pPr>
@@ -305,23 +224,105 @@
         <w:jc w:val="both"/>
         <w:rPr>
           <w:rFonts w:ascii="Times New Roman" w:hAnsi="Times New Roman" w:cs="Times New Roman"/>
-          <w:b/>
-          <w:bCs/>
-          <w:sz w:val="28"/>
-          <w:szCs w:val="28"/>
-          <w:lang w:val="ru-RU"/>
-        </w:rPr>
-      </w:pPr>
-      <w:r>
-        <w:rPr>
-          <w:rFonts w:ascii="Times New Roman" w:hAnsi="Times New Roman" w:cs="Times New Roman"/>
-          <w:b/>
-          <w:bCs/>
-          <w:sz w:val="28"/>
-          <w:szCs w:val="28"/>
-          <w:lang w:val="ru-RU"/>
-        </w:rPr>
-        <w:t>2. Методика и архитектура предлагаемого решения</w:t>
+          <w:sz w:val="28"/>
+          <w:szCs w:val="28"/>
+          <w:lang w:val="ru-RU"/>
+        </w:rPr>
+      </w:pPr>
+      <w:r>
+        <w:rPr>
+          <w:rFonts w:ascii="Times New Roman" w:hAnsi="Times New Roman" w:cs="Times New Roman"/>
+          <w:sz w:val="28"/>
+          <w:szCs w:val="28"/>
+          <w:lang w:val="ru-RU"/>
+        </w:rPr>
+        <w:t>Актуальность разработки над</w:t>
+      </w:r>
+      <w:r>
+        <w:rPr>
+          <w:rFonts w:ascii="Times New Roman" w:hAnsi="Times New Roman" w:cs="Times New Roman"/>
+          <w:sz w:val="28"/>
+          <w:szCs w:val="28"/>
+          <w:lang w:val="ru-RU"/>
+        </w:rPr>
+        <w:t>ё</w:t>
+      </w:r>
+      <w:r>
+        <w:rPr>
+          <w:rFonts w:ascii="Times New Roman" w:hAnsi="Times New Roman" w:cs="Times New Roman"/>
+          <w:sz w:val="28"/>
+          <w:szCs w:val="28"/>
+          <w:lang w:val="ru-RU"/>
+        </w:rPr>
+        <w:t>жных систем позиционирования внутри помещений (</w:t>
+      </w:r>
+      <w:r>
+        <w:rPr>
+          <w:rFonts w:ascii="Times New Roman" w:hAnsi="Times New Roman" w:cs="Times New Roman"/>
+          <w:sz w:val="28"/>
+          <w:szCs w:val="28"/>
+        </w:rPr>
+        <w:t>Indoor</w:t>
+      </w:r>
+      <w:r>
+        <w:rPr>
+          <w:rFonts w:ascii="Times New Roman" w:hAnsi="Times New Roman" w:cs="Times New Roman"/>
+          <w:sz w:val="28"/>
+          <w:szCs w:val="28"/>
+          <w:lang w:val="ru-RU"/>
+        </w:rPr>
+        <w:t xml:space="preserve"> </w:t>
+      </w:r>
+      <w:r>
+        <w:rPr>
+          <w:rFonts w:ascii="Times New Roman" w:hAnsi="Times New Roman" w:cs="Times New Roman"/>
+          <w:sz w:val="28"/>
+          <w:szCs w:val="28"/>
+        </w:rPr>
+        <w:t>Positioning</w:t>
+      </w:r>
+      <w:r>
+        <w:rPr>
+          <w:rFonts w:ascii="Times New Roman" w:hAnsi="Times New Roman" w:cs="Times New Roman"/>
+          <w:sz w:val="28"/>
+          <w:szCs w:val="28"/>
+          <w:lang w:val="ru-RU"/>
+        </w:rPr>
+        <w:t xml:space="preserve"> </w:t>
+      </w:r>
+      <w:r>
+        <w:rPr>
+          <w:rFonts w:ascii="Times New Roman" w:hAnsi="Times New Roman" w:cs="Times New Roman"/>
+          <w:sz w:val="28"/>
+          <w:szCs w:val="28"/>
+        </w:rPr>
+        <w:t>Systems</w:t>
+      </w:r>
+      <w:r>
+        <w:rPr>
+          <w:rFonts w:ascii="Times New Roman" w:hAnsi="Times New Roman" w:cs="Times New Roman"/>
+          <w:sz w:val="28"/>
+          <w:szCs w:val="28"/>
+          <w:lang w:val="ru-RU"/>
+        </w:rPr>
+        <w:t xml:space="preserve">, </w:t>
+      </w:r>
+      <w:r>
+        <w:rPr>
+          <w:rFonts w:ascii="Times New Roman" w:hAnsi="Times New Roman" w:cs="Times New Roman"/>
+          <w:sz w:val="28"/>
+          <w:szCs w:val="28"/>
+        </w:rPr>
+        <w:t>IPS</w:t>
+      </w:r>
+      <w:r>
+        <w:rPr>
+          <w:rFonts w:ascii="Times New Roman" w:hAnsi="Times New Roman" w:cs="Times New Roman"/>
+          <w:sz w:val="28"/>
+          <w:szCs w:val="28"/>
+          <w:lang w:val="ru-RU"/>
+        </w:rPr>
+        <w:t>) непрерывно возрастает. Это обусловлено потребностями таких областей, как логистика и управление складскими запасами, робототехника (автономная навигация сервисных роботов в зданиях), «умные» производства (мониторинг персонала и активов) и системы безопасности. Традиционные спутниковые технологии в этих сценариях неприменимы из-за экранирования сигнала стенами и перекрытиями.</w:t>
       </w:r>
     </w:p>
     <w:p>
@@ -331,13 +332,106 @@
         <w:jc w:val="both"/>
         <w:rPr>
           <w:rFonts w:ascii="Times New Roman" w:hAnsi="Times New Roman" w:cs="Times New Roman"/>
-          <w:b/>
-          <w:bCs/>
-          <w:sz w:val="28"/>
-          <w:szCs w:val="28"/>
-          <w:lang w:val="ru-RU"/>
-        </w:rPr>
-      </w:pPr>
+          <w:sz w:val="28"/>
+          <w:szCs w:val="28"/>
+          <w:lang w:val="ru-RU"/>
+        </w:rPr>
+      </w:pPr>
+      <w:r>
+        <w:rPr>
+          <w:rFonts w:ascii="Times New Roman" w:hAnsi="Times New Roman" w:cs="Times New Roman"/>
+          <w:sz w:val="28"/>
+          <w:szCs w:val="28"/>
+          <w:lang w:val="ru-RU"/>
+        </w:rPr>
+        <w:t>Целью данной работы</w:t>
+      </w:r>
+      <w:r>
+        <w:rPr>
+          <w:rFonts w:ascii="Times New Roman" w:hAnsi="Times New Roman" w:cs="Times New Roman"/>
+          <w:sz w:val="28"/>
+          <w:szCs w:val="28"/>
+        </w:rPr>
+        <w:t> </w:t>
+      </w:r>
+      <w:r>
+        <w:rPr>
+          <w:rFonts w:ascii="Times New Roman" w:hAnsi="Times New Roman" w:cs="Times New Roman"/>
+          <w:sz w:val="28"/>
+          <w:szCs w:val="28"/>
+          <w:lang w:val="ru-RU"/>
+        </w:rPr>
+        <w:t xml:space="preserve">является теоретическое обоснование и разработка архитектуры системы </w:t>
+      </w:r>
+      <w:r>
+        <w:rPr>
+          <w:rFonts w:ascii="Times New Roman" w:hAnsi="Times New Roman" w:cs="Times New Roman"/>
+          <w:sz w:val="28"/>
+          <w:szCs w:val="28"/>
+        </w:rPr>
+        <w:t>IPS</w:t>
+      </w:r>
+      <w:r>
+        <w:rPr>
+          <w:rFonts w:ascii="Times New Roman" w:hAnsi="Times New Roman" w:cs="Times New Roman"/>
+          <w:sz w:val="28"/>
+          <w:szCs w:val="28"/>
+          <w:lang w:val="ru-RU"/>
+        </w:rPr>
+        <w:t xml:space="preserve">, использующей широко распространенную </w:t>
+      </w:r>
+      <w:r>
+        <w:rPr>
+          <w:rFonts w:ascii="Times New Roman" w:hAnsi="Times New Roman" w:cs="Times New Roman"/>
+          <w:sz w:val="28"/>
+          <w:szCs w:val="28"/>
+        </w:rPr>
+        <w:t>Wi</w:t>
+      </w:r>
+      <w:r>
+        <w:rPr>
+          <w:rFonts w:ascii="Times New Roman" w:hAnsi="Times New Roman" w:cs="Times New Roman"/>
+          <w:sz w:val="28"/>
+          <w:szCs w:val="28"/>
+          <w:lang w:val="ru-RU"/>
+        </w:rPr>
+        <w:t>-</w:t>
+      </w:r>
+      <w:r>
+        <w:rPr>
+          <w:rFonts w:ascii="Times New Roman" w:hAnsi="Times New Roman" w:cs="Times New Roman"/>
+          <w:sz w:val="28"/>
+          <w:szCs w:val="28"/>
+        </w:rPr>
+        <w:t>Fi</w:t>
+      </w:r>
+      <w:r>
+        <w:rPr>
+          <w:rFonts w:ascii="Times New Roman" w:hAnsi="Times New Roman" w:cs="Times New Roman"/>
+          <w:sz w:val="28"/>
+          <w:szCs w:val="28"/>
+          <w:lang w:val="ru-RU"/>
+        </w:rPr>
+        <w:t xml:space="preserve"> инфраструктуру для обеспечения точного и непрерывного позиционирования в реальном времени. Основная задача</w:t>
+      </w:r>
+      <w:r>
+        <w:rPr>
+          <w:rFonts w:ascii="Times New Roman" w:hAnsi="Times New Roman" w:cs="Times New Roman"/>
+          <w:sz w:val="28"/>
+          <w:szCs w:val="28"/>
+          <w:lang w:val="ru-RU"/>
+        </w:rPr>
+        <w:t> —</w:t>
+      </w:r>
+      <w:r>
+        <w:rPr>
+          <w:rFonts w:ascii="Times New Roman" w:hAnsi="Times New Roman" w:cs="Times New Roman"/>
+          <w:sz w:val="28"/>
+          <w:szCs w:val="28"/>
+          <w:lang w:val="ru-RU"/>
+        </w:rPr>
+        <w:t xml:space="preserve"> создать решение, балансирующее между точностью, стоимостью внедрения и масштабируемостью.</w:t>
+      </w:r>
     </w:p>
     <w:p>
       <w:pPr>
@@ -351,17 +445,6 @@
           <w:lang w:val="ru-RU"/>
         </w:rPr>
       </w:pPr>
-      <w:r>
-        <w:rPr>
-          <w:rFonts w:ascii="Times New Roman" w:hAnsi="Times New Roman" w:cs="Times New Roman"/>
-          <w:b/>
-          <w:bCs/>
-          <w:sz w:val="28"/>
-          <w:szCs w:val="28"/>
-          <w:lang w:val="ru-RU"/>
-        </w:rPr>
-        <w:t>2.1. Анализ существующих решений</w:t>
-      </w:r>
     </w:p>
     <w:p>
       <w:pPr>
@@ -370,327 +453,23 @@
         <w:jc w:val="both"/>
         <w:rPr>
           <w:rFonts w:ascii="Times New Roman" w:hAnsi="Times New Roman" w:cs="Times New Roman"/>
-          <w:sz w:val="28"/>
-          <w:szCs w:val="28"/>
-          <w:lang w:val="ru-RU"/>
-        </w:rPr>
-      </w:pPr>
-      <w:r>
-        <w:rPr>
-          <w:rFonts w:ascii="Times New Roman" w:hAnsi="Times New Roman" w:cs="Times New Roman"/>
-          <w:sz w:val="28"/>
-          <w:szCs w:val="28"/>
-          <w:lang w:val="ru-RU"/>
-        </w:rPr>
-        <w:t xml:space="preserve">В настоящее время для </w:t>
-      </w:r>
-      <w:r>
-        <w:rPr>
-          <w:rFonts w:ascii="Times New Roman" w:hAnsi="Times New Roman" w:cs="Times New Roman"/>
-          <w:sz w:val="28"/>
-          <w:szCs w:val="28"/>
-        </w:rPr>
-        <w:t>IPS</w:t>
-      </w:r>
-      <w:r>
-        <w:rPr>
-          <w:rFonts w:ascii="Times New Roman" w:hAnsi="Times New Roman" w:cs="Times New Roman"/>
-          <w:sz w:val="28"/>
-          <w:szCs w:val="28"/>
-          <w:lang w:val="ru-RU"/>
-        </w:rPr>
-        <w:t xml:space="preserve"> используются различные технологии: ультразвук, инфракрасное излучение, </w:t>
-      </w:r>
-      <w:r>
-        <w:rPr>
-          <w:rFonts w:ascii="Times New Roman" w:hAnsi="Times New Roman" w:cs="Times New Roman"/>
-          <w:sz w:val="28"/>
-          <w:szCs w:val="28"/>
-        </w:rPr>
-        <w:t>Bluetooth</w:t>
-      </w:r>
-      <w:r>
-        <w:rPr>
-          <w:rFonts w:ascii="Times New Roman" w:hAnsi="Times New Roman" w:cs="Times New Roman"/>
-          <w:sz w:val="28"/>
-          <w:szCs w:val="28"/>
-          <w:lang w:val="ru-RU"/>
-        </w:rPr>
-        <w:t xml:space="preserve"> </w:t>
-      </w:r>
-      <w:r>
-        <w:rPr>
-          <w:rFonts w:ascii="Times New Roman" w:hAnsi="Times New Roman" w:cs="Times New Roman"/>
-          <w:sz w:val="28"/>
-          <w:szCs w:val="28"/>
-        </w:rPr>
-        <w:t>Low</w:t>
-      </w:r>
-      <w:r>
-        <w:rPr>
-          <w:rFonts w:ascii="Times New Roman" w:hAnsi="Times New Roman" w:cs="Times New Roman"/>
-          <w:sz w:val="28"/>
-          <w:szCs w:val="28"/>
-          <w:lang w:val="ru-RU"/>
-        </w:rPr>
-        <w:t xml:space="preserve"> </w:t>
-      </w:r>
-      <w:r>
-        <w:rPr>
-          <w:rFonts w:ascii="Times New Roman" w:hAnsi="Times New Roman" w:cs="Times New Roman"/>
-          <w:sz w:val="28"/>
-          <w:szCs w:val="28"/>
-        </w:rPr>
-        <w:t>Energy</w:t>
-      </w:r>
-      <w:r>
-        <w:rPr>
-          <w:rFonts w:ascii="Times New Roman" w:hAnsi="Times New Roman" w:cs="Times New Roman"/>
-          <w:sz w:val="28"/>
-          <w:szCs w:val="28"/>
-          <w:lang w:val="ru-RU"/>
-        </w:rPr>
-        <w:t xml:space="preserve"> (</w:t>
-      </w:r>
-      <w:r>
-        <w:rPr>
-          <w:rFonts w:ascii="Times New Roman" w:hAnsi="Times New Roman" w:cs="Times New Roman"/>
-          <w:sz w:val="28"/>
-          <w:szCs w:val="28"/>
-        </w:rPr>
-        <w:t>BLE</w:t>
-      </w:r>
-      <w:r>
-        <w:rPr>
-          <w:rFonts w:ascii="Times New Roman" w:hAnsi="Times New Roman" w:cs="Times New Roman"/>
-          <w:sz w:val="28"/>
-          <w:szCs w:val="28"/>
-          <w:lang w:val="ru-RU"/>
-        </w:rPr>
-        <w:t xml:space="preserve">), </w:t>
-      </w:r>
-      <w:r>
-        <w:rPr>
-          <w:rFonts w:ascii="Times New Roman" w:hAnsi="Times New Roman" w:cs="Times New Roman"/>
-          <w:sz w:val="28"/>
-          <w:szCs w:val="28"/>
-        </w:rPr>
-        <w:t>UWB</w:t>
-      </w:r>
-      <w:r>
-        <w:rPr>
-          <w:rFonts w:ascii="Times New Roman" w:hAnsi="Times New Roman" w:cs="Times New Roman"/>
-          <w:sz w:val="28"/>
-          <w:szCs w:val="28"/>
-          <w:lang w:val="ru-RU"/>
-        </w:rPr>
-        <w:t xml:space="preserve"> (</w:t>
-      </w:r>
-      <w:r>
-        <w:rPr>
-          <w:rFonts w:ascii="Times New Roman" w:hAnsi="Times New Roman" w:cs="Times New Roman"/>
-          <w:sz w:val="28"/>
-          <w:szCs w:val="28"/>
-        </w:rPr>
-        <w:t>Ultra</w:t>
-      </w:r>
-      <w:r>
-        <w:rPr>
-          <w:rFonts w:ascii="Times New Roman" w:hAnsi="Times New Roman" w:cs="Times New Roman"/>
-          <w:sz w:val="28"/>
-          <w:szCs w:val="28"/>
-          <w:lang w:val="ru-RU"/>
-        </w:rPr>
-        <w:t>-</w:t>
-      </w:r>
-      <w:r>
-        <w:rPr>
-          <w:rFonts w:ascii="Times New Roman" w:hAnsi="Times New Roman" w:cs="Times New Roman"/>
-          <w:sz w:val="28"/>
-          <w:szCs w:val="28"/>
-        </w:rPr>
-        <w:t>Wideband</w:t>
-      </w:r>
-      <w:r>
-        <w:rPr>
-          <w:rFonts w:ascii="Times New Roman" w:hAnsi="Times New Roman" w:cs="Times New Roman"/>
-          <w:sz w:val="28"/>
-          <w:szCs w:val="28"/>
-          <w:lang w:val="ru-RU"/>
-        </w:rPr>
-        <w:t xml:space="preserve">) и </w:t>
-      </w:r>
-      <w:r>
-        <w:rPr>
-          <w:rFonts w:ascii="Times New Roman" w:hAnsi="Times New Roman" w:cs="Times New Roman"/>
-          <w:sz w:val="28"/>
-          <w:szCs w:val="28"/>
-        </w:rPr>
-        <w:t>Wi</w:t>
-      </w:r>
-      <w:r>
-        <w:rPr>
-          <w:rFonts w:ascii="Times New Roman" w:hAnsi="Times New Roman" w:cs="Times New Roman"/>
-          <w:sz w:val="28"/>
-          <w:szCs w:val="28"/>
-          <w:lang w:val="ru-RU"/>
-        </w:rPr>
-        <w:t>-</w:t>
-      </w:r>
-      <w:r>
-        <w:rPr>
-          <w:rFonts w:ascii="Times New Roman" w:hAnsi="Times New Roman" w:cs="Times New Roman"/>
-          <w:sz w:val="28"/>
-          <w:szCs w:val="28"/>
-        </w:rPr>
-        <w:t>Fi</w:t>
-      </w:r>
-      <w:r>
-        <w:rPr>
-          <w:rFonts w:ascii="Times New Roman" w:hAnsi="Times New Roman" w:cs="Times New Roman"/>
-          <w:sz w:val="28"/>
-          <w:szCs w:val="28"/>
-          <w:lang w:val="ru-RU"/>
-        </w:rPr>
-        <w:t xml:space="preserve">. Каждая имеет свои компромиссы. </w:t>
-      </w:r>
-      <w:r>
-        <w:rPr>
-          <w:rFonts w:ascii="Times New Roman" w:hAnsi="Times New Roman" w:cs="Times New Roman"/>
-          <w:sz w:val="28"/>
-          <w:szCs w:val="28"/>
-        </w:rPr>
-        <w:t>UWB</w:t>
-      </w:r>
-      <w:r>
-        <w:rPr>
-          <w:rFonts w:ascii="Times New Roman" w:hAnsi="Times New Roman" w:cs="Times New Roman"/>
-          <w:sz w:val="28"/>
-          <w:szCs w:val="28"/>
-          <w:lang w:val="ru-RU"/>
-        </w:rPr>
-        <w:t xml:space="preserve"> обеспечивает сантиметровую точность, но требует дорогостоящего оборудования. </w:t>
-      </w:r>
-      <w:r>
-        <w:rPr>
-          <w:rFonts w:ascii="Times New Roman" w:hAnsi="Times New Roman" w:cs="Times New Roman"/>
-          <w:sz w:val="28"/>
-          <w:szCs w:val="28"/>
-        </w:rPr>
-        <w:t>BLE</w:t>
-      </w:r>
-      <w:r>
-        <w:rPr>
-          <w:rFonts w:ascii="Times New Roman" w:hAnsi="Times New Roman" w:cs="Times New Roman"/>
-          <w:sz w:val="28"/>
-          <w:szCs w:val="28"/>
-          <w:lang w:val="ru-RU"/>
-        </w:rPr>
-        <w:t>-маяки д</w:t>
-      </w:r>
-      <w:r>
-        <w:rPr>
-          <w:rFonts w:ascii="Times New Roman" w:hAnsi="Times New Roman" w:cs="Times New Roman"/>
-          <w:sz w:val="28"/>
-          <w:szCs w:val="28"/>
-          <w:lang w:val="ru-RU"/>
-        </w:rPr>
-        <w:t>ё</w:t>
-      </w:r>
-      <w:r>
-        <w:rPr>
-          <w:rFonts w:ascii="Times New Roman" w:hAnsi="Times New Roman" w:cs="Times New Roman"/>
-          <w:sz w:val="28"/>
-          <w:szCs w:val="28"/>
-          <w:lang w:val="ru-RU"/>
-        </w:rPr>
-        <w:t xml:space="preserve">шевы, но имеют ограниченный радиус действия и требуют развертывания плотной сети. Подход на основе </w:t>
-      </w:r>
-      <w:r>
-        <w:rPr>
-          <w:rFonts w:ascii="Times New Roman" w:hAnsi="Times New Roman" w:cs="Times New Roman"/>
-          <w:sz w:val="28"/>
-          <w:szCs w:val="28"/>
-        </w:rPr>
-        <w:t>Wi</w:t>
-      </w:r>
-      <w:r>
-        <w:rPr>
-          <w:rFonts w:ascii="Times New Roman" w:hAnsi="Times New Roman" w:cs="Times New Roman"/>
-          <w:sz w:val="28"/>
-          <w:szCs w:val="28"/>
-          <w:lang w:val="ru-RU"/>
-        </w:rPr>
-        <w:t>-</w:t>
-      </w:r>
-      <w:r>
-        <w:rPr>
-          <w:rFonts w:ascii="Times New Roman" w:hAnsi="Times New Roman" w:cs="Times New Roman"/>
-          <w:sz w:val="28"/>
-          <w:szCs w:val="28"/>
-        </w:rPr>
-        <w:t>Fi</w:t>
-      </w:r>
-      <w:r>
-        <w:rPr>
-          <w:rFonts w:ascii="Times New Roman" w:hAnsi="Times New Roman" w:cs="Times New Roman"/>
-          <w:sz w:val="28"/>
-          <w:szCs w:val="28"/>
-          <w:lang w:val="ru-RU"/>
-        </w:rPr>
-        <w:t xml:space="preserve"> является компромиссным: он использует существующую или недорогую в разв</w:t>
-      </w:r>
-      <w:r>
-        <w:rPr>
-          <w:rFonts w:ascii="Times New Roman" w:hAnsi="Times New Roman" w:cs="Times New Roman"/>
-          <w:sz w:val="28"/>
-          <w:szCs w:val="28"/>
-          <w:lang w:val="ru-RU"/>
-        </w:rPr>
-        <w:t>ё</w:t>
-      </w:r>
-      <w:r>
-        <w:rPr>
-          <w:rFonts w:ascii="Times New Roman" w:hAnsi="Times New Roman" w:cs="Times New Roman"/>
-          <w:sz w:val="28"/>
-          <w:szCs w:val="28"/>
-          <w:lang w:val="ru-RU"/>
-        </w:rPr>
-        <w:t xml:space="preserve">ртывании инфраструктуру, а в качестве приемников могут выступать обычные смартфоны или </w:t>
-      </w:r>
-      <w:r>
-        <w:rPr>
-          <w:rFonts w:ascii="Times New Roman" w:hAnsi="Times New Roman" w:cs="Times New Roman"/>
-          <w:sz w:val="28"/>
-          <w:szCs w:val="28"/>
-        </w:rPr>
-        <w:t>Wi</w:t>
-      </w:r>
-      <w:r>
-        <w:rPr>
-          <w:rFonts w:ascii="Times New Roman" w:hAnsi="Times New Roman" w:cs="Times New Roman"/>
-          <w:sz w:val="28"/>
-          <w:szCs w:val="28"/>
-          <w:lang w:val="ru-RU"/>
-        </w:rPr>
-        <w:t>-</w:t>
-      </w:r>
-      <w:r>
-        <w:rPr>
-          <w:rFonts w:ascii="Times New Roman" w:hAnsi="Times New Roman" w:cs="Times New Roman"/>
-          <w:sz w:val="28"/>
-          <w:szCs w:val="28"/>
-        </w:rPr>
-        <w:t>Fi</w:t>
-      </w:r>
-      <w:r>
-        <w:rPr>
-          <w:rFonts w:ascii="Times New Roman" w:hAnsi="Times New Roman" w:cs="Times New Roman"/>
-          <w:sz w:val="28"/>
-          <w:szCs w:val="28"/>
-          <w:lang w:val="ru-RU"/>
-        </w:rPr>
-        <w:t>-модули, что значительно снижает общую стоимость системы.</w:t>
+          <w:b/>
+          <w:bCs/>
+          <w:sz w:val="28"/>
+          <w:szCs w:val="28"/>
+          <w:lang w:val="ru-RU"/>
+        </w:rPr>
+      </w:pPr>
+      <w:r>
+        <w:rPr>
+          <w:rFonts w:ascii="Times New Roman" w:hAnsi="Times New Roman" w:cs="Times New Roman"/>
+          <w:b/>
+          <w:bCs/>
+          <w:sz w:val="28"/>
+          <w:szCs w:val="28"/>
+          <w:lang w:val="ru-RU"/>
+        </w:rPr>
+        <w:t>2. Методика и архитектура предлагаемого решения</w:t>
       </w:r>
     </w:p>
     <w:p>
@@ -700,23 +479,13 @@
         <w:jc w:val="both"/>
         <w:rPr>
           <w:rFonts w:ascii="Times New Roman" w:hAnsi="Times New Roman" w:cs="Times New Roman"/>
-          <w:sz w:val="28"/>
-          <w:szCs w:val="28"/>
-          <w:lang w:val="ru-RU"/>
-        </w:rPr>
-      </w:pPr>
-      <w:r>
-        <w:rPr>
-          <w:rFonts w:ascii="Times New Roman" w:hAnsi="Times New Roman" w:cs="Times New Roman"/>
           <w:b/>
           <w:bCs/>
           <w:sz w:val="28"/>
           <w:szCs w:val="28"/>
           <w:lang w:val="ru-RU"/>
         </w:rPr>
-        <w:lastRenderedPageBreak/>
-        <w:t>2.2. Предлагаемая архитектура системы</w:t>
-      </w:r>
+      </w:pPr>
     </w:p>
     <w:p>
       <w:pPr>
@@ -733,6 +502,385 @@
       <w:r>
         <w:rPr>
           <w:rFonts w:ascii="Times New Roman" w:hAnsi="Times New Roman" w:cs="Times New Roman"/>
+          <w:b/>
+          <w:bCs/>
+          <w:sz w:val="28"/>
+          <w:szCs w:val="28"/>
+          <w:lang w:val="ru-RU"/>
+        </w:rPr>
+        <w:lastRenderedPageBreak/>
+        <w:t>2.1. Анализ существующих решений</w:t>
+      </w:r>
+    </w:p>
+    <w:p>
+      <w:pPr>
+        <w:spacing w:after="0" w:line="360" w:lineRule="auto"/>
+        <w:ind w:firstLine="720"/>
+        <w:jc w:val="both"/>
+        <w:rPr>
+          <w:rFonts w:ascii="Times New Roman" w:hAnsi="Times New Roman" w:cs="Times New Roman"/>
+          <w:sz w:val="28"/>
+          <w:szCs w:val="28"/>
+          <w:lang w:val="ru-RU"/>
+        </w:rPr>
+      </w:pPr>
+      <w:r>
+        <w:rPr>
+          <w:rFonts w:ascii="Times New Roman" w:hAnsi="Times New Roman" w:cs="Times New Roman"/>
+          <w:sz w:val="28"/>
+          <w:szCs w:val="28"/>
+          <w:lang w:val="ru-RU"/>
+        </w:rPr>
+        <w:t xml:space="preserve">В настоящее время для </w:t>
+      </w:r>
+      <w:r>
+        <w:rPr>
+          <w:rFonts w:ascii="Times New Roman" w:hAnsi="Times New Roman" w:cs="Times New Roman"/>
+          <w:sz w:val="28"/>
+          <w:szCs w:val="28"/>
+        </w:rPr>
+        <w:t>IPS</w:t>
+      </w:r>
+      <w:r>
+        <w:rPr>
+          <w:rFonts w:ascii="Times New Roman" w:hAnsi="Times New Roman" w:cs="Times New Roman"/>
+          <w:sz w:val="28"/>
+          <w:szCs w:val="28"/>
+          <w:lang w:val="ru-RU"/>
+        </w:rPr>
+        <w:t xml:space="preserve"> используются различные технологии: ультразвук, инфракрасное излучение, </w:t>
+      </w:r>
+      <w:r>
+        <w:rPr>
+          <w:rFonts w:ascii="Times New Roman" w:hAnsi="Times New Roman" w:cs="Times New Roman"/>
+          <w:sz w:val="28"/>
+          <w:szCs w:val="28"/>
+        </w:rPr>
+        <w:t>Bluetooth</w:t>
+      </w:r>
+      <w:r>
+        <w:rPr>
+          <w:rFonts w:ascii="Times New Roman" w:hAnsi="Times New Roman" w:cs="Times New Roman"/>
+          <w:sz w:val="28"/>
+          <w:szCs w:val="28"/>
+          <w:lang w:val="ru-RU"/>
+        </w:rPr>
+        <w:t xml:space="preserve"> </w:t>
+      </w:r>
+      <w:r>
+        <w:rPr>
+          <w:rFonts w:ascii="Times New Roman" w:hAnsi="Times New Roman" w:cs="Times New Roman"/>
+          <w:sz w:val="28"/>
+          <w:szCs w:val="28"/>
+        </w:rPr>
+        <w:t>Low</w:t>
+      </w:r>
+      <w:r>
+        <w:rPr>
+          <w:rFonts w:ascii="Times New Roman" w:hAnsi="Times New Roman" w:cs="Times New Roman"/>
+          <w:sz w:val="28"/>
+          <w:szCs w:val="28"/>
+          <w:lang w:val="ru-RU"/>
+        </w:rPr>
+        <w:t xml:space="preserve"> </w:t>
+      </w:r>
+      <w:r>
+        <w:rPr>
+          <w:rFonts w:ascii="Times New Roman" w:hAnsi="Times New Roman" w:cs="Times New Roman"/>
+          <w:sz w:val="28"/>
+          <w:szCs w:val="28"/>
+        </w:rPr>
+        <w:t>Energy</w:t>
+      </w:r>
+      <w:r>
+        <w:rPr>
+          <w:rFonts w:ascii="Times New Roman" w:hAnsi="Times New Roman" w:cs="Times New Roman"/>
+          <w:sz w:val="28"/>
+          <w:szCs w:val="28"/>
+          <w:lang w:val="ru-RU"/>
+        </w:rPr>
+        <w:t xml:space="preserve"> (</w:t>
+      </w:r>
+      <w:r>
+        <w:rPr>
+          <w:rFonts w:ascii="Times New Roman" w:hAnsi="Times New Roman" w:cs="Times New Roman"/>
+          <w:sz w:val="28"/>
+          <w:szCs w:val="28"/>
+        </w:rPr>
+        <w:t>BLE</w:t>
+      </w:r>
+      <w:r>
+        <w:rPr>
+          <w:rFonts w:ascii="Times New Roman" w:hAnsi="Times New Roman" w:cs="Times New Roman"/>
+          <w:sz w:val="28"/>
+          <w:szCs w:val="28"/>
+          <w:lang w:val="ru-RU"/>
+        </w:rPr>
+        <w:t xml:space="preserve">), </w:t>
+      </w:r>
+      <w:r>
+        <w:rPr>
+          <w:rFonts w:ascii="Times New Roman" w:hAnsi="Times New Roman" w:cs="Times New Roman"/>
+          <w:sz w:val="28"/>
+          <w:szCs w:val="28"/>
+        </w:rPr>
+        <w:t>UWB</w:t>
+      </w:r>
+      <w:r>
+        <w:rPr>
+          <w:rFonts w:ascii="Times New Roman" w:hAnsi="Times New Roman" w:cs="Times New Roman"/>
+          <w:sz w:val="28"/>
+          <w:szCs w:val="28"/>
+          <w:lang w:val="ru-RU"/>
+        </w:rPr>
+        <w:t xml:space="preserve"> (</w:t>
+      </w:r>
+      <w:r>
+        <w:rPr>
+          <w:rFonts w:ascii="Times New Roman" w:hAnsi="Times New Roman" w:cs="Times New Roman"/>
+          <w:sz w:val="28"/>
+          <w:szCs w:val="28"/>
+        </w:rPr>
+        <w:t>Ultra</w:t>
+      </w:r>
+      <w:r>
+        <w:rPr>
+          <w:rFonts w:ascii="Times New Roman" w:hAnsi="Times New Roman" w:cs="Times New Roman"/>
+          <w:sz w:val="28"/>
+          <w:szCs w:val="28"/>
+          <w:lang w:val="ru-RU"/>
+        </w:rPr>
+        <w:t>-</w:t>
+      </w:r>
+      <w:r>
+        <w:rPr>
+          <w:rFonts w:ascii="Times New Roman" w:hAnsi="Times New Roman" w:cs="Times New Roman"/>
+          <w:sz w:val="28"/>
+          <w:szCs w:val="28"/>
+        </w:rPr>
+        <w:t>Wideband</w:t>
+      </w:r>
+      <w:r>
+        <w:rPr>
+          <w:rFonts w:ascii="Times New Roman" w:hAnsi="Times New Roman" w:cs="Times New Roman"/>
+          <w:sz w:val="28"/>
+          <w:szCs w:val="28"/>
+          <w:lang w:val="ru-RU"/>
+        </w:rPr>
+        <w:t xml:space="preserve">) и </w:t>
+      </w:r>
+      <w:r>
+        <w:rPr>
+          <w:rFonts w:ascii="Times New Roman" w:hAnsi="Times New Roman" w:cs="Times New Roman"/>
+          <w:sz w:val="28"/>
+          <w:szCs w:val="28"/>
+        </w:rPr>
+        <w:t>Wi</w:t>
+      </w:r>
+      <w:r>
+        <w:rPr>
+          <w:rFonts w:ascii="Times New Roman" w:hAnsi="Times New Roman" w:cs="Times New Roman"/>
+          <w:sz w:val="28"/>
+          <w:szCs w:val="28"/>
+          <w:lang w:val="ru-RU"/>
+        </w:rPr>
+        <w:t>-</w:t>
+      </w:r>
+      <w:r>
+        <w:rPr>
+          <w:rFonts w:ascii="Times New Roman" w:hAnsi="Times New Roman" w:cs="Times New Roman"/>
+          <w:sz w:val="28"/>
+          <w:szCs w:val="28"/>
+        </w:rPr>
+        <w:t>Fi</w:t>
+      </w:r>
+      <w:r>
+        <w:rPr>
+          <w:rFonts w:ascii="Times New Roman" w:hAnsi="Times New Roman" w:cs="Times New Roman"/>
+          <w:sz w:val="28"/>
+          <w:szCs w:val="28"/>
+          <w:lang w:val="ru-RU"/>
+        </w:rPr>
+        <w:t xml:space="preserve">. Каждая имеет свои компромиссы. </w:t>
+      </w:r>
+      <w:r>
+        <w:rPr>
+          <w:rFonts w:ascii="Times New Roman" w:hAnsi="Times New Roman" w:cs="Times New Roman"/>
+          <w:sz w:val="28"/>
+          <w:szCs w:val="28"/>
+        </w:rPr>
+        <w:t>UWB</w:t>
+      </w:r>
+      <w:r>
+        <w:rPr>
+          <w:rFonts w:ascii="Times New Roman" w:hAnsi="Times New Roman" w:cs="Times New Roman"/>
+          <w:sz w:val="28"/>
+          <w:szCs w:val="28"/>
+          <w:lang w:val="ru-RU"/>
+        </w:rPr>
+        <w:t xml:space="preserve"> обеспечивает сантиметровую точность, но требует дорогостоящего оборудования. </w:t>
+      </w:r>
+      <w:r>
+        <w:rPr>
+          <w:rFonts w:ascii="Times New Roman" w:hAnsi="Times New Roman" w:cs="Times New Roman"/>
+          <w:sz w:val="28"/>
+          <w:szCs w:val="28"/>
+        </w:rPr>
+        <w:t>BLE</w:t>
+      </w:r>
+      <w:r>
+        <w:rPr>
+          <w:rFonts w:ascii="Times New Roman" w:hAnsi="Times New Roman" w:cs="Times New Roman"/>
+          <w:sz w:val="28"/>
+          <w:szCs w:val="28"/>
+          <w:lang w:val="ru-RU"/>
+        </w:rPr>
+        <w:t>-маяки д</w:t>
+      </w:r>
+      <w:r>
+        <w:rPr>
+          <w:rFonts w:ascii="Times New Roman" w:hAnsi="Times New Roman" w:cs="Times New Roman"/>
+          <w:sz w:val="28"/>
+          <w:szCs w:val="28"/>
+          <w:lang w:val="ru-RU"/>
+        </w:rPr>
+        <w:t>ё</w:t>
+      </w:r>
+      <w:r>
+        <w:rPr>
+          <w:rFonts w:ascii="Times New Roman" w:hAnsi="Times New Roman" w:cs="Times New Roman"/>
+          <w:sz w:val="28"/>
+          <w:szCs w:val="28"/>
+          <w:lang w:val="ru-RU"/>
+        </w:rPr>
+        <w:t xml:space="preserve">шевы, но имеют ограниченный радиус действия и требуют развертывания плотной сети. Подход на основе </w:t>
+      </w:r>
+      <w:r>
+        <w:rPr>
+          <w:rFonts w:ascii="Times New Roman" w:hAnsi="Times New Roman" w:cs="Times New Roman"/>
+          <w:sz w:val="28"/>
+          <w:szCs w:val="28"/>
+        </w:rPr>
+        <w:t>Wi</w:t>
+      </w:r>
+      <w:r>
+        <w:rPr>
+          <w:rFonts w:ascii="Times New Roman" w:hAnsi="Times New Roman" w:cs="Times New Roman"/>
+          <w:sz w:val="28"/>
+          <w:szCs w:val="28"/>
+          <w:lang w:val="ru-RU"/>
+        </w:rPr>
+        <w:t>-</w:t>
+      </w:r>
+      <w:r>
+        <w:rPr>
+          <w:rFonts w:ascii="Times New Roman" w:hAnsi="Times New Roman" w:cs="Times New Roman"/>
+          <w:sz w:val="28"/>
+          <w:szCs w:val="28"/>
+        </w:rPr>
+        <w:t>Fi</w:t>
+      </w:r>
+      <w:r>
+        <w:rPr>
+          <w:rFonts w:ascii="Times New Roman" w:hAnsi="Times New Roman" w:cs="Times New Roman"/>
+          <w:sz w:val="28"/>
+          <w:szCs w:val="28"/>
+          <w:lang w:val="ru-RU"/>
+        </w:rPr>
+        <w:t xml:space="preserve"> является компромиссным: он использует существующую или недорогую в разв</w:t>
+      </w:r>
+      <w:r>
+        <w:rPr>
+          <w:rFonts w:ascii="Times New Roman" w:hAnsi="Times New Roman" w:cs="Times New Roman"/>
+          <w:sz w:val="28"/>
+          <w:szCs w:val="28"/>
+          <w:lang w:val="ru-RU"/>
+        </w:rPr>
+        <w:t>ё</w:t>
+      </w:r>
+      <w:r>
+        <w:rPr>
+          <w:rFonts w:ascii="Times New Roman" w:hAnsi="Times New Roman" w:cs="Times New Roman"/>
+          <w:sz w:val="28"/>
+          <w:szCs w:val="28"/>
+          <w:lang w:val="ru-RU"/>
+        </w:rPr>
+        <w:t xml:space="preserve">ртывании инфраструктуру, а в качестве приемников могут выступать обычные смартфоны или </w:t>
+      </w:r>
+      <w:r>
+        <w:rPr>
+          <w:rFonts w:ascii="Times New Roman" w:hAnsi="Times New Roman" w:cs="Times New Roman"/>
+          <w:sz w:val="28"/>
+          <w:szCs w:val="28"/>
+        </w:rPr>
+        <w:t>Wi</w:t>
+      </w:r>
+      <w:r>
+        <w:rPr>
+          <w:rFonts w:ascii="Times New Roman" w:hAnsi="Times New Roman" w:cs="Times New Roman"/>
+          <w:sz w:val="28"/>
+          <w:szCs w:val="28"/>
+          <w:lang w:val="ru-RU"/>
+        </w:rPr>
+        <w:t>-</w:t>
+      </w:r>
+      <w:r>
+        <w:rPr>
+          <w:rFonts w:ascii="Times New Roman" w:hAnsi="Times New Roman" w:cs="Times New Roman"/>
+          <w:sz w:val="28"/>
+          <w:szCs w:val="28"/>
+        </w:rPr>
+        <w:t>Fi</w:t>
+      </w:r>
+      <w:r>
+        <w:rPr>
+          <w:rFonts w:ascii="Times New Roman" w:hAnsi="Times New Roman" w:cs="Times New Roman"/>
+          <w:sz w:val="28"/>
+          <w:szCs w:val="28"/>
+          <w:lang w:val="ru-RU"/>
+        </w:rPr>
+        <w:t>-модули, что значительно снижает общую стоимость системы.</w:t>
+      </w:r>
+    </w:p>
+    <w:p>
+      <w:pPr>
+        <w:spacing w:after="0" w:line="360" w:lineRule="auto"/>
+        <w:ind w:firstLine="720"/>
+        <w:jc w:val="both"/>
+        <w:rPr>
+          <w:rFonts w:ascii="Times New Roman" w:hAnsi="Times New Roman" w:cs="Times New Roman"/>
+          <w:sz w:val="28"/>
+          <w:szCs w:val="28"/>
+          <w:lang w:val="ru-RU"/>
+        </w:rPr>
+      </w:pPr>
+      <w:r>
+        <w:rPr>
+          <w:rFonts w:ascii="Times New Roman" w:hAnsi="Times New Roman" w:cs="Times New Roman"/>
+          <w:b/>
+          <w:bCs/>
+          <w:sz w:val="28"/>
+          <w:szCs w:val="28"/>
+          <w:lang w:val="ru-RU"/>
+        </w:rPr>
+        <w:t>2.2. Предлагаемая архитектура системы</w:t>
+      </w:r>
+    </w:p>
+    <w:p>
+      <w:pPr>
+        <w:spacing w:after="0" w:line="360" w:lineRule="auto"/>
+        <w:ind w:firstLine="720"/>
+        <w:jc w:val="both"/>
+        <w:rPr>
+          <w:rFonts w:ascii="Times New Roman" w:hAnsi="Times New Roman" w:cs="Times New Roman"/>
+          <w:sz w:val="28"/>
+          <w:szCs w:val="28"/>
+          <w:lang w:val="ru-RU"/>
+        </w:rPr>
+      </w:pPr>
+      <w:r>
+        <w:rPr>
+          <w:rFonts w:ascii="Times New Roman" w:hAnsi="Times New Roman" w:cs="Times New Roman"/>
           <w:sz w:val="28"/>
           <w:szCs w:val="28"/>
           <w:lang w:val="ru-RU"/>
@@ -781,25 +929,14 @@
         </w:rPr>
         <w:t xml:space="preserve"> </w:t>
       </w:r>
-      <w:proofErr w:type="spellStart"/>
-      <w:r>
-        <w:rPr>
-          <w:rFonts w:ascii="Times New Roman" w:hAnsi="Times New Roman" w:cs="Times New Roman"/>
-          <w:sz w:val="28"/>
-          <w:szCs w:val="28"/>
-          <w:lang w:val="ru-RU"/>
-        </w:rPr>
-        <w:t>трилатерации</w:t>
-      </w:r>
-      <w:proofErr w:type="spellEnd"/>
-      <w:r>
-        <w:rPr>
-          <w:rFonts w:ascii="Times New Roman" w:hAnsi="Times New Roman" w:cs="Times New Roman"/>
-          <w:sz w:val="28"/>
-          <w:szCs w:val="28"/>
-          <w:lang w:val="ru-RU"/>
-        </w:rPr>
-        <w:t>. Система состоит из трех ключевых компонентов:</w:t>
+      <w:r>
+        <w:rPr>
+          <w:rFonts w:ascii="Times New Roman" w:hAnsi="Times New Roman" w:cs="Times New Roman"/>
+          <w:sz w:val="28"/>
+          <w:szCs w:val="28"/>
+          <w:lang w:val="ru-RU"/>
+        </w:rPr>
+        <w:t>трилатерации. Система состоит из трех ключевых компонентов:</w:t>
       </w:r>
     </w:p>
     <w:p>
@@ -887,7 +1024,43 @@
           <w:szCs w:val="28"/>
           <w:lang w:val="ru-RU"/>
         </w:rPr>
-        <w:t>Эти модули выполняют две функции:</w:t>
+        <w:t xml:space="preserve">Эти модули </w:t>
+      </w:r>
+      <w:r>
+        <w:rPr>
+          <w:rFonts w:ascii="Times New Roman" w:hAnsi="Times New Roman" w:cs="Times New Roman"/>
+          <w:sz w:val="28"/>
+          <w:szCs w:val="28"/>
+          <w:lang w:val="ru-RU"/>
+        </w:rPr>
+        <w:t xml:space="preserve">будут </w:t>
+      </w:r>
+      <w:r>
+        <w:rPr>
+          <w:rFonts w:ascii="Times New Roman" w:hAnsi="Times New Roman" w:cs="Times New Roman"/>
+          <w:sz w:val="28"/>
+          <w:szCs w:val="28"/>
+          <w:lang w:val="ru-RU"/>
+        </w:rPr>
+        <w:t>выполн</w:t>
+      </w:r>
+      <w:r>
+        <w:rPr>
+          <w:rFonts w:ascii="Times New Roman" w:hAnsi="Times New Roman" w:cs="Times New Roman"/>
+          <w:sz w:val="28"/>
+          <w:szCs w:val="28"/>
+          <w:lang w:val="ru-RU"/>
+        </w:rPr>
+        <w:t>ять</w:t>
+      </w:r>
+      <w:r>
+        <w:rPr>
+          <w:rFonts w:ascii="Times New Roman" w:hAnsi="Times New Roman" w:cs="Times New Roman"/>
+          <w:sz w:val="28"/>
+          <w:szCs w:val="28"/>
+          <w:lang w:val="ru-RU"/>
+        </w:rPr>
+        <w:t xml:space="preserve"> две функции:</w:t>
       </w:r>
       <w:r>
         <w:rPr>
@@ -916,7 +1089,6 @@
         </w:rPr>
         <w:t xml:space="preserve">канирование эфира и сбор </w:t>
       </w:r>
-      <w:proofErr w:type="gramStart"/>
       <w:r>
         <w:rPr>
           <w:rFonts w:ascii="Times New Roman" w:hAnsi="Times New Roman" w:cs="Times New Roman"/>
@@ -926,7 +1098,6 @@
         </w:rPr>
         <w:t>уникальных адресов</w:t>
       </w:r>
-      <w:proofErr w:type="gramEnd"/>
       <w:r>
         <w:rPr>
           <w:rFonts w:ascii="Times New Roman" w:hAnsi="Times New Roman" w:cs="Times New Roman"/>
@@ -936,7 +1107,6 @@
         </w:rPr>
         <w:t xml:space="preserve"> окружающих </w:t>
       </w:r>
-      <w:proofErr w:type="spellStart"/>
       <w:r>
         <w:rPr>
           <w:rFonts w:ascii="Times New Roman" w:hAnsi="Times New Roman" w:cs="Times New Roman"/>
@@ -945,7 +1115,6 @@
         </w:rPr>
         <w:t>WiFi</w:t>
       </w:r>
-      <w:proofErr w:type="spellEnd"/>
       <w:r>
         <w:rPr>
           <w:rFonts w:ascii="Times New Roman" w:hAnsi="Times New Roman" w:cs="Times New Roman"/>
@@ -1161,7 +1330,25 @@
           <w:szCs w:val="28"/>
           <w:lang w:val="ru-RU"/>
         </w:rPr>
-        <w:t xml:space="preserve"> ядро системы, реализованное в виде </w:t>
+        <w:t xml:space="preserve"> ядро системы, реализован</w:t>
+      </w:r>
+      <w:r>
+        <w:rPr>
+          <w:rFonts w:ascii="Times New Roman" w:hAnsi="Times New Roman" w:cs="Times New Roman"/>
+          <w:sz w:val="28"/>
+          <w:szCs w:val="28"/>
+          <w:lang w:val="ru-RU"/>
+        </w:rPr>
+        <w:t>ное</w:t>
+      </w:r>
+      <w:r>
+        <w:rPr>
+          <w:rFonts w:ascii="Times New Roman" w:hAnsi="Times New Roman" w:cs="Times New Roman"/>
+          <w:sz w:val="28"/>
+          <w:szCs w:val="28"/>
+          <w:lang w:val="ru-RU"/>
+        </w:rPr>
+        <w:t xml:space="preserve"> в виде </w:t>
       </w:r>
       <w:r>
         <w:rPr>
@@ -1204,7 +1391,43 @@
           <w:szCs w:val="28"/>
           <w:lang w:val="ru-RU"/>
         </w:rPr>
-        <w:t>Сервер выполняет следующие функции:</w:t>
+        <w:t xml:space="preserve">Сервер </w:t>
+      </w:r>
+      <w:r>
+        <w:rPr>
+          <w:rFonts w:ascii="Times New Roman" w:hAnsi="Times New Roman" w:cs="Times New Roman"/>
+          <w:sz w:val="28"/>
+          <w:szCs w:val="28"/>
+          <w:lang w:val="ru-RU"/>
+        </w:rPr>
+        <w:t xml:space="preserve">будет </w:t>
+      </w:r>
+      <w:r>
+        <w:rPr>
+          <w:rFonts w:ascii="Times New Roman" w:hAnsi="Times New Roman" w:cs="Times New Roman"/>
+          <w:sz w:val="28"/>
+          <w:szCs w:val="28"/>
+          <w:lang w:val="ru-RU"/>
+        </w:rPr>
+        <w:t>выполня</w:t>
+      </w:r>
+      <w:r>
+        <w:rPr>
+          <w:rFonts w:ascii="Times New Roman" w:hAnsi="Times New Roman" w:cs="Times New Roman"/>
+          <w:sz w:val="28"/>
+          <w:szCs w:val="28"/>
+          <w:lang w:val="ru-RU"/>
+        </w:rPr>
+        <w:t>ть</w:t>
+      </w:r>
+      <w:r>
+        <w:rPr>
+          <w:rFonts w:ascii="Times New Roman" w:hAnsi="Times New Roman" w:cs="Times New Roman"/>
+          <w:sz w:val="28"/>
+          <w:szCs w:val="28"/>
+          <w:lang w:val="ru-RU"/>
+        </w:rPr>
+        <w:t xml:space="preserve"> следующие функции:</w:t>
       </w:r>
       <w:r>
         <w:rPr>
@@ -1294,19 +1517,8 @@
           <w:szCs w:val="28"/>
           <w:lang w:val="ru-RU"/>
         </w:rPr>
-        <w:t xml:space="preserve">т местоположения каждого обнаруженного устройства с помощью алгоритмов </w:t>
-      </w:r>
-      <w:proofErr w:type="spellStart"/>
-      <w:r>
-        <w:rPr>
-          <w:rFonts w:ascii="Times New Roman" w:hAnsi="Times New Roman" w:cs="Times New Roman"/>
-          <w:sz w:val="28"/>
-          <w:szCs w:val="28"/>
-          <w:lang w:val="ru-RU"/>
-        </w:rPr>
-        <w:t>трилатерации</w:t>
-      </w:r>
-      <w:proofErr w:type="spellEnd"/>
+        <w:t>т местоположения каждого обнаруженного устройства с помощью алгоритмов трилатерации</w:t>
+      </w:r>
       <w:r>
         <w:rPr>
           <w:rFonts w:ascii="Times New Roman" w:hAnsi="Times New Roman" w:cs="Times New Roman"/>
@@ -1393,7 +1605,44 @@
           <w:szCs w:val="28"/>
           <w:lang w:val="ru-RU"/>
         </w:rPr>
-        <w:t>нтерактивная карта помещения, отображающая расположение якорей и мобильных объектов. Интерфейс предоставляет инструменты для управления системой, просмотра статистики и конфигурации.</w:t>
+        <w:t xml:space="preserve">нтерактивная карта помещения, отображающая расположение якорей и мобильных объектов. Интерфейс </w:t>
+      </w:r>
+      <w:r>
+        <w:rPr>
+          <w:rFonts w:ascii="Times New Roman" w:hAnsi="Times New Roman" w:cs="Times New Roman"/>
+          <w:sz w:val="28"/>
+          <w:szCs w:val="28"/>
+          <w:lang w:val="ru-RU"/>
+        </w:rPr>
+        <w:t xml:space="preserve">будет </w:t>
+      </w:r>
+      <w:r>
+        <w:rPr>
+          <w:rFonts w:ascii="Times New Roman" w:hAnsi="Times New Roman" w:cs="Times New Roman"/>
+          <w:sz w:val="28"/>
+          <w:szCs w:val="28"/>
+          <w:lang w:val="ru-RU"/>
+        </w:rPr>
+        <w:lastRenderedPageBreak/>
+        <w:t>предоставля</w:t>
+      </w:r>
+      <w:r>
+        <w:rPr>
+          <w:rFonts w:ascii="Times New Roman" w:hAnsi="Times New Roman" w:cs="Times New Roman"/>
+          <w:sz w:val="28"/>
+          <w:szCs w:val="28"/>
+          <w:lang w:val="ru-RU"/>
+        </w:rPr>
+        <w:t>ть</w:t>
+      </w:r>
+      <w:r>
+        <w:rPr>
+          <w:rFonts w:ascii="Times New Roman" w:hAnsi="Times New Roman" w:cs="Times New Roman"/>
+          <w:sz w:val="28"/>
+          <w:szCs w:val="28"/>
+          <w:lang w:val="ru-RU"/>
+        </w:rPr>
+        <w:t xml:space="preserve"> инструменты для управления системой, просмотра статистики и конфигурации.</w:t>
       </w:r>
     </w:p>
     <w:p>
@@ -1415,7 +1664,25 @@
           <w:szCs w:val="28"/>
           <w:lang w:val="ru-RU"/>
         </w:rPr>
-        <w:t>Архитектурная схема системы представлена на Рисунке 1.</w:t>
+        <w:t xml:space="preserve">Архитектурная схема системы представлена на </w:t>
+      </w:r>
+      <w:r>
+        <w:rPr>
+          <w:rFonts w:ascii="Times New Roman" w:hAnsi="Times New Roman" w:cs="Times New Roman"/>
+          <w:sz w:val="28"/>
+          <w:szCs w:val="28"/>
+          <w:lang w:val="ru-RU"/>
+        </w:rPr>
+        <w:t>р</w:t>
+      </w:r>
+      <w:r>
+        <w:rPr>
+          <w:rFonts w:ascii="Times New Roman" w:hAnsi="Times New Roman" w:cs="Times New Roman"/>
+          <w:sz w:val="28"/>
+          <w:szCs w:val="28"/>
+          <w:lang w:val="ru-RU"/>
+        </w:rPr>
+        <w:t>исунке 1.</w:t>
       </w:r>
     </w:p>
     <w:p>
@@ -1433,7 +1700,6 @@
         <w:rPr>
           <w:noProof/>
         </w:rPr>
-        <w:lastRenderedPageBreak/>
         <w:drawing>
           <wp:inline distT="0" distB="0" distL="0" distR="0" wp14:anchorId="24A5278B" wp14:editId="5A1C918A">
             <wp:extent cx="5943600" cy="5205730"/>
@@ -1692,7 +1958,43 @@
           <w:szCs w:val="28"/>
           <w:lang w:val="ru-RU"/>
         </w:rPr>
-        <w:t xml:space="preserve"> каждого обнаруженного устройства каждый якорь преобразует значение </w:t>
+        <w:t xml:space="preserve"> каждого обнаруженного устройства каждый якорь </w:t>
+      </w:r>
+      <w:r>
+        <w:rPr>
+          <w:rFonts w:ascii="Times New Roman" w:hAnsi="Times New Roman" w:cs="Times New Roman"/>
+          <w:sz w:val="28"/>
+          <w:szCs w:val="28"/>
+          <w:lang w:val="ru-RU"/>
+        </w:rPr>
+        <w:t xml:space="preserve">будет </w:t>
+      </w:r>
+      <w:r>
+        <w:rPr>
+          <w:rFonts w:ascii="Times New Roman" w:hAnsi="Times New Roman" w:cs="Times New Roman"/>
+          <w:sz w:val="28"/>
+          <w:szCs w:val="28"/>
+          <w:lang w:val="ru-RU"/>
+        </w:rPr>
+        <w:t>преобра</w:t>
+      </w:r>
+      <w:r>
+        <w:rPr>
+          <w:rFonts w:ascii="Times New Roman" w:hAnsi="Times New Roman" w:cs="Times New Roman"/>
+          <w:sz w:val="28"/>
+          <w:szCs w:val="28"/>
+          <w:lang w:val="ru-RU"/>
+        </w:rPr>
+        <w:t>зовывать</w:t>
+      </w:r>
+      <w:r>
+        <w:rPr>
+          <w:rFonts w:ascii="Times New Roman" w:hAnsi="Times New Roman" w:cs="Times New Roman"/>
+          <w:sz w:val="28"/>
+          <w:szCs w:val="28"/>
+          <w:lang w:val="ru-RU"/>
+        </w:rPr>
+        <w:t xml:space="preserve"> значение </w:t>
       </w:r>
       <w:r>
         <w:rPr>
@@ -1709,9 +2011,54 @@
           <w:szCs w:val="28"/>
           <w:lang w:val="ru-RU"/>
         </w:rPr>
-        <w:t xml:space="preserve"> в расстояние с помощью модифицированной модели распространения сигнала в среде. Учитываются калибровочные коэффициенты для разных </w:t>
-      </w:r>
-      <w:proofErr w:type="spellStart"/>
+        <w:t xml:space="preserve"> в расстояние с помощью модифицированной модели распространения </w:t>
+      </w:r>
+      <w:r>
+        <w:rPr>
+          <w:rFonts w:ascii="Times New Roman" w:hAnsi="Times New Roman" w:cs="Times New Roman"/>
+          <w:sz w:val="28"/>
+          <w:szCs w:val="28"/>
+          <w:lang w:val="ru-RU"/>
+        </w:rPr>
+        <w:lastRenderedPageBreak/>
+        <w:t xml:space="preserve">сигнала в среде. </w:t>
+      </w:r>
+      <w:r>
+        <w:rPr>
+          <w:rFonts w:ascii="Times New Roman" w:hAnsi="Times New Roman" w:cs="Times New Roman"/>
+          <w:sz w:val="28"/>
+          <w:szCs w:val="28"/>
+          <w:lang w:val="ru-RU"/>
+        </w:rPr>
+        <w:t>Будут у</w:t>
+      </w:r>
+      <w:r>
+        <w:rPr>
+          <w:rFonts w:ascii="Times New Roman" w:hAnsi="Times New Roman" w:cs="Times New Roman"/>
+          <w:sz w:val="28"/>
+          <w:szCs w:val="28"/>
+          <w:lang w:val="ru-RU"/>
+        </w:rPr>
+        <w:t>читыва</w:t>
+      </w:r>
+      <w:r>
+        <w:rPr>
+          <w:rFonts w:ascii="Times New Roman" w:hAnsi="Times New Roman" w:cs="Times New Roman"/>
+          <w:sz w:val="28"/>
+          <w:szCs w:val="28"/>
+          <w:lang w:val="ru-RU"/>
+        </w:rPr>
+        <w:t xml:space="preserve">ться </w:t>
+      </w:r>
+      <w:r>
+        <w:rPr>
+          <w:rFonts w:ascii="Times New Roman" w:hAnsi="Times New Roman" w:cs="Times New Roman"/>
+          <w:sz w:val="28"/>
+          <w:szCs w:val="28"/>
+          <w:lang w:val="ru-RU"/>
+        </w:rPr>
+        <w:t xml:space="preserve">калибровочные коэффициенты для разных </w:t>
+      </w:r>
       <w:r>
         <w:rPr>
           <w:rFonts w:ascii="Times New Roman" w:hAnsi="Times New Roman" w:cs="Times New Roman"/>
@@ -1720,15 +2067,32 @@
         </w:rPr>
         <w:t>WiFi</w:t>
       </w:r>
-      <w:proofErr w:type="spellEnd"/>
-      <w:r>
-        <w:rPr>
-          <w:rFonts w:ascii="Times New Roman" w:hAnsi="Times New Roman" w:cs="Times New Roman"/>
-          <w:sz w:val="28"/>
-          <w:szCs w:val="28"/>
-          <w:lang w:val="ru-RU"/>
-        </w:rPr>
-        <w:t>-каналов (2.4 ГГц и 5 ГГц), что повышает точность.</w:t>
+      <w:r>
+        <w:rPr>
+          <w:rFonts w:ascii="Times New Roman" w:hAnsi="Times New Roman" w:cs="Times New Roman"/>
+          <w:sz w:val="28"/>
+          <w:szCs w:val="28"/>
+          <w:lang w:val="ru-RU"/>
+        </w:rPr>
+        <w:t>-каналов (2.4 ГГц и 5 ГГц), что повы</w:t>
+      </w:r>
+      <w:r>
+        <w:rPr>
+          <w:rFonts w:ascii="Times New Roman" w:hAnsi="Times New Roman" w:cs="Times New Roman"/>
+          <w:sz w:val="28"/>
+          <w:szCs w:val="28"/>
+          <w:lang w:val="ru-RU"/>
+        </w:rPr>
+        <w:t>сит</w:t>
+      </w:r>
+      <w:r>
+        <w:rPr>
+          <w:rFonts w:ascii="Times New Roman" w:hAnsi="Times New Roman" w:cs="Times New Roman"/>
+          <w:sz w:val="28"/>
+          <w:szCs w:val="28"/>
+          <w:lang w:val="ru-RU"/>
+        </w:rPr>
+        <w:t xml:space="preserve"> точность.</w:t>
       </w:r>
     </w:p>
     <w:p>
@@ -1781,16 +2145,60 @@
           <w:szCs w:val="28"/>
           <w:lang w:val="ru-RU"/>
         </w:rPr>
-        <w:t xml:space="preserve"> сервере для каждого устройства применяется адаптивный фильтр Калмана, который сглаживает </w:t>
-      </w:r>
-      <w:r>
-        <w:rPr>
-          <w:rFonts w:ascii="Times New Roman" w:hAnsi="Times New Roman" w:cs="Times New Roman"/>
-          <w:sz w:val="28"/>
-          <w:szCs w:val="28"/>
-          <w:lang w:val="ru-RU"/>
-        </w:rPr>
-        <w:lastRenderedPageBreak/>
+        <w:t xml:space="preserve"> сервере для каждого устройства </w:t>
+      </w:r>
+      <w:r>
+        <w:rPr>
+          <w:rFonts w:ascii="Times New Roman" w:hAnsi="Times New Roman" w:cs="Times New Roman"/>
+          <w:sz w:val="28"/>
+          <w:szCs w:val="28"/>
+          <w:lang w:val="ru-RU"/>
+        </w:rPr>
+        <w:t xml:space="preserve">будет </w:t>
+      </w:r>
+      <w:r>
+        <w:rPr>
+          <w:rFonts w:ascii="Times New Roman" w:hAnsi="Times New Roman" w:cs="Times New Roman"/>
+          <w:sz w:val="28"/>
+          <w:szCs w:val="28"/>
+          <w:lang w:val="ru-RU"/>
+        </w:rPr>
+        <w:t>применя</w:t>
+      </w:r>
+      <w:r>
+        <w:rPr>
+          <w:rFonts w:ascii="Times New Roman" w:hAnsi="Times New Roman" w:cs="Times New Roman"/>
+          <w:sz w:val="28"/>
+          <w:szCs w:val="28"/>
+          <w:lang w:val="ru-RU"/>
+        </w:rPr>
+        <w:t>ться</w:t>
+      </w:r>
+      <w:r>
+        <w:rPr>
+          <w:rFonts w:ascii="Times New Roman" w:hAnsi="Times New Roman" w:cs="Times New Roman"/>
+          <w:sz w:val="28"/>
+          <w:szCs w:val="28"/>
+          <w:lang w:val="ru-RU"/>
+        </w:rPr>
+        <w:t xml:space="preserve"> адаптивный фильтр Калмана, который сгла</w:t>
+      </w:r>
+      <w:r>
+        <w:rPr>
+          <w:rFonts w:ascii="Times New Roman" w:hAnsi="Times New Roman" w:cs="Times New Roman"/>
+          <w:sz w:val="28"/>
+          <w:szCs w:val="28"/>
+          <w:lang w:val="ru-RU"/>
+        </w:rPr>
+        <w:t xml:space="preserve">дит </w:t>
+      </w:r>
+      <w:r>
+        <w:rPr>
+          <w:rFonts w:ascii="Times New Roman" w:hAnsi="Times New Roman" w:cs="Times New Roman"/>
+          <w:sz w:val="28"/>
+          <w:szCs w:val="28"/>
+          <w:lang w:val="ru-RU"/>
+        </w:rPr>
         <w:t xml:space="preserve">«шумные» значения </w:t>
       </w:r>
       <w:r>
@@ -1808,7 +2216,25 @@
           <w:szCs w:val="28"/>
           <w:lang w:val="ru-RU"/>
         </w:rPr>
-        <w:t xml:space="preserve"> и расстояния, уменьшая резкие скачки в расч</w:t>
+        <w:t xml:space="preserve"> и расстояния, уменьш</w:t>
+      </w:r>
+      <w:r>
+        <w:rPr>
+          <w:rFonts w:ascii="Times New Roman" w:hAnsi="Times New Roman" w:cs="Times New Roman"/>
+          <w:sz w:val="28"/>
+          <w:szCs w:val="28"/>
+          <w:lang w:val="ru-RU"/>
+        </w:rPr>
+        <w:t>ив</w:t>
+      </w:r>
+      <w:r>
+        <w:rPr>
+          <w:rFonts w:ascii="Times New Roman" w:hAnsi="Times New Roman" w:cs="Times New Roman"/>
+          <w:sz w:val="28"/>
+          <w:szCs w:val="28"/>
+          <w:lang w:val="ru-RU"/>
+        </w:rPr>
+        <w:t xml:space="preserve"> резкие скачки в расч</w:t>
       </w:r>
       <w:r>
         <w:rPr>
@@ -1845,7 +2271,6 @@
           <w:lang w:val="ru-RU"/>
         </w:rPr>
       </w:pPr>
-      <w:proofErr w:type="spellStart"/>
       <w:r>
         <w:rPr>
           <w:rFonts w:ascii="Times New Roman" w:hAnsi="Times New Roman" w:cs="Times New Roman"/>
@@ -1855,7 +2280,6 @@
         </w:rPr>
         <w:t>Трилатерация</w:t>
       </w:r>
-      <w:proofErr w:type="spellEnd"/>
       <w:r>
         <w:rPr>
           <w:rFonts w:ascii="Times New Roman" w:hAnsi="Times New Roman" w:cs="Times New Roman"/>
@@ -1872,7 +2296,25 @@
           <w:szCs w:val="28"/>
           <w:lang w:val="ru-RU"/>
         </w:rPr>
-        <w:t>ервер, получив расстояния от нескольких якорей до одного и того же устройства, вычисляет его координаты (</w:t>
+        <w:t>ервер, получив расстояния от нескольких якорей до одного и того же устройства, вычисл</w:t>
+      </w:r>
+      <w:r>
+        <w:rPr>
+          <w:rFonts w:ascii="Times New Roman" w:hAnsi="Times New Roman" w:cs="Times New Roman"/>
+          <w:sz w:val="28"/>
+          <w:szCs w:val="28"/>
+          <w:lang w:val="ru-RU"/>
+        </w:rPr>
+        <w:t>ит</w:t>
+      </w:r>
+      <w:r>
+        <w:rPr>
+          <w:rFonts w:ascii="Times New Roman" w:hAnsi="Times New Roman" w:cs="Times New Roman"/>
+          <w:sz w:val="28"/>
+          <w:szCs w:val="28"/>
+          <w:lang w:val="ru-RU"/>
+        </w:rPr>
+        <w:t xml:space="preserve"> его координаты (</w:t>
       </w:r>
       <w:r>
         <w:rPr>
@@ -1923,7 +2365,25 @@
           <w:szCs w:val="28"/>
           <w:lang w:val="ru-RU"/>
         </w:rPr>
-        <w:t>) в пространстве помещения. Используется каскад алгоритмов:</w:t>
+        <w:t xml:space="preserve">) в пространстве помещения. </w:t>
+      </w:r>
+      <w:r>
+        <w:rPr>
+          <w:rFonts w:ascii="Times New Roman" w:hAnsi="Times New Roman" w:cs="Times New Roman"/>
+          <w:sz w:val="28"/>
+          <w:szCs w:val="28"/>
+          <w:lang w:val="ru-RU"/>
+        </w:rPr>
+        <w:t>Планируется использовать</w:t>
+      </w:r>
+      <w:r>
+        <w:rPr>
+          <w:rFonts w:ascii="Times New Roman" w:hAnsi="Times New Roman" w:cs="Times New Roman"/>
+          <w:sz w:val="28"/>
+          <w:szCs w:val="28"/>
+          <w:lang w:val="ru-RU"/>
+        </w:rPr>
+        <w:t xml:space="preserve"> каскад алгоритмов:</w:t>
       </w:r>
       <w:r>
         <w:rPr>
@@ -1960,7 +2420,6 @@
         </w:rPr>
         <w:t>-</w:t>
       </w:r>
-      <w:proofErr w:type="spellStart"/>
       <w:r>
         <w:rPr>
           <w:rFonts w:ascii="Times New Roman" w:hAnsi="Times New Roman" w:cs="Times New Roman"/>
@@ -1970,7 +2429,6 @@
         </w:rPr>
         <w:t>трилатерация</w:t>
       </w:r>
-      <w:proofErr w:type="spellEnd"/>
       <w:r>
         <w:rPr>
           <w:rFonts w:ascii="Times New Roman" w:hAnsi="Times New Roman" w:cs="Times New Roman"/>
@@ -2094,7 +2552,43 @@
           <w:szCs w:val="28"/>
           <w:lang w:val="ru-RU"/>
         </w:rPr>
-        <w:t xml:space="preserve">ассчитанные координаты в реальном времени передаются на веб-интерфейс через </w:t>
+        <w:t xml:space="preserve">ассчитанные координаты в реальном времени </w:t>
+      </w:r>
+      <w:r>
+        <w:rPr>
+          <w:rFonts w:ascii="Times New Roman" w:hAnsi="Times New Roman" w:cs="Times New Roman"/>
+          <w:sz w:val="28"/>
+          <w:szCs w:val="28"/>
+          <w:lang w:val="ru-RU"/>
+        </w:rPr>
+        <w:t xml:space="preserve">будут </w:t>
+      </w:r>
+      <w:r>
+        <w:rPr>
+          <w:rFonts w:ascii="Times New Roman" w:hAnsi="Times New Roman" w:cs="Times New Roman"/>
+          <w:sz w:val="28"/>
+          <w:szCs w:val="28"/>
+          <w:lang w:val="ru-RU"/>
+        </w:rPr>
+        <w:t>переда</w:t>
+      </w:r>
+      <w:r>
+        <w:rPr>
+          <w:rFonts w:ascii="Times New Roman" w:hAnsi="Times New Roman" w:cs="Times New Roman"/>
+          <w:sz w:val="28"/>
+          <w:szCs w:val="28"/>
+          <w:lang w:val="ru-RU"/>
+        </w:rPr>
+        <w:t>ваться</w:t>
+      </w:r>
+      <w:r>
+        <w:rPr>
+          <w:rFonts w:ascii="Times New Roman" w:hAnsi="Times New Roman" w:cs="Times New Roman"/>
+          <w:sz w:val="28"/>
+          <w:szCs w:val="28"/>
+          <w:lang w:val="ru-RU"/>
+        </w:rPr>
+        <w:t xml:space="preserve"> на веб-интерфейс через </w:t>
       </w:r>
       <w:r>
         <w:rPr>
@@ -2111,7 +2605,25 @@
           <w:szCs w:val="28"/>
           <w:lang w:val="ru-RU"/>
         </w:rPr>
-        <w:t>-соединение и отображаются на карте помещения.</w:t>
+        <w:t>-соединение и отобража</w:t>
+      </w:r>
+      <w:r>
+        <w:rPr>
+          <w:rFonts w:ascii="Times New Roman" w:hAnsi="Times New Roman" w:cs="Times New Roman"/>
+          <w:sz w:val="28"/>
+          <w:szCs w:val="28"/>
+          <w:lang w:val="ru-RU"/>
+        </w:rPr>
+        <w:t>ться</w:t>
+      </w:r>
+      <w:r>
+        <w:rPr>
+          <w:rFonts w:ascii="Times New Roman" w:hAnsi="Times New Roman" w:cs="Times New Roman"/>
+          <w:sz w:val="28"/>
+          <w:szCs w:val="28"/>
+          <w:lang w:val="ru-RU"/>
+        </w:rPr>
+        <w:t xml:space="preserve"> на карте помещения.</w:t>
       </w:r>
     </w:p>
     <w:p>
@@ -2173,7 +2685,6 @@
         </w:rPr>
         <w:t xml:space="preserve">Предложенная в работе архитектура системы позиционирования на основе </w:t>
       </w:r>
-      <w:proofErr w:type="spellStart"/>
       <w:r>
         <w:rPr>
           <w:rFonts w:ascii="Times New Roman" w:hAnsi="Times New Roman" w:cs="Times New Roman"/>
@@ -2182,7 +2693,6 @@
         </w:rPr>
         <w:t>WiFi</w:t>
       </w:r>
-      <w:proofErr w:type="spellEnd"/>
       <w:r>
         <w:rPr>
           <w:rFonts w:ascii="Times New Roman" w:hAnsi="Times New Roman" w:cs="Times New Roman"/>
@@ -2192,25 +2702,14 @@
         </w:rPr>
         <w:t>-</w:t>
       </w:r>
-      <w:proofErr w:type="spellStart"/>
-      <w:r>
-        <w:rPr>
-          <w:rFonts w:ascii="Times New Roman" w:hAnsi="Times New Roman" w:cs="Times New Roman"/>
-          <w:sz w:val="28"/>
-          <w:szCs w:val="28"/>
-          <w:lang w:val="ru-RU"/>
-        </w:rPr>
-        <w:t>трилатерации</w:t>
-      </w:r>
-      <w:proofErr w:type="spellEnd"/>
-      <w:r>
-        <w:rPr>
-          <w:rFonts w:ascii="Times New Roman" w:hAnsi="Times New Roman" w:cs="Times New Roman"/>
-          <w:sz w:val="28"/>
-          <w:szCs w:val="28"/>
-          <w:lang w:val="ru-RU"/>
-        </w:rPr>
-        <w:t xml:space="preserve"> представляет собой экономически эффективное и масштабируемое решение для навигации внутри помещений. </w:t>
+      <w:r>
+        <w:rPr>
+          <w:rFonts w:ascii="Times New Roman" w:hAnsi="Times New Roman" w:cs="Times New Roman"/>
+          <w:sz w:val="28"/>
+          <w:szCs w:val="28"/>
+          <w:lang w:val="ru-RU"/>
+        </w:rPr>
+        <w:t xml:space="preserve">трилатерации представляет собой экономически эффективное и масштабируемое решение для навигации внутри помещений. </w:t>
       </w:r>
       <w:r>
         <w:rPr>
@@ -2440,6 +2939,7 @@
           <w:szCs w:val="28"/>
           <w:lang w:val="ru-RU"/>
         </w:rPr>
+        <w:lastRenderedPageBreak/>
         <w:t>Гибкость</w:t>
       </w:r>
       <w:r>
@@ -2449,16 +2949,61 @@
           <w:szCs w:val="28"/>
           <w:lang w:val="ru-RU"/>
         </w:rPr>
-        <w:t>, ведь м</w:t>
-      </w:r>
-      <w:r>
-        <w:rPr>
-          <w:rFonts w:ascii="Times New Roman" w:hAnsi="Times New Roman" w:cs="Times New Roman"/>
-          <w:sz w:val="28"/>
-          <w:szCs w:val="28"/>
-          <w:lang w:val="ru-RU"/>
-        </w:rPr>
-        <w:t>одульная архитектура позволяет легко добавлять новые якоря и адаптировать систему под помещения сложной формы.</w:t>
+        <w:t xml:space="preserve"> при</w:t>
+      </w:r>
+      <w:r>
+        <w:rPr>
+          <w:rFonts w:ascii="Times New Roman" w:hAnsi="Times New Roman" w:cs="Times New Roman"/>
+          <w:sz w:val="28"/>
+          <w:szCs w:val="28"/>
+          <w:lang w:val="ru-RU"/>
+        </w:rPr>
+        <w:t xml:space="preserve"> м</w:t>
+      </w:r>
+      <w:r>
+        <w:rPr>
+          <w:rFonts w:ascii="Times New Roman" w:hAnsi="Times New Roman" w:cs="Times New Roman"/>
+          <w:sz w:val="28"/>
+          <w:szCs w:val="28"/>
+          <w:lang w:val="ru-RU"/>
+        </w:rPr>
+        <w:t>одульн</w:t>
+      </w:r>
+      <w:r>
+        <w:rPr>
+          <w:rFonts w:ascii="Times New Roman" w:hAnsi="Times New Roman" w:cs="Times New Roman"/>
+          <w:sz w:val="28"/>
+          <w:szCs w:val="28"/>
+          <w:lang w:val="ru-RU"/>
+        </w:rPr>
+        <w:t>ой</w:t>
+      </w:r>
+      <w:r>
+        <w:rPr>
+          <w:rFonts w:ascii="Times New Roman" w:hAnsi="Times New Roman" w:cs="Times New Roman"/>
+          <w:sz w:val="28"/>
+          <w:szCs w:val="28"/>
+          <w:lang w:val="ru-RU"/>
+        </w:rPr>
+        <w:t xml:space="preserve"> архитектур</w:t>
+      </w:r>
+      <w:r>
+        <w:rPr>
+          <w:rFonts w:ascii="Times New Roman" w:hAnsi="Times New Roman" w:cs="Times New Roman"/>
+          <w:sz w:val="28"/>
+          <w:szCs w:val="28"/>
+          <w:lang w:val="ru-RU"/>
+        </w:rPr>
+        <w:t>е, которая</w:t>
+      </w:r>
+      <w:r>
+        <w:rPr>
+          <w:rFonts w:ascii="Times New Roman" w:hAnsi="Times New Roman" w:cs="Times New Roman"/>
+          <w:sz w:val="28"/>
+          <w:szCs w:val="28"/>
+          <w:lang w:val="ru-RU"/>
+        </w:rPr>
+        <w:t xml:space="preserve"> позволяет легко добавлять новые якоря и адаптировать систему под помещения сложной формы.</w:t>
       </w:r>
     </w:p>
     <w:p>
@@ -2528,17 +3073,7 @@
           <w:szCs w:val="28"/>
           <w:lang w:val="ru-RU"/>
         </w:rPr>
-        <w:t xml:space="preserve"> и перехода на более точные методы </w:t>
-      </w:r>
-      <w:r>
-        <w:rPr>
-          <w:rFonts w:ascii="Times New Roman" w:hAnsi="Times New Roman" w:cs="Times New Roman"/>
-          <w:sz w:val="28"/>
-          <w:szCs w:val="28"/>
-          <w:lang w:val="ru-RU"/>
-        </w:rPr>
-        <w:lastRenderedPageBreak/>
-        <w:t xml:space="preserve">позиционирования, основанные на времени прохождения сигнала (например, </w:t>
+        <w:t xml:space="preserve"> и перехода на более точные методы позиционирования, основанные на времени прохождения сигнала (например, </w:t>
       </w:r>
       <w:r>
         <w:rPr>
@@ -4037,15 +4572,15 @@
     <w:lsdException w:name="Unresolved Mention" w:semiHidden="1" w:unhideWhenUsed="1"/>
     <w:lsdException w:name="Smart Link" w:semiHidden="1" w:unhideWhenUsed="1"/>
   </w:latentStyles>
-  <w:style w:type="paragraph" w:default="1" w:styleId="a">
+  <w:style w:type="paragraph" w:default="1" w:styleId="Normal">
     <w:name w:val="Normal"/>
     <w:qFormat/>
   </w:style>
-  <w:style w:type="paragraph" w:styleId="1">
+  <w:style w:type="paragraph" w:styleId="Heading1">
     <w:name w:val="heading 1"/>
-    <w:basedOn w:val="a"/>
-    <w:next w:val="a"/>
-    <w:link w:val="10"/>
+    <w:basedOn w:val="Normal"/>
+    <w:next w:val="Normal"/>
+    <w:link w:val="Heading1Char"/>
     <w:uiPriority w:val="9"/>
     <w:qFormat/>
     <w:rsid w:val="00050986"/>
@@ -4062,11 +4597,11 @@
       <w:szCs w:val="40"/>
     </w:rPr>
   </w:style>
-  <w:style w:type="paragraph" w:styleId="2">
+  <w:style w:type="paragraph" w:styleId="Heading2">
     <w:name w:val="heading 2"/>
-    <w:basedOn w:val="a"/>
-    <w:next w:val="a"/>
-    <w:link w:val="20"/>
+    <w:basedOn w:val="Normal"/>
+    <w:next w:val="Normal"/>
+    <w:link w:val="Heading2Char"/>
     <w:uiPriority w:val="9"/>
     <w:semiHidden/>
     <w:unhideWhenUsed/>
@@ -4085,11 +4620,11 @@
       <w:szCs w:val="32"/>
     </w:rPr>
   </w:style>
-  <w:style w:type="paragraph" w:styleId="3">
+  <w:style w:type="paragraph" w:styleId="Heading3">
     <w:name w:val="heading 3"/>
-    <w:basedOn w:val="a"/>
-    <w:next w:val="a"/>
-    <w:link w:val="30"/>
+    <w:basedOn w:val="Normal"/>
+    <w:next w:val="Normal"/>
+    <w:link w:val="Heading3Char"/>
     <w:uiPriority w:val="9"/>
     <w:semiHidden/>
     <w:unhideWhenUsed/>
@@ -4108,11 +4643,11 @@
       <w:szCs w:val="28"/>
     </w:rPr>
   </w:style>
-  <w:style w:type="paragraph" w:styleId="4">
+  <w:style w:type="paragraph" w:styleId="Heading4">
     <w:name w:val="heading 4"/>
-    <w:basedOn w:val="a"/>
-    <w:next w:val="a"/>
-    <w:link w:val="40"/>
+    <w:basedOn w:val="Normal"/>
+    <w:next w:val="Normal"/>
+    <w:link w:val="Heading4Char"/>
     <w:uiPriority w:val="9"/>
     <w:semiHidden/>
     <w:unhideWhenUsed/>
@@ -4131,11 +4666,11 @@
       <w:color w:val="0F4761" w:themeColor="accent1" w:themeShade="BF"/>
     </w:rPr>
   </w:style>
-  <w:style w:type="paragraph" w:styleId="5">
+  <w:style w:type="paragraph" w:styleId="Heading5">
     <w:name w:val="heading 5"/>
-    <w:basedOn w:val="a"/>
-    <w:next w:val="a"/>
-    <w:link w:val="50"/>
+    <w:basedOn w:val="Normal"/>
+    <w:next w:val="Normal"/>
+    <w:link w:val="Heading5Char"/>
     <w:uiPriority w:val="9"/>
     <w:semiHidden/>
     <w:unhideWhenUsed/>
@@ -4152,11 +4687,11 @@
       <w:color w:val="0F4761" w:themeColor="accent1" w:themeShade="BF"/>
     </w:rPr>
   </w:style>
-  <w:style w:type="paragraph" w:styleId="6">
+  <w:style w:type="paragraph" w:styleId="Heading6">
     <w:name w:val="heading 6"/>
-    <w:basedOn w:val="a"/>
-    <w:next w:val="a"/>
-    <w:link w:val="60"/>
+    <w:basedOn w:val="Normal"/>
+    <w:next w:val="Normal"/>
+    <w:link w:val="Heading6Char"/>
     <w:uiPriority w:val="9"/>
     <w:semiHidden/>
     <w:unhideWhenUsed/>
@@ -4175,11 +4710,11 @@
       <w:color w:val="595959" w:themeColor="text1" w:themeTint="A6"/>
     </w:rPr>
   </w:style>
-  <w:style w:type="paragraph" w:styleId="7">
+  <w:style w:type="paragraph" w:styleId="Heading7">
     <w:name w:val="heading 7"/>
-    <w:basedOn w:val="a"/>
-    <w:next w:val="a"/>
-    <w:link w:val="70"/>
+    <w:basedOn w:val="Normal"/>
+    <w:next w:val="Normal"/>
+    <w:link w:val="Heading7Char"/>
     <w:uiPriority w:val="9"/>
     <w:semiHidden/>
     <w:unhideWhenUsed/>
@@ -4196,11 +4731,11 @@
       <w:color w:val="595959" w:themeColor="text1" w:themeTint="A6"/>
     </w:rPr>
   </w:style>
-  <w:style w:type="paragraph" w:styleId="8">
+  <w:style w:type="paragraph" w:styleId="Heading8">
     <w:name w:val="heading 8"/>
-    <w:basedOn w:val="a"/>
-    <w:next w:val="a"/>
-    <w:link w:val="80"/>
+    <w:basedOn w:val="Normal"/>
+    <w:next w:val="Normal"/>
+    <w:link w:val="Heading8Char"/>
     <w:uiPriority w:val="9"/>
     <w:semiHidden/>
     <w:unhideWhenUsed/>
@@ -4219,11 +4754,11 @@
       <w:color w:val="272727" w:themeColor="text1" w:themeTint="D8"/>
     </w:rPr>
   </w:style>
-  <w:style w:type="paragraph" w:styleId="9">
+  <w:style w:type="paragraph" w:styleId="Heading9">
     <w:name w:val="heading 9"/>
-    <w:basedOn w:val="a"/>
-    <w:next w:val="a"/>
-    <w:link w:val="90"/>
+    <w:basedOn w:val="Normal"/>
+    <w:next w:val="Normal"/>
+    <w:link w:val="Heading9Char"/>
     <w:uiPriority w:val="9"/>
     <w:semiHidden/>
     <w:unhideWhenUsed/>
@@ -4240,13 +4775,12 @@
       <w:color w:val="272727" w:themeColor="text1" w:themeTint="D8"/>
     </w:rPr>
   </w:style>
-  <w:style w:type="character" w:default="1" w:styleId="a0">
+  <w:style w:type="character" w:default="1" w:styleId="DefaultParagraphFont">
     <w:name w:val="Default Paragraph Font"/>
     <w:uiPriority w:val="1"/>
-    <w:semiHidden/>
     <w:unhideWhenUsed/>
   </w:style>
-  <w:style w:type="table" w:default="1" w:styleId="a1">
+  <w:style w:type="table" w:default="1" w:styleId="TableNormal">
     <w:name w:val="Normal Table"/>
     <w:uiPriority w:val="99"/>
     <w:semiHidden/>
@@ -4261,16 +4795,16 @@
       </w:tblCellMar>
     </w:tblPr>
   </w:style>
-  <w:style w:type="numbering" w:default="1" w:styleId="a2">
+  <w:style w:type="numbering" w:default="1" w:styleId="NoList">
     <w:name w:val="No List"/>
     <w:uiPriority w:val="99"/>
     <w:semiHidden/>
     <w:unhideWhenUsed/>
   </w:style>
-  <w:style w:type="character" w:customStyle="1" w:styleId="10">
-    <w:name w:val="Заголовок 1 Знак"/>
-    <w:basedOn w:val="a0"/>
-    <w:link w:val="1"/>
+  <w:style w:type="character" w:customStyle="1" w:styleId="Heading1Char">
+    <w:name w:val="Heading 1 Char"/>
+    <w:basedOn w:val="DefaultParagraphFont"/>
+    <w:link w:val="Heading1"/>
     <w:uiPriority w:val="9"/>
     <w:rsid w:val="00050986"/>
     <w:rPr>
@@ -4280,10 +4814,10 @@
       <w:szCs w:val="40"/>
     </w:rPr>
   </w:style>
-  <w:style w:type="character" w:customStyle="1" w:styleId="20">
-    <w:name w:val="Заголовок 2 Знак"/>
-    <w:basedOn w:val="a0"/>
-    <w:link w:val="2"/>
+  <w:style w:type="character" w:customStyle="1" w:styleId="Heading2Char">
+    <w:name w:val="Heading 2 Char"/>
+    <w:basedOn w:val="DefaultParagraphFont"/>
+    <w:link w:val="Heading2"/>
     <w:uiPriority w:val="9"/>
     <w:semiHidden/>
     <w:rsid w:val="00050986"/>
@@ -4294,10 +4828,10 @@
       <w:szCs w:val="32"/>
     </w:rPr>
   </w:style>
-  <w:style w:type="character" w:customStyle="1" w:styleId="30">
-    <w:name w:val="Заголовок 3 Знак"/>
-    <w:basedOn w:val="a0"/>
-    <w:link w:val="3"/>
+  <w:style w:type="character" w:customStyle="1" w:styleId="Heading3Char">
+    <w:name w:val="Heading 3 Char"/>
+    <w:basedOn w:val="DefaultParagraphFont"/>
+    <w:link w:val="Heading3"/>
     <w:uiPriority w:val="9"/>
     <w:semiHidden/>
     <w:rsid w:val="00050986"/>
@@ -4308,10 +4842,10 @@
       <w:szCs w:val="28"/>
     </w:rPr>
   </w:style>
-  <w:style w:type="character" w:customStyle="1" w:styleId="40">
-    <w:name w:val="Заголовок 4 Знак"/>
-    <w:basedOn w:val="a0"/>
-    <w:link w:val="4"/>
+  <w:style w:type="character" w:customStyle="1" w:styleId="Heading4Char">
+    <w:name w:val="Heading 4 Char"/>
+    <w:basedOn w:val="DefaultParagraphFont"/>
+    <w:link w:val="Heading4"/>
     <w:uiPriority w:val="9"/>
     <w:semiHidden/>
     <w:rsid w:val="00050986"/>
@@ -4322,10 +4856,10 @@
       <w:color w:val="0F4761" w:themeColor="accent1" w:themeShade="BF"/>
     </w:rPr>
   </w:style>
-  <w:style w:type="character" w:customStyle="1" w:styleId="50">
-    <w:name w:val="Заголовок 5 Знак"/>
-    <w:basedOn w:val="a0"/>
-    <w:link w:val="5"/>
+  <w:style w:type="character" w:customStyle="1" w:styleId="Heading5Char">
+    <w:name w:val="Heading 5 Char"/>
+    <w:basedOn w:val="DefaultParagraphFont"/>
+    <w:link w:val="Heading5"/>
     <w:uiPriority w:val="9"/>
     <w:semiHidden/>
     <w:rsid w:val="00050986"/>
@@ -4334,10 +4868,10 @@
       <w:color w:val="0F4761" w:themeColor="accent1" w:themeShade="BF"/>
     </w:rPr>
   </w:style>
-  <w:style w:type="character" w:customStyle="1" w:styleId="60">
-    <w:name w:val="Заголовок 6 Знак"/>
-    <w:basedOn w:val="a0"/>
-    <w:link w:val="6"/>
+  <w:style w:type="character" w:customStyle="1" w:styleId="Heading6Char">
+    <w:name w:val="Heading 6 Char"/>
+    <w:basedOn w:val="DefaultParagraphFont"/>
+    <w:link w:val="Heading6"/>
     <w:uiPriority w:val="9"/>
     <w:semiHidden/>
     <w:rsid w:val="00050986"/>
@@ -4348,10 +4882,10 @@
       <w:color w:val="595959" w:themeColor="text1" w:themeTint="A6"/>
     </w:rPr>
   </w:style>
-  <w:style w:type="character" w:customStyle="1" w:styleId="70">
-    <w:name w:val="Заголовок 7 Знак"/>
-    <w:basedOn w:val="a0"/>
-    <w:link w:val="7"/>
+  <w:style w:type="character" w:customStyle="1" w:styleId="Heading7Char">
+    <w:name w:val="Heading 7 Char"/>
+    <w:basedOn w:val="DefaultParagraphFont"/>
+    <w:link w:val="Heading7"/>
     <w:uiPriority w:val="9"/>
     <w:semiHidden/>
     <w:rsid w:val="00050986"/>
@@ -4360,10 +4894,10 @@
       <w:color w:val="595959" w:themeColor="text1" w:themeTint="A6"/>
     </w:rPr>
   </w:style>
-  <w:style w:type="character" w:customStyle="1" w:styleId="80">
-    <w:name w:val="Заголовок 8 Знак"/>
-    <w:basedOn w:val="a0"/>
-    <w:link w:val="8"/>
+  <w:style w:type="character" w:customStyle="1" w:styleId="Heading8Char">
+    <w:name w:val="Heading 8 Char"/>
+    <w:basedOn w:val="DefaultParagraphFont"/>
+    <w:link w:val="Heading8"/>
     <w:uiPriority w:val="9"/>
     <w:semiHidden/>
     <w:rsid w:val="00050986"/>
@@ -4374,10 +4908,10 @@
       <w:color w:val="272727" w:themeColor="text1" w:themeTint="D8"/>
     </w:rPr>
   </w:style>
-  <w:style w:type="character" w:customStyle="1" w:styleId="90">
-    <w:name w:val="Заголовок 9 Знак"/>
-    <w:basedOn w:val="a0"/>
-    <w:link w:val="9"/>
+  <w:style w:type="character" w:customStyle="1" w:styleId="Heading9Char">
+    <w:name w:val="Heading 9 Char"/>
+    <w:basedOn w:val="DefaultParagraphFont"/>
+    <w:link w:val="Heading9"/>
     <w:uiPriority w:val="9"/>
     <w:semiHidden/>
     <w:rsid w:val="00050986"/>
@@ -4386,11 +4920,11 @@
       <w:color w:val="272727" w:themeColor="text1" w:themeTint="D8"/>
     </w:rPr>
   </w:style>
-  <w:style w:type="paragraph" w:styleId="a3">
+  <w:style w:type="paragraph" w:styleId="Title">
     <w:name w:val="Title"/>
-    <w:basedOn w:val="a"/>
-    <w:next w:val="a"/>
-    <w:link w:val="a4"/>
+    <w:basedOn w:val="Normal"/>
+    <w:next w:val="Normal"/>
+    <w:link w:val="TitleChar"/>
     <w:uiPriority w:val="10"/>
     <w:qFormat/>
     <w:rsid w:val="00050986"/>
@@ -4406,10 +4940,10 @@
       <w:szCs w:val="56"/>
     </w:rPr>
   </w:style>
-  <w:style w:type="character" w:customStyle="1" w:styleId="a4">
-    <w:name w:val="Заголовок Знак"/>
-    <w:basedOn w:val="a0"/>
-    <w:link w:val="a3"/>
+  <w:style w:type="character" w:customStyle="1" w:styleId="TitleChar">
+    <w:name w:val="Title Char"/>
+    <w:basedOn w:val="DefaultParagraphFont"/>
+    <w:link w:val="Title"/>
     <w:uiPriority w:val="10"/>
     <w:rsid w:val="00050986"/>
     <w:rPr>
@@ -4420,11 +4954,11 @@
       <w:szCs w:val="56"/>
     </w:rPr>
   </w:style>
-  <w:style w:type="paragraph" w:styleId="a5">
+  <w:style w:type="paragraph" w:styleId="Subtitle">
     <w:name w:val="Subtitle"/>
-    <w:basedOn w:val="a"/>
-    <w:next w:val="a"/>
-    <w:link w:val="a6"/>
+    <w:basedOn w:val="Normal"/>
+    <w:next w:val="Normal"/>
+    <w:link w:val="SubtitleChar"/>
     <w:uiPriority w:val="11"/>
     <w:qFormat/>
     <w:rsid w:val="00050986"/>
@@ -4441,10 +4975,10 @@
       <w:szCs w:val="28"/>
     </w:rPr>
   </w:style>
-  <w:style w:type="character" w:customStyle="1" w:styleId="a6">
-    <w:name w:val="Подзаголовок Знак"/>
-    <w:basedOn w:val="a0"/>
-    <w:link w:val="a5"/>
+  <w:style w:type="character" w:customStyle="1" w:styleId="SubtitleChar">
+    <w:name w:val="Subtitle Char"/>
+    <w:basedOn w:val="DefaultParagraphFont"/>
+    <w:link w:val="Subtitle"/>
     <w:uiPriority w:val="11"/>
     <w:rsid w:val="00050986"/>
     <w:rPr>
@@ -4455,11 +4989,11 @@
       <w:szCs w:val="28"/>
     </w:rPr>
   </w:style>
-  <w:style w:type="paragraph" w:styleId="21">
+  <w:style w:type="paragraph" w:styleId="Quote">
     <w:name w:val="Quote"/>
-    <w:basedOn w:val="a"/>
-    <w:next w:val="a"/>
-    <w:link w:val="22"/>
+    <w:basedOn w:val="Normal"/>
+    <w:next w:val="Normal"/>
+    <w:link w:val="QuoteChar"/>
     <w:uiPriority w:val="29"/>
     <w:qFormat/>
     <w:rsid w:val="00050986"/>
@@ -4473,10 +5007,10 @@
       <w:color w:val="404040" w:themeColor="text1" w:themeTint="BF"/>
     </w:rPr>
   </w:style>
-  <w:style w:type="character" w:customStyle="1" w:styleId="22">
-    <w:name w:val="Цитата 2 Знак"/>
-    <w:basedOn w:val="a0"/>
-    <w:link w:val="21"/>
+  <w:style w:type="character" w:customStyle="1" w:styleId="QuoteChar">
+    <w:name w:val="Quote Char"/>
+    <w:basedOn w:val="DefaultParagraphFont"/>
+    <w:link w:val="Quote"/>
     <w:uiPriority w:val="29"/>
     <w:rsid w:val="00050986"/>
     <w:rPr>
@@ -4485,9 +5019,9 @@
       <w:color w:val="404040" w:themeColor="text1" w:themeTint="BF"/>
     </w:rPr>
   </w:style>
-  <w:style w:type="paragraph" w:styleId="a7">
+  <w:style w:type="paragraph" w:styleId="ListParagraph">
     <w:name w:val="List Paragraph"/>
-    <w:basedOn w:val="a"/>
+    <w:basedOn w:val="Normal"/>
     <w:uiPriority w:val="34"/>
     <w:qFormat/>
     <w:rsid w:val="00050986"/>
@@ -4496,9 +5030,9 @@
       <w:contextualSpacing/>
     </w:pPr>
   </w:style>
-  <w:style w:type="character" w:styleId="a8">
+  <w:style w:type="character" w:styleId="IntenseEmphasis">
     <w:name w:val="Intense Emphasis"/>
-    <w:basedOn w:val="a0"/>
+    <w:basedOn w:val="DefaultParagraphFont"/>
     <w:uiPriority w:val="21"/>
     <w:qFormat/>
     <w:rsid w:val="00050986"/>
@@ -4508,11 +5042,11 @@
       <w:color w:val="0F4761" w:themeColor="accent1" w:themeShade="BF"/>
     </w:rPr>
   </w:style>
-  <w:style w:type="paragraph" w:styleId="a9">
+  <w:style w:type="paragraph" w:styleId="IntenseQuote">
     <w:name w:val="Intense Quote"/>
-    <w:basedOn w:val="a"/>
-    <w:next w:val="a"/>
-    <w:link w:val="aa"/>
+    <w:basedOn w:val="Normal"/>
+    <w:next w:val="Normal"/>
+    <w:link w:val="IntenseQuoteChar"/>
     <w:uiPriority w:val="30"/>
     <w:qFormat/>
     <w:rsid w:val="00050986"/>
@@ -4531,10 +5065,10 @@
       <w:color w:val="0F4761" w:themeColor="accent1" w:themeShade="BF"/>
     </w:rPr>
   </w:style>
-  <w:style w:type="character" w:customStyle="1" w:styleId="aa">
-    <w:name w:val="Выделенная цитата Знак"/>
-    <w:basedOn w:val="a0"/>
-    <w:link w:val="a9"/>
+  <w:style w:type="character" w:customStyle="1" w:styleId="IntenseQuoteChar">
+    <w:name w:val="Intense Quote Char"/>
+    <w:basedOn w:val="DefaultParagraphFont"/>
+    <w:link w:val="IntenseQuote"/>
     <w:uiPriority w:val="30"/>
     <w:rsid w:val="00050986"/>
     <w:rPr>
@@ -4543,9 +5077,9 @@
       <w:color w:val="0F4761" w:themeColor="accent1" w:themeShade="BF"/>
     </w:rPr>
   </w:style>
-  <w:style w:type="character" w:styleId="ab">
+  <w:style w:type="character" w:styleId="IntenseReference">
     <w:name w:val="Intense Reference"/>
-    <w:basedOn w:val="a0"/>
+    <w:basedOn w:val="DefaultParagraphFont"/>
     <w:uiPriority w:val="32"/>
     <w:qFormat/>
     <w:rsid w:val="00050986"/>

--- a/media/Научная работа/Статья.docx
+++ b/media/Научная работа/Статья.docx
@@ -66,8 +66,9 @@
           <w:sz w:val="24"/>
           <w:szCs w:val="24"/>
         </w:rPr>
-        <w:t>Ковалец И.А.</w:t>
-      </w:r>
+        <w:t xml:space="preserve">Евтушенко </w:t>
+      </w:r>
+      <w:proofErr w:type="gramStart"/>
       <w:r>
         <w:rPr>
           <w:rFonts w:ascii="Times New Roman" w:hAnsi="Times New Roman" w:cs="Times New Roman"/>
@@ -76,8 +77,9 @@
           <w:sz w:val="24"/>
           <w:szCs w:val="24"/>
         </w:rPr>
-        <w:t xml:space="preserve">, </w:t>
-      </w:r>
+        <w:t>Е.А.</w:t>
+      </w:r>
+      <w:proofErr w:type="gramEnd"/>
       <w:r>
         <w:rPr>
           <w:rFonts w:ascii="Times New Roman" w:hAnsi="Times New Roman" w:cs="Times New Roman"/>
@@ -86,7 +88,7 @@
           <w:sz w:val="24"/>
           <w:szCs w:val="24"/>
         </w:rPr>
-        <w:t>Евтушенко Е.А.</w:t>
+        <w:t xml:space="preserve">, </w:t>
       </w:r>
       <w:r>
         <w:rPr>
@@ -96,24 +98,9 @@
           <w:sz w:val="24"/>
           <w:szCs w:val="24"/>
         </w:rPr>
-        <w:t>, Сафарьян О.А.</w:t>
-      </w:r>
-    </w:p>
-    <w:p>
-      <w:pPr>
-        <w:spacing w:after="0" w:line="240" w:lineRule="auto"/>
-        <w:jc w:val="right"/>
-        <w:rPr>
-          <w:rFonts w:ascii="Times New Roman" w:hAnsi="Times New Roman" w:cs="Times New Roman"/>
-          <w:sz w:val="24"/>
-          <w:szCs w:val="24"/>
-        </w:rPr>
-      </w:pPr>
-    </w:p>
-    <w:p>
-      <w:pPr>
-        <w:spacing w:after="0" w:line="240" w:lineRule="auto"/>
-        <w:jc w:val="center"/>
+        <w:t>Ковалец И.А.</w:t>
+      </w:r>
+      <w:r>
         <w:rPr>
           <w:rFonts w:ascii="Times New Roman" w:hAnsi="Times New Roman" w:cs="Times New Roman"/>
           <w:b/>
@@ -121,7 +108,9 @@
           <w:sz w:val="24"/>
           <w:szCs w:val="24"/>
         </w:rPr>
-      </w:pPr>
+        <w:t xml:space="preserve">, </w:t>
+      </w:r>
+      <w:proofErr w:type="spellStart"/>
       <w:r>
         <w:rPr>
           <w:rFonts w:ascii="Times New Roman" w:hAnsi="Times New Roman" w:cs="Times New Roman"/>
@@ -130,13 +119,10 @@
           <w:sz w:val="24"/>
           <w:szCs w:val="24"/>
         </w:rPr>
-        <w:t>РАЗРАБОТКА СИСТЕМЫ ПОЗИЦИОНИРОВАНИЯ ВНУТРИ ПОМЕЩЕНИЙ</w:t>
-      </w:r>
-    </w:p>
-    <w:p>
-      <w:pPr>
-        <w:spacing w:after="0" w:line="240" w:lineRule="auto"/>
-        <w:jc w:val="center"/>
+        <w:t>Сафарьян</w:t>
+      </w:r>
+      <w:proofErr w:type="spellEnd"/>
+      <w:r>
         <w:rPr>
           <w:rFonts w:ascii="Times New Roman" w:hAnsi="Times New Roman" w:cs="Times New Roman"/>
           <w:b/>
@@ -144,6 +130,18 @@
           <w:sz w:val="24"/>
           <w:szCs w:val="24"/>
         </w:rPr>
+        <w:t xml:space="preserve"> О.А.</w:t>
+      </w:r>
+    </w:p>
+    <w:p>
+      <w:pPr>
+        <w:spacing w:after="0" w:line="240" w:lineRule="auto"/>
+        <w:jc w:val="right"/>
+        <w:rPr>
+          <w:rFonts w:ascii="Times New Roman" w:hAnsi="Times New Roman" w:cs="Times New Roman"/>
+          <w:sz w:val="24"/>
+          <w:szCs w:val="24"/>
+        </w:rPr>
       </w:pPr>
     </w:p>
     <w:p>
@@ -152,17 +150,71 @@
         <w:jc w:val="center"/>
         <w:rPr>
           <w:rFonts w:ascii="Times New Roman" w:hAnsi="Times New Roman" w:cs="Times New Roman"/>
-          <w:sz w:val="24"/>
-          <w:szCs w:val="24"/>
-        </w:rPr>
-      </w:pPr>
-      <w:r>
-        <w:rPr>
-          <w:rFonts w:ascii="Times New Roman" w:hAnsi="Times New Roman" w:cs="Times New Roman"/>
-          <w:sz w:val="24"/>
-          <w:szCs w:val="24"/>
-        </w:rPr>
-        <w:t>Донской государственный технический университет, Ростов-на-Дону, Россия</w:t>
+          <w:b/>
+          <w:bCs/>
+          <w:sz w:val="24"/>
+          <w:szCs w:val="24"/>
+        </w:rPr>
+      </w:pPr>
+      <w:r>
+        <w:rPr>
+          <w:rFonts w:ascii="Times New Roman" w:hAnsi="Times New Roman" w:cs="Times New Roman"/>
+          <w:b/>
+          <w:bCs/>
+          <w:sz w:val="24"/>
+          <w:szCs w:val="24"/>
+        </w:rPr>
+        <w:t>РАЗРАБОТКА СИСТЕМЫ ПОЗИЦИОНИРОВАНИЯ ВНУТРИ ПОМЕЩЕНИЙ</w:t>
+      </w:r>
+    </w:p>
+    <w:p>
+      <w:pPr>
+        <w:spacing w:after="0" w:line="240" w:lineRule="auto"/>
+        <w:jc w:val="center"/>
+        <w:rPr>
+          <w:rFonts w:ascii="Times New Roman" w:hAnsi="Times New Roman" w:cs="Times New Roman"/>
+          <w:b/>
+          <w:bCs/>
+          <w:sz w:val="24"/>
+          <w:szCs w:val="24"/>
+        </w:rPr>
+      </w:pPr>
+    </w:p>
+    <w:p>
+      <w:pPr>
+        <w:spacing w:after="0" w:line="240" w:lineRule="auto"/>
+        <w:jc w:val="center"/>
+        <w:rPr>
+          <w:rFonts w:ascii="Times New Roman" w:hAnsi="Times New Roman" w:cs="Times New Roman"/>
+          <w:sz w:val="24"/>
+          <w:szCs w:val="24"/>
+        </w:rPr>
+      </w:pPr>
+      <w:r>
+        <w:rPr>
+          <w:rFonts w:ascii="Times New Roman" w:hAnsi="Times New Roman" w:cs="Times New Roman"/>
+          <w:sz w:val="24"/>
+          <w:szCs w:val="24"/>
+        </w:rPr>
+        <w:t xml:space="preserve">Донской государственный технический университет, </w:t>
+      </w:r>
+      <w:proofErr w:type="spellStart"/>
+      <w:r>
+        <w:rPr>
+          <w:rFonts w:ascii="Times New Roman" w:hAnsi="Times New Roman" w:cs="Times New Roman"/>
+          <w:sz w:val="24"/>
+          <w:szCs w:val="24"/>
+        </w:rPr>
+        <w:t>Ростов</w:t>
+      </w:r>
+      <w:proofErr w:type="spellEnd"/>
+      <w:r>
+        <w:rPr>
+          <w:rFonts w:ascii="Times New Roman" w:hAnsi="Times New Roman" w:cs="Times New Roman"/>
+          <w:sz w:val="24"/>
+          <w:szCs w:val="24"/>
+        </w:rPr>
+        <w:t>-на-Дону, Россия</w:t>
       </w:r>
     </w:p>
     <w:p>
@@ -241,15 +293,7 @@
           <w:sz w:val="24"/>
           <w:szCs w:val="24"/>
         </w:rPr>
-        <w:t>ы</w:t>
-      </w:r>
-      <w:r>
-        <w:rPr>
-          <w:rFonts w:ascii="Times New Roman" w:hAnsi="Times New Roman" w:cs="Times New Roman"/>
-          <w:sz w:val="24"/>
-          <w:szCs w:val="24"/>
-        </w:rPr>
-        <w:t xml:space="preserve">, </w:t>
+        <w:t xml:space="preserve">ы, </w:t>
       </w:r>
       <w:r>
         <w:rPr>
@@ -267,13 +311,23 @@
         </w:rPr>
         <w:t xml:space="preserve"> </w:t>
       </w:r>
-      <w:r>
-        <w:rPr>
-          <w:rFonts w:ascii="Times New Roman" w:hAnsi="Times New Roman" w:cs="Times New Roman"/>
-          <w:sz w:val="24"/>
-          <w:szCs w:val="24"/>
-        </w:rPr>
-        <w:t>трилатерация, RSSI,</w:t>
+      <w:proofErr w:type="spellStart"/>
+      <w:r>
+        <w:rPr>
+          <w:rFonts w:ascii="Times New Roman" w:hAnsi="Times New Roman" w:cs="Times New Roman"/>
+          <w:sz w:val="24"/>
+          <w:szCs w:val="24"/>
+        </w:rPr>
+        <w:t>трилатерация</w:t>
+      </w:r>
+      <w:proofErr w:type="spellEnd"/>
+      <w:r>
+        <w:rPr>
+          <w:rFonts w:ascii="Times New Roman" w:hAnsi="Times New Roman" w:cs="Times New Roman"/>
+          <w:sz w:val="24"/>
+          <w:szCs w:val="24"/>
+        </w:rPr>
+        <w:t>, RSSI,</w:t>
       </w:r>
       <w:r>
         <w:rPr>
@@ -299,13 +353,23 @@
         </w:rPr>
         <w:t xml:space="preserve"> </w:t>
       </w:r>
-      <w:r>
-        <w:rPr>
-          <w:rFonts w:ascii="Times New Roman" w:hAnsi="Times New Roman" w:cs="Times New Roman"/>
-          <w:sz w:val="24"/>
-          <w:szCs w:val="24"/>
-        </w:rPr>
-        <w:t>ToF, многолучевое распространение сигнала.</w:t>
+      <w:proofErr w:type="spellStart"/>
+      <w:r>
+        <w:rPr>
+          <w:rFonts w:ascii="Times New Roman" w:hAnsi="Times New Roman" w:cs="Times New Roman"/>
+          <w:sz w:val="24"/>
+          <w:szCs w:val="24"/>
+        </w:rPr>
+        <w:t>ToF</w:t>
+      </w:r>
+      <w:proofErr w:type="spellEnd"/>
+      <w:r>
+        <w:rPr>
+          <w:rFonts w:ascii="Times New Roman" w:hAnsi="Times New Roman" w:cs="Times New Roman"/>
+          <w:sz w:val="24"/>
+          <w:szCs w:val="24"/>
+        </w:rPr>
+        <w:t>, многолучевое распространение сигнала.</w:t>
       </w:r>
     </w:p>
     <w:p>
@@ -341,8 +405,18 @@
           <w:sz w:val="24"/>
           <w:szCs w:val="24"/>
         </w:rPr>
-        <w:t xml:space="preserve"> рассматривается проблема отсутствия эффективных систем навигации в закрытых пространствах, где сигналы глобальных спутниковых систем (GPS, ГЛОНАСС) недоступны. Предлагается концепция системы позиционирования, основанной на использовании сети стационарных Wi</w:t>
-      </w:r>
+        <w:t xml:space="preserve"> рассматривается проблема отсутствия эффективных систем навигации в закрытых пространствах, где сигналы глобальных спутниковых систем (GPS, ГЛОНАСС) недоступны. Предлагается концепция системы позиционирования, основанной на использовании сети стационарных </w:t>
+      </w:r>
+      <w:proofErr w:type="spellStart"/>
+      <w:r>
+        <w:rPr>
+          <w:rFonts w:ascii="Times New Roman" w:hAnsi="Times New Roman" w:cs="Times New Roman"/>
+          <w:sz w:val="24"/>
+          <w:szCs w:val="24"/>
+        </w:rPr>
+        <w:t>Wi</w:t>
+      </w:r>
+      <w:proofErr w:type="spellEnd"/>
       <w:r>
         <w:rPr>
           <w:rFonts w:ascii="Times New Roman" w:hAnsi="Times New Roman" w:cs="Times New Roman"/>
@@ -373,7 +447,25 @@
           <w:sz w:val="24"/>
           <w:szCs w:val="24"/>
         </w:rPr>
-        <w:t>и алгоритмов трилатерации для определения местоположения мобильных объектов в реальном времени. Описывается архитектура системы, методика расчёта позиции и перспективы повышения точности</w:t>
+        <w:t xml:space="preserve">и алгоритмов </w:t>
+      </w:r>
+      <w:proofErr w:type="spellStart"/>
+      <w:r>
+        <w:rPr>
+          <w:rFonts w:ascii="Times New Roman" w:hAnsi="Times New Roman" w:cs="Times New Roman"/>
+          <w:sz w:val="24"/>
+          <w:szCs w:val="24"/>
+        </w:rPr>
+        <w:t>трилатерации</w:t>
+      </w:r>
+      <w:proofErr w:type="spellEnd"/>
+      <w:r>
+        <w:rPr>
+          <w:rFonts w:ascii="Times New Roman" w:hAnsi="Times New Roman" w:cs="Times New Roman"/>
+          <w:sz w:val="24"/>
+          <w:szCs w:val="24"/>
+        </w:rPr>
+        <w:t xml:space="preserve"> для определения местоположения мобильных объектов в реальном времени. Описывается архитектура системы, методика расчёта позиции и перспективы повышения точности</w:t>
       </w:r>
       <w:r>
         <w:rPr>
@@ -418,7 +510,7 @@
           <w:szCs w:val="24"/>
           <w:lang w:val="en-US"/>
         </w:rPr>
-        <w:t>Kovalets I.A.</w:t>
+        <w:t>Evtushenko E.A.</w:t>
       </w:r>
       <w:r>
         <w:rPr>
@@ -431,6 +523,7 @@
         </w:rPr>
         <w:t xml:space="preserve">, </w:t>
       </w:r>
+      <w:proofErr w:type="spellStart"/>
       <w:r>
         <w:rPr>
           <w:rFonts w:ascii="Times New Roman" w:hAnsi="Times New Roman" w:cs="Times New Roman"/>
@@ -440,8 +533,9 @@
           <w:szCs w:val="24"/>
           <w:lang w:val="en-US"/>
         </w:rPr>
-        <w:t>Evtushenko E.A.</w:t>
-      </w:r>
+        <w:t>Kovalets</w:t>
+      </w:r>
+      <w:proofErr w:type="spellEnd"/>
       <w:r>
         <w:rPr>
           <w:rFonts w:ascii="Times New Roman" w:hAnsi="Times New Roman" w:cs="Times New Roman"/>
@@ -451,25 +545,9 @@
           <w:szCs w:val="24"/>
           <w:lang w:val="en-US"/>
         </w:rPr>
-        <w:t>, Safaryan O.A.</w:t>
-      </w:r>
-    </w:p>
-    <w:p>
-      <w:pPr>
-        <w:spacing w:after="0" w:line="240" w:lineRule="auto"/>
-        <w:jc w:val="right"/>
-        <w:rPr>
-          <w:rFonts w:ascii="Times New Roman" w:hAnsi="Times New Roman" w:cs="Times New Roman"/>
-          <w:sz w:val="24"/>
-          <w:szCs w:val="24"/>
-          <w:lang w:val="en-US"/>
-        </w:rPr>
-      </w:pPr>
-    </w:p>
-    <w:p>
-      <w:pPr>
-        <w:spacing w:after="0" w:line="240" w:lineRule="auto"/>
-        <w:jc w:val="center"/>
+        <w:t xml:space="preserve"> I.A.</w:t>
+      </w:r>
+      <w:r>
         <w:rPr>
           <w:rFonts w:ascii="Times New Roman" w:hAnsi="Times New Roman" w:cs="Times New Roman"/>
           <w:b/>
@@ -478,7 +556,8 @@
           <w:szCs w:val="24"/>
           <w:lang w:val="en-US"/>
         </w:rPr>
-      </w:pPr>
+        <w:t xml:space="preserve">, </w:t>
+      </w:r>
       <w:r>
         <w:rPr>
           <w:rFonts w:ascii="Times New Roman" w:hAnsi="Times New Roman" w:cs="Times New Roman"/>
@@ -488,8 +567,20 @@
           <w:szCs w:val="24"/>
           <w:lang w:val="en-US"/>
         </w:rPr>
-        <w:t>Development of an indoor positioning system</w:t>
-      </w:r>
+        <w:t>Safaryan O.A.</w:t>
+      </w:r>
+    </w:p>
+    <w:p>
+      <w:pPr>
+        <w:spacing w:after="0" w:line="240" w:lineRule="auto"/>
+        <w:jc w:val="right"/>
+        <w:rPr>
+          <w:rFonts w:ascii="Times New Roman" w:hAnsi="Times New Roman" w:cs="Times New Roman"/>
+          <w:sz w:val="24"/>
+          <w:szCs w:val="24"/>
+          <w:lang w:val="en-US"/>
+        </w:rPr>
+      </w:pPr>
     </w:p>
     <w:p>
       <w:pPr>
@@ -504,6 +595,31 @@
           <w:lang w:val="en-US"/>
         </w:rPr>
       </w:pPr>
+      <w:r>
+        <w:rPr>
+          <w:rFonts w:ascii="Times New Roman" w:hAnsi="Times New Roman" w:cs="Times New Roman"/>
+          <w:b/>
+          <w:bCs/>
+          <w:sz w:val="24"/>
+          <w:szCs w:val="24"/>
+          <w:lang w:val="en-US"/>
+        </w:rPr>
+        <w:t>Development of an indoor positioning system</w:t>
+      </w:r>
+    </w:p>
+    <w:p>
+      <w:pPr>
+        <w:spacing w:after="0" w:line="240" w:lineRule="auto"/>
+        <w:jc w:val="center"/>
+        <w:rPr>
+          <w:rFonts w:ascii="Times New Roman" w:hAnsi="Times New Roman" w:cs="Times New Roman"/>
+          <w:b/>
+          <w:bCs/>
+          <w:sz w:val="24"/>
+          <w:szCs w:val="24"/>
+          <w:lang w:val="en-US"/>
+        </w:rPr>
+      </w:pPr>
     </w:p>
     <w:p>
       <w:pPr>
@@ -557,7 +673,27 @@
           <w:szCs w:val="24"/>
           <w:lang w:val="en-US"/>
         </w:rPr>
-        <w:t>Keywords: positioning system, mobile objects, ESP32, trilateration, RSSI, Kalman filter, hybrid architecture, ToF, multipath signal propagation.</w:t>
+        <w:t xml:space="preserve">Keywords: positioning system, mobile objects, ESP32, trilateration, RSSI, Kalman filter, hybrid architecture, </w:t>
+      </w:r>
+      <w:proofErr w:type="spellStart"/>
+      <w:r>
+        <w:rPr>
+          <w:rFonts w:ascii="Times New Roman" w:hAnsi="Times New Roman" w:cs="Times New Roman"/>
+          <w:sz w:val="24"/>
+          <w:szCs w:val="24"/>
+          <w:lang w:val="en-US"/>
+        </w:rPr>
+        <w:t>ToF</w:t>
+      </w:r>
+      <w:proofErr w:type="spellEnd"/>
+      <w:r>
+        <w:rPr>
+          <w:rFonts w:ascii="Times New Roman" w:hAnsi="Times New Roman" w:cs="Times New Roman"/>
+          <w:sz w:val="24"/>
+          <w:szCs w:val="24"/>
+          <w:lang w:val="en-US"/>
+        </w:rPr>
+        <w:t>, multipath signal propagation.</w:t>
       </w:r>
     </w:p>
     <w:p>
@@ -569,6 +705,7 @@
           <w:rFonts w:ascii="Times New Roman" w:hAnsi="Times New Roman" w:cs="Times New Roman"/>
           <w:sz w:val="24"/>
           <w:szCs w:val="24"/>
+          <w:lang w:val="en-US"/>
         </w:rPr>
       </w:pPr>
       <w:r>
@@ -590,6 +727,7 @@
           <w:rFonts w:ascii="Times New Roman" w:hAnsi="Times New Roman" w:cs="Times New Roman"/>
           <w:sz w:val="24"/>
           <w:szCs w:val="24"/>
+          <w:lang w:val="en-US"/>
         </w:rPr>
       </w:pPr>
     </w:p>
@@ -610,7 +748,43 @@
           <w:sz w:val="24"/>
           <w:szCs w:val="24"/>
         </w:rPr>
-        <w:t>Актуальность разработки надёжных систем позиционирования внутри помещений (Indoor Positioning Systems, IPS) непрерывно возрастает. Это обусловлено потребностями таких областей, как логистика и управление складскими запасами, робототехника (автономная навигация сервисных роботов в зданиях), «умные» производства (мониторинг персонала и активов) и системы безопасности. Традиционные спутниковые технологии в этих сценариях неприменимы из-за экранирования сигнала стенами и перекрытиями</w:t>
+        <w:t>Актуальность разработки надёжных систем позиционирования внутри помещений (</w:t>
+      </w:r>
+      <w:proofErr w:type="spellStart"/>
+      <w:r>
+        <w:rPr>
+          <w:rFonts w:ascii="Times New Roman" w:hAnsi="Times New Roman" w:cs="Times New Roman"/>
+          <w:sz w:val="24"/>
+          <w:szCs w:val="24"/>
+        </w:rPr>
+        <w:t>Indoor</w:t>
+      </w:r>
+      <w:proofErr w:type="spellEnd"/>
+      <w:r>
+        <w:rPr>
+          <w:rFonts w:ascii="Times New Roman" w:hAnsi="Times New Roman" w:cs="Times New Roman"/>
+          <w:sz w:val="24"/>
+          <w:szCs w:val="24"/>
+        </w:rPr>
+        <w:t xml:space="preserve"> </w:t>
+      </w:r>
+      <w:proofErr w:type="spellStart"/>
+      <w:r>
+        <w:rPr>
+          <w:rFonts w:ascii="Times New Roman" w:hAnsi="Times New Roman" w:cs="Times New Roman"/>
+          <w:sz w:val="24"/>
+          <w:szCs w:val="24"/>
+        </w:rPr>
+        <w:t>Positioning</w:t>
+      </w:r>
+      <w:proofErr w:type="spellEnd"/>
+      <w:r>
+        <w:rPr>
+          <w:rFonts w:ascii="Times New Roman" w:hAnsi="Times New Roman" w:cs="Times New Roman"/>
+          <w:sz w:val="24"/>
+          <w:szCs w:val="24"/>
+        </w:rPr>
+        <w:t xml:space="preserve"> Systems, IPS) непрерывно возрастает. Это обусловлено потребностями таких областей, как логистика и управление складскими запасами, робототехника (автономная навигация сервисных роботов в зданиях), «умные» производства (мониторинг персонала и активов) и системы безопасности. Традиционные спутниковые технологии в этих сценариях неприменимы из-за экранирования сигнала стенами и перекрытиями</w:t>
       </w:r>
       <w:r>
         <w:rPr>
@@ -670,7 +844,25 @@
           <w:sz w:val="24"/>
           <w:szCs w:val="24"/>
         </w:rPr>
-        <w:t>нную Wi-Fi</w:t>
+        <w:t xml:space="preserve">нную </w:t>
+      </w:r>
+      <w:proofErr w:type="spellStart"/>
+      <w:r>
+        <w:rPr>
+          <w:rFonts w:ascii="Times New Roman" w:hAnsi="Times New Roman" w:cs="Times New Roman"/>
+          <w:sz w:val="24"/>
+          <w:szCs w:val="24"/>
+        </w:rPr>
+        <w:t>Wi</w:t>
+      </w:r>
+      <w:proofErr w:type="spellEnd"/>
+      <w:r>
+        <w:rPr>
+          <w:rFonts w:ascii="Times New Roman" w:hAnsi="Times New Roman" w:cs="Times New Roman"/>
+          <w:sz w:val="24"/>
+          <w:szCs w:val="24"/>
+        </w:rPr>
+        <w:t>-Fi</w:t>
       </w:r>
       <w:r>
         <w:rPr>
@@ -738,7 +930,61 @@
           <w:sz w:val="24"/>
           <w:szCs w:val="24"/>
         </w:rPr>
-        <w:t>В настоящее время для IPS используются различные технологии: ультразвук, инфракрасное излучение, Bluetooth Low Energy (BLE), UWB (Ultra-Wideband) и Wi-Fi. Каждая имеет свои компромиссы. UWB обеспечивает сантиметровую точность, но требует дорогостоящего оборудования. BLE-маяки дёшевы, но имеют ограниченный радиус действия и требуют разв</w:t>
+        <w:t xml:space="preserve">В настоящее время для IPS используются различные технологии: ультразвук, инфракрасное излучение, Bluetooth </w:t>
+      </w:r>
+      <w:proofErr w:type="spellStart"/>
+      <w:r>
+        <w:rPr>
+          <w:rFonts w:ascii="Times New Roman" w:hAnsi="Times New Roman" w:cs="Times New Roman"/>
+          <w:sz w:val="24"/>
+          <w:szCs w:val="24"/>
+        </w:rPr>
+        <w:t>Low</w:t>
+      </w:r>
+      <w:proofErr w:type="spellEnd"/>
+      <w:r>
+        <w:rPr>
+          <w:rFonts w:ascii="Times New Roman" w:hAnsi="Times New Roman" w:cs="Times New Roman"/>
+          <w:sz w:val="24"/>
+          <w:szCs w:val="24"/>
+        </w:rPr>
+        <w:t xml:space="preserve"> Energy (BLE), UWB (Ultra-</w:t>
+      </w:r>
+      <w:proofErr w:type="spellStart"/>
+      <w:r>
+        <w:rPr>
+          <w:rFonts w:ascii="Times New Roman" w:hAnsi="Times New Roman" w:cs="Times New Roman"/>
+          <w:sz w:val="24"/>
+          <w:szCs w:val="24"/>
+        </w:rPr>
+        <w:t>Wideband</w:t>
+      </w:r>
+      <w:proofErr w:type="spellEnd"/>
+      <w:r>
+        <w:rPr>
+          <w:rFonts w:ascii="Times New Roman" w:hAnsi="Times New Roman" w:cs="Times New Roman"/>
+          <w:sz w:val="24"/>
+          <w:szCs w:val="24"/>
+        </w:rPr>
+        <w:t xml:space="preserve">) и </w:t>
+      </w:r>
+      <w:proofErr w:type="spellStart"/>
+      <w:r>
+        <w:rPr>
+          <w:rFonts w:ascii="Times New Roman" w:hAnsi="Times New Roman" w:cs="Times New Roman"/>
+          <w:sz w:val="24"/>
+          <w:szCs w:val="24"/>
+        </w:rPr>
+        <w:t>Wi</w:t>
+      </w:r>
+      <w:proofErr w:type="spellEnd"/>
+      <w:r>
+        <w:rPr>
+          <w:rFonts w:ascii="Times New Roman" w:hAnsi="Times New Roman" w:cs="Times New Roman"/>
+          <w:sz w:val="24"/>
+          <w:szCs w:val="24"/>
+        </w:rPr>
+        <w:t>-Fi. Каждая имеет свои компромиссы. UWB обеспечивает сантиметровую точность, но требует дорогостоящего оборудования. BLE-маяки дёшевы, но имеют ограниченный радиус действия и требуют разв</w:t>
       </w:r>
       <w:r>
         <w:rPr>
@@ -754,7 +1000,25 @@
           <w:sz w:val="24"/>
           <w:szCs w:val="24"/>
         </w:rPr>
-        <w:t>ртывания плотной сети. Подход на основе Wi-Fi является компромиссным: он использует существующую или недорогую в развёртывании инфраструктуру, а в качестве при</w:t>
+        <w:t xml:space="preserve">ртывания плотной сети. Подход на основе </w:t>
+      </w:r>
+      <w:proofErr w:type="spellStart"/>
+      <w:r>
+        <w:rPr>
+          <w:rFonts w:ascii="Times New Roman" w:hAnsi="Times New Roman" w:cs="Times New Roman"/>
+          <w:sz w:val="24"/>
+          <w:szCs w:val="24"/>
+        </w:rPr>
+        <w:t>Wi</w:t>
+      </w:r>
+      <w:proofErr w:type="spellEnd"/>
+      <w:r>
+        <w:rPr>
+          <w:rFonts w:ascii="Times New Roman" w:hAnsi="Times New Roman" w:cs="Times New Roman"/>
+          <w:sz w:val="24"/>
+          <w:szCs w:val="24"/>
+        </w:rPr>
+        <w:t>-Fi является компромиссным: он использует существующую или недорогую в развёртывании инфраструктуру, а в качестве при</w:t>
       </w:r>
       <w:r>
         <w:rPr>
@@ -770,7 +1034,25 @@
           <w:sz w:val="24"/>
           <w:szCs w:val="24"/>
         </w:rPr>
-        <w:t>мников могут выступать обычные смартфоны или Wi-Fi</w:t>
+        <w:t xml:space="preserve">мников могут выступать обычные смартфоны или </w:t>
+      </w:r>
+      <w:proofErr w:type="spellStart"/>
+      <w:r>
+        <w:rPr>
+          <w:rFonts w:ascii="Times New Roman" w:hAnsi="Times New Roman" w:cs="Times New Roman"/>
+          <w:sz w:val="24"/>
+          <w:szCs w:val="24"/>
+        </w:rPr>
+        <w:t>Wi</w:t>
+      </w:r>
+      <w:proofErr w:type="spellEnd"/>
+      <w:r>
+        <w:rPr>
+          <w:rFonts w:ascii="Times New Roman" w:hAnsi="Times New Roman" w:cs="Times New Roman"/>
+          <w:sz w:val="24"/>
+          <w:szCs w:val="24"/>
+        </w:rPr>
+        <w:t>-Fi</w:t>
       </w:r>
       <w:r>
         <w:rPr>
@@ -892,7 +1174,97 @@
           <w:szCs w:val="24"/>
         </w:rPr>
         <w:tab/>
-        <w:t>Стационарные якоря. В качестве якорей предлагается использовать программируемые модули ESP32. Эти модули будут выполнять две функции: сканирование эфира и сбор уникальных адресов окружающих WiFi-устройств, а также измерение мощности принимаемого сигнала (Received Signal Strength Indicator, RSSI); передач</w:t>
+        <w:t xml:space="preserve">Стационарные якоря. В качестве якорей предлагается использовать программируемые модули ESP32. Эти модули будут выполнять две функции: сканирование эфира и сбор </w:t>
+      </w:r>
+      <w:proofErr w:type="gramStart"/>
+      <w:r>
+        <w:rPr>
+          <w:rFonts w:ascii="Times New Roman" w:hAnsi="Times New Roman" w:cs="Times New Roman"/>
+          <w:sz w:val="24"/>
+          <w:szCs w:val="24"/>
+        </w:rPr>
+        <w:t>уникальных адресов</w:t>
+      </w:r>
+      <w:proofErr w:type="gramEnd"/>
+      <w:r>
+        <w:rPr>
+          <w:rFonts w:ascii="Times New Roman" w:hAnsi="Times New Roman" w:cs="Times New Roman"/>
+          <w:sz w:val="24"/>
+          <w:szCs w:val="24"/>
+        </w:rPr>
+        <w:t xml:space="preserve"> окружающих WiFi-устройств, а также измерение мощности принимаемого сигнала (</w:t>
+      </w:r>
+      <w:proofErr w:type="spellStart"/>
+      <w:r>
+        <w:rPr>
+          <w:rFonts w:ascii="Times New Roman" w:hAnsi="Times New Roman" w:cs="Times New Roman"/>
+          <w:sz w:val="24"/>
+          <w:szCs w:val="24"/>
+        </w:rPr>
+        <w:t>Received</w:t>
+      </w:r>
+      <w:proofErr w:type="spellEnd"/>
+      <w:r>
+        <w:rPr>
+          <w:rFonts w:ascii="Times New Roman" w:hAnsi="Times New Roman" w:cs="Times New Roman"/>
+          <w:sz w:val="24"/>
+          <w:szCs w:val="24"/>
+        </w:rPr>
+        <w:t xml:space="preserve"> </w:t>
+      </w:r>
+      <w:proofErr w:type="spellStart"/>
+      <w:r>
+        <w:rPr>
+          <w:rFonts w:ascii="Times New Roman" w:hAnsi="Times New Roman" w:cs="Times New Roman"/>
+          <w:sz w:val="24"/>
+          <w:szCs w:val="24"/>
+        </w:rPr>
+        <w:t>Signal</w:t>
+      </w:r>
+      <w:proofErr w:type="spellEnd"/>
+      <w:r>
+        <w:rPr>
+          <w:rFonts w:ascii="Times New Roman" w:hAnsi="Times New Roman" w:cs="Times New Roman"/>
+          <w:sz w:val="24"/>
+          <w:szCs w:val="24"/>
+        </w:rPr>
+        <w:t xml:space="preserve"> </w:t>
+      </w:r>
+      <w:proofErr w:type="spellStart"/>
+      <w:r>
+        <w:rPr>
+          <w:rFonts w:ascii="Times New Roman" w:hAnsi="Times New Roman" w:cs="Times New Roman"/>
+          <w:sz w:val="24"/>
+          <w:szCs w:val="24"/>
+        </w:rPr>
+        <w:t>Strength</w:t>
+      </w:r>
+      <w:proofErr w:type="spellEnd"/>
+      <w:r>
+        <w:rPr>
+          <w:rFonts w:ascii="Times New Roman" w:hAnsi="Times New Roman" w:cs="Times New Roman"/>
+          <w:sz w:val="24"/>
+          <w:szCs w:val="24"/>
+        </w:rPr>
+        <w:t xml:space="preserve"> </w:t>
+      </w:r>
+      <w:proofErr w:type="spellStart"/>
+      <w:r>
+        <w:rPr>
+          <w:rFonts w:ascii="Times New Roman" w:hAnsi="Times New Roman" w:cs="Times New Roman"/>
+          <w:sz w:val="24"/>
+          <w:szCs w:val="24"/>
+        </w:rPr>
+        <w:t>Indicator</w:t>
+      </w:r>
+      <w:proofErr w:type="spellEnd"/>
+      <w:r>
+        <w:rPr>
+          <w:rFonts w:ascii="Times New Roman" w:hAnsi="Times New Roman" w:cs="Times New Roman"/>
+          <w:sz w:val="24"/>
+          <w:szCs w:val="24"/>
+        </w:rPr>
+        <w:t>, RSSI); передач</w:t>
       </w:r>
       <w:r>
         <w:rPr>
@@ -937,7 +1309,43 @@
           <w:szCs w:val="24"/>
         </w:rPr>
         <w:tab/>
-        <w:t>Центральный сервер позиционирования. Это ядро системы, реализованное в виде Python-приложения на основе фреймворка Flask. Сервер будет выполнять следующие функции: приём и агрегация данных от всех якорей; расчёт местоположения каждого обнаруженного устройства с помощью алгоритмов трилатерации; хостинг веб-интерфейса для визуализации позиций в реальном времени.</w:t>
+        <w:t xml:space="preserve">Центральный сервер позиционирования. Это ядро системы, реализованное в виде Python-приложения на основе фреймворка </w:t>
+      </w:r>
+      <w:proofErr w:type="spellStart"/>
+      <w:r>
+        <w:rPr>
+          <w:rFonts w:ascii="Times New Roman" w:hAnsi="Times New Roman" w:cs="Times New Roman"/>
+          <w:sz w:val="24"/>
+          <w:szCs w:val="24"/>
+        </w:rPr>
+        <w:t>Flask</w:t>
+      </w:r>
+      <w:proofErr w:type="spellEnd"/>
+      <w:r>
+        <w:rPr>
+          <w:rFonts w:ascii="Times New Roman" w:hAnsi="Times New Roman" w:cs="Times New Roman"/>
+          <w:sz w:val="24"/>
+          <w:szCs w:val="24"/>
+        </w:rPr>
+        <w:t xml:space="preserve">. Сервер будет выполнять следующие функции: приём и агрегация данных от всех якорей; расчёт местоположения каждого обнаруженного устройства с помощью алгоритмов </w:t>
+      </w:r>
+      <w:proofErr w:type="spellStart"/>
+      <w:r>
+        <w:rPr>
+          <w:rFonts w:ascii="Times New Roman" w:hAnsi="Times New Roman" w:cs="Times New Roman"/>
+          <w:sz w:val="24"/>
+          <w:szCs w:val="24"/>
+        </w:rPr>
+        <w:t>трилатерации</w:t>
+      </w:r>
+      <w:proofErr w:type="spellEnd"/>
+      <w:r>
+        <w:rPr>
+          <w:rFonts w:ascii="Times New Roman" w:hAnsi="Times New Roman" w:cs="Times New Roman"/>
+          <w:sz w:val="24"/>
+          <w:szCs w:val="24"/>
+        </w:rPr>
+        <w:t>; хостинг веб-интерфейса для визуализации позиций в реальном времени.</w:t>
       </w:r>
     </w:p>
     <w:p>
@@ -1023,7 +1431,7 @@
           <w:noProof/>
         </w:rPr>
         <w:drawing>
-          <wp:inline distT="0" distB="0" distL="0" distR="0" wp14:anchorId="04202C8C" wp14:editId="1555D241">
+          <wp:inline distT="0" distB="0" distL="0" distR="0" wp14:anchorId="04202C8C" wp14:editId="23B295B8">
             <wp:extent cx="4399808" cy="3853592"/>
             <wp:effectExtent l="0" t="0" r="1270" b="0"/>
             <wp:docPr id="1189710303" name="Рисунок 2" descr="Изображение выглядит как текст, диаграмма, План, Технический чертеж&#10;&#10;Содержимое, созданное искусственным интеллектом, может быть неверным."/>
@@ -1319,7 +1727,24 @@
           <w:szCs w:val="24"/>
         </w:rPr>
         <w:tab/>
-        <w:t xml:space="preserve">Трилатерация. Сервер, получив расстояния от нескольких якорей до одного и того же устройства, вычислит его координаты (x, y, z) в пространстве помещения. </w:t>
+      </w:r>
+      <w:proofErr w:type="spellStart"/>
+      <w:r>
+        <w:rPr>
+          <w:rFonts w:ascii="Times New Roman" w:hAnsi="Times New Roman" w:cs="Times New Roman"/>
+          <w:sz w:val="24"/>
+          <w:szCs w:val="24"/>
+        </w:rPr>
+        <w:t>Трилатерация</w:t>
+      </w:r>
+      <w:proofErr w:type="spellEnd"/>
+      <w:r>
+        <w:rPr>
+          <w:rFonts w:ascii="Times New Roman" w:hAnsi="Times New Roman" w:cs="Times New Roman"/>
+          <w:sz w:val="24"/>
+          <w:szCs w:val="24"/>
+        </w:rPr>
+        <w:t xml:space="preserve">. Сервер, получив расстояния от нескольких якорей до одного и того же устройства, вычислит его координаты (x, y, z) в пространстве помещения. </w:t>
       </w:r>
       <w:r>
         <w:rPr>
@@ -1437,7 +1862,25 @@
           <w:szCs w:val="24"/>
         </w:rPr>
         <w:tab/>
-        <w:t>Визуализация. Рассчитанные координаты в реальном времени будут передаваться на веб-интерфейс через WebSocket-соединение и отображаться на карте помещения.</w:t>
+        <w:t xml:space="preserve">Визуализация. Рассчитанные координаты в реальном времени будут передаваться на веб-интерфейс через </w:t>
+      </w:r>
+      <w:proofErr w:type="spellStart"/>
+      <w:r>
+        <w:rPr>
+          <w:rFonts w:ascii="Times New Roman" w:hAnsi="Times New Roman" w:cs="Times New Roman"/>
+          <w:sz w:val="24"/>
+          <w:szCs w:val="24"/>
+        </w:rPr>
+        <w:t>WebSocket</w:t>
+      </w:r>
+      <w:proofErr w:type="spellEnd"/>
+      <w:r>
+        <w:rPr>
+          <w:rFonts w:ascii="Times New Roman" w:hAnsi="Times New Roman" w:cs="Times New Roman"/>
+          <w:sz w:val="24"/>
+          <w:szCs w:val="24"/>
+        </w:rPr>
+        <w:t>-соединение и отображаться на карте помещения.</w:t>
       </w:r>
     </w:p>
     <w:p>
@@ -1457,8 +1900,18 @@
           <w:sz w:val="24"/>
           <w:szCs w:val="24"/>
         </w:rPr>
-        <w:t>Предложенная в работе архитектура системы позиционирования на основе Wi</w:t>
-      </w:r>
+        <w:t xml:space="preserve">Предложенная в работе архитектура системы позиционирования на основе </w:t>
+      </w:r>
+      <w:proofErr w:type="spellStart"/>
+      <w:r>
+        <w:rPr>
+          <w:rFonts w:ascii="Times New Roman" w:hAnsi="Times New Roman" w:cs="Times New Roman"/>
+          <w:sz w:val="24"/>
+          <w:szCs w:val="24"/>
+        </w:rPr>
+        <w:t>Wi</w:t>
+      </w:r>
+      <w:proofErr w:type="spellEnd"/>
       <w:r>
         <w:rPr>
           <w:rFonts w:ascii="Times New Roman" w:hAnsi="Times New Roman" w:cs="Times New Roman"/>
@@ -1473,7 +1926,25 @@
           <w:sz w:val="24"/>
           <w:szCs w:val="24"/>
         </w:rPr>
-        <w:t>Fi-трилатерации представляет собой экономически эффективное и масштабируемое решение для навигации внутри помещений. Её ключевые преимущества:</w:t>
+        <w:t>Fi-</w:t>
+      </w:r>
+      <w:proofErr w:type="spellStart"/>
+      <w:r>
+        <w:rPr>
+          <w:rFonts w:ascii="Times New Roman" w:hAnsi="Times New Roman" w:cs="Times New Roman"/>
+          <w:sz w:val="24"/>
+          <w:szCs w:val="24"/>
+        </w:rPr>
+        <w:t>трилатерации</w:t>
+      </w:r>
+      <w:proofErr w:type="spellEnd"/>
+      <w:r>
+        <w:rPr>
+          <w:rFonts w:ascii="Times New Roman" w:hAnsi="Times New Roman" w:cs="Times New Roman"/>
+          <w:sz w:val="24"/>
+          <w:szCs w:val="24"/>
+        </w:rPr>
+        <w:t xml:space="preserve"> представляет собой экономически эффективное и масштабируемое решение для навигации внутри помещений. Её ключевые преимущества:</w:t>
       </w:r>
     </w:p>
     <w:p>
@@ -1731,7 +2202,61 @@
           <w:sz w:val="24"/>
           <w:szCs w:val="24"/>
         </w:rPr>
-        <w:t xml:space="preserve"> потенциал для гибридизации с технологией BLE и перехода на более точные методы позиционирования, основанные на времени прохождения сигнала (например, Wi-Fi Fine Timing Measurement, FTM), открывающий путь для развития системы в соответствии с растущими требованиями к точности</w:t>
+        <w:t xml:space="preserve"> потенциал для гибридизации с технологией BLE и перехода на более точные методы позиционирования, основанные на времени прохождения сигнала (например, </w:t>
+      </w:r>
+      <w:proofErr w:type="spellStart"/>
+      <w:r>
+        <w:rPr>
+          <w:rFonts w:ascii="Times New Roman" w:hAnsi="Times New Roman" w:cs="Times New Roman"/>
+          <w:sz w:val="24"/>
+          <w:szCs w:val="24"/>
+        </w:rPr>
+        <w:t>Wi</w:t>
+      </w:r>
+      <w:proofErr w:type="spellEnd"/>
+      <w:r>
+        <w:rPr>
+          <w:rFonts w:ascii="Times New Roman" w:hAnsi="Times New Roman" w:cs="Times New Roman"/>
+          <w:sz w:val="24"/>
+          <w:szCs w:val="24"/>
+        </w:rPr>
+        <w:t xml:space="preserve">-Fi Fine </w:t>
+      </w:r>
+      <w:proofErr w:type="spellStart"/>
+      <w:r>
+        <w:rPr>
+          <w:rFonts w:ascii="Times New Roman" w:hAnsi="Times New Roman" w:cs="Times New Roman"/>
+          <w:sz w:val="24"/>
+          <w:szCs w:val="24"/>
+        </w:rPr>
+        <w:t>Timing</w:t>
+      </w:r>
+      <w:proofErr w:type="spellEnd"/>
+      <w:r>
+        <w:rPr>
+          <w:rFonts w:ascii="Times New Roman" w:hAnsi="Times New Roman" w:cs="Times New Roman"/>
+          <w:sz w:val="24"/>
+          <w:szCs w:val="24"/>
+        </w:rPr>
+        <w:t xml:space="preserve"> </w:t>
+      </w:r>
+      <w:proofErr w:type="spellStart"/>
+      <w:r>
+        <w:rPr>
+          <w:rFonts w:ascii="Times New Roman" w:hAnsi="Times New Roman" w:cs="Times New Roman"/>
+          <w:sz w:val="24"/>
+          <w:szCs w:val="24"/>
+        </w:rPr>
+        <w:t>Measurement</w:t>
+      </w:r>
+      <w:proofErr w:type="spellEnd"/>
+      <w:r>
+        <w:rPr>
+          <w:rFonts w:ascii="Times New Roman" w:hAnsi="Times New Roman" w:cs="Times New Roman"/>
+          <w:sz w:val="24"/>
+          <w:szCs w:val="24"/>
+        </w:rPr>
+        <w:t>, FTM), открывающий путь для развития системы в соответствии с растущими требованиями к точности</w:t>
       </w:r>
       <w:r>
         <w:rPr>
@@ -1918,6 +2443,7 @@
         </w:rPr>
         <w:t>://</w:t>
       </w:r>
+      <w:proofErr w:type="spellStart"/>
       <w:r>
         <w:rPr>
           <w:rFonts w:ascii="Times New Roman" w:hAnsi="Times New Roman" w:cs="Times New Roman"/>
@@ -1927,6 +2453,7 @@
         </w:rPr>
         <w:t>indoorsnavi</w:t>
       </w:r>
+      <w:proofErr w:type="spellEnd"/>
       <w:r>
         <w:rPr>
           <w:rFonts w:ascii="Times New Roman" w:hAnsi="Times New Roman" w:cs="Times New Roman"/>
@@ -2010,7 +2537,27 @@
           <w:szCs w:val="24"/>
           <w:lang w:val="en-US"/>
         </w:rPr>
-        <w:t>Zafari, F., Gkelias, A., Leung, K. K. A Survey of Indoor Localization Systems and Technologies // IEEE Communications Surveys &amp; Tutorials. – 2019. – Vol. 21. – No. 3. – P. 2568–2599. – DOI: 10.1109/COMST.2019.2911558.</w:t>
+        <w:t xml:space="preserve">Zafari, F., </w:t>
+      </w:r>
+      <w:proofErr w:type="spellStart"/>
+      <w:r>
+        <w:rPr>
+          <w:rFonts w:ascii="Times New Roman" w:hAnsi="Times New Roman" w:cs="Times New Roman"/>
+          <w:sz w:val="24"/>
+          <w:szCs w:val="24"/>
+          <w:lang w:val="en-US"/>
+        </w:rPr>
+        <w:t>Gkelias</w:t>
+      </w:r>
+      <w:proofErr w:type="spellEnd"/>
+      <w:r>
+        <w:rPr>
+          <w:rFonts w:ascii="Times New Roman" w:hAnsi="Times New Roman" w:cs="Times New Roman"/>
+          <w:sz w:val="24"/>
+          <w:szCs w:val="24"/>
+          <w:lang w:val="en-US"/>
+        </w:rPr>
+        <w:t>, A., Leung, K. K. A Survey of Indoor Localization Systems and Technologies // IEEE Communications Surveys &amp; Tutorials. – 2019. – Vol. 21. – No. 3. – P. 2568–2599. – DOI: 10.1109/COMST.2019.2911558.</w:t>
       </w:r>
     </w:p>
     <w:p>
@@ -2037,7 +2584,87 @@
           <w:szCs w:val="24"/>
           <w:lang w:val="en-US"/>
         </w:rPr>
-        <w:t>Adame, T., Carrillo, D., Bellalta, B., Beamonte, M. The TMB path loss model for 5 GHz indoor WiFi scenarios // arXiv preprint. – 2018. – arXiv:1811.07788.</w:t>
+        <w:t xml:space="preserve">Adame, T., Carrillo, D., </w:t>
+      </w:r>
+      <w:proofErr w:type="spellStart"/>
+      <w:r>
+        <w:rPr>
+          <w:rFonts w:ascii="Times New Roman" w:hAnsi="Times New Roman" w:cs="Times New Roman"/>
+          <w:sz w:val="24"/>
+          <w:szCs w:val="24"/>
+          <w:lang w:val="en-US"/>
+        </w:rPr>
+        <w:t>Bellalta</w:t>
+      </w:r>
+      <w:proofErr w:type="spellEnd"/>
+      <w:r>
+        <w:rPr>
+          <w:rFonts w:ascii="Times New Roman" w:hAnsi="Times New Roman" w:cs="Times New Roman"/>
+          <w:sz w:val="24"/>
+          <w:szCs w:val="24"/>
+          <w:lang w:val="en-US"/>
+        </w:rPr>
+        <w:t xml:space="preserve">, B., </w:t>
+      </w:r>
+      <w:proofErr w:type="spellStart"/>
+      <w:r>
+        <w:rPr>
+          <w:rFonts w:ascii="Times New Roman" w:hAnsi="Times New Roman" w:cs="Times New Roman"/>
+          <w:sz w:val="24"/>
+          <w:szCs w:val="24"/>
+          <w:lang w:val="en-US"/>
+        </w:rPr>
+        <w:t>Beamonte</w:t>
+      </w:r>
+      <w:proofErr w:type="spellEnd"/>
+      <w:r>
+        <w:rPr>
+          <w:rFonts w:ascii="Times New Roman" w:hAnsi="Times New Roman" w:cs="Times New Roman"/>
+          <w:sz w:val="24"/>
+          <w:szCs w:val="24"/>
+          <w:lang w:val="en-US"/>
+        </w:rPr>
+        <w:t xml:space="preserve">, M. The TMB path loss model for 5 GHz indoor </w:t>
+      </w:r>
+      <w:proofErr w:type="spellStart"/>
+      <w:r>
+        <w:rPr>
+          <w:rFonts w:ascii="Times New Roman" w:hAnsi="Times New Roman" w:cs="Times New Roman"/>
+          <w:sz w:val="24"/>
+          <w:szCs w:val="24"/>
+          <w:lang w:val="en-US"/>
+        </w:rPr>
+        <w:t>WiFi</w:t>
+      </w:r>
+      <w:proofErr w:type="spellEnd"/>
+      <w:r>
+        <w:rPr>
+          <w:rFonts w:ascii="Times New Roman" w:hAnsi="Times New Roman" w:cs="Times New Roman"/>
+          <w:sz w:val="24"/>
+          <w:szCs w:val="24"/>
+          <w:lang w:val="en-US"/>
+        </w:rPr>
+        <w:t xml:space="preserve"> scenarios // </w:t>
+      </w:r>
+      <w:proofErr w:type="spellStart"/>
+      <w:r>
+        <w:rPr>
+          <w:rFonts w:ascii="Times New Roman" w:hAnsi="Times New Roman" w:cs="Times New Roman"/>
+          <w:sz w:val="24"/>
+          <w:szCs w:val="24"/>
+          <w:lang w:val="en-US"/>
+        </w:rPr>
+        <w:t>arXiv</w:t>
+      </w:r>
+      <w:proofErr w:type="spellEnd"/>
+      <w:r>
+        <w:rPr>
+          <w:rFonts w:ascii="Times New Roman" w:hAnsi="Times New Roman" w:cs="Times New Roman"/>
+          <w:sz w:val="24"/>
+          <w:szCs w:val="24"/>
+          <w:lang w:val="en-US"/>
+        </w:rPr>
+        <w:t xml:space="preserve"> preprint. – 2018. – arXiv:1811.07788.</w:t>
       </w:r>
       <w:r>
         <w:rPr>
@@ -2092,13 +2719,41 @@
           <w:szCs w:val="24"/>
         </w:rPr>
       </w:pPr>
-      <w:r>
-        <w:rPr>
-          <w:rFonts w:ascii="Times New Roman" w:hAnsi="Times New Roman" w:cs="Times New Roman"/>
-          <w:sz w:val="24"/>
-          <w:szCs w:val="24"/>
-        </w:rPr>
-        <w:t>Гриняк В.М. Позиционирование в трехмерном пространстве внутри помещений по данным Bluetooth-маяков // Моделирование, оптимизация и информационные технологии. – 2020. – Т. 8. – № 3. – С. 1–17. – DOI: 10.26102/2310-6018/2020.30.3.023.</w:t>
+      <w:proofErr w:type="spellStart"/>
+      <w:r>
+        <w:rPr>
+          <w:rFonts w:ascii="Times New Roman" w:hAnsi="Times New Roman" w:cs="Times New Roman"/>
+          <w:sz w:val="24"/>
+          <w:szCs w:val="24"/>
+        </w:rPr>
+        <w:t>Гриняк</w:t>
+      </w:r>
+      <w:proofErr w:type="spellEnd"/>
+      <w:r>
+        <w:rPr>
+          <w:rFonts w:ascii="Times New Roman" w:hAnsi="Times New Roman" w:cs="Times New Roman"/>
+          <w:sz w:val="24"/>
+          <w:szCs w:val="24"/>
+        </w:rPr>
+        <w:t xml:space="preserve"> В.М. Позиционирование в трехмерном пространстве внутри помещений по данным Bluetooth-маяков // Моделирование, оптимизация и информационные технологии. – 2020. – Т. 8. – № 3. – С. 1–17. – DOI: 10.26102/</w:t>
+      </w:r>
+      <w:proofErr w:type="gramStart"/>
+      <w:r>
+        <w:rPr>
+          <w:rFonts w:ascii="Times New Roman" w:hAnsi="Times New Roman" w:cs="Times New Roman"/>
+          <w:sz w:val="24"/>
+          <w:szCs w:val="24"/>
+        </w:rPr>
+        <w:t>2310-6018/2020</w:t>
+      </w:r>
+      <w:proofErr w:type="gramEnd"/>
+      <w:r>
+        <w:rPr>
+          <w:rFonts w:ascii="Times New Roman" w:hAnsi="Times New Roman" w:cs="Times New Roman"/>
+          <w:sz w:val="24"/>
+          <w:szCs w:val="24"/>
+        </w:rPr>
+        <w:t>.30.3.023.</w:t>
       </w:r>
     </w:p>
     <w:p>
@@ -2141,13 +2796,59 @@
         </w:rPr>
         <w:t xml:space="preserve"> </w:t>
       </w:r>
-      <w:r>
-        <w:rPr>
-          <w:rFonts w:ascii="Times New Roman" w:hAnsi="Times New Roman" w:cs="Times New Roman"/>
-          <w:sz w:val="24"/>
-          <w:szCs w:val="24"/>
-        </w:rPr>
-        <w:t>Местоопределение узлов Wi-Fi на основе технологии FTM // Информационно-управляющие системы. – 2025. – № 5. – С. 11–21. – DOI: 10.31799/1684-8853-2025-5-11-21.</w:t>
+      <w:proofErr w:type="spellStart"/>
+      <w:r>
+        <w:rPr>
+          <w:rFonts w:ascii="Times New Roman" w:hAnsi="Times New Roman" w:cs="Times New Roman"/>
+          <w:sz w:val="24"/>
+          <w:szCs w:val="24"/>
+        </w:rPr>
+        <w:t>Местоопределение</w:t>
+      </w:r>
+      <w:proofErr w:type="spellEnd"/>
+      <w:r>
+        <w:rPr>
+          <w:rFonts w:ascii="Times New Roman" w:hAnsi="Times New Roman" w:cs="Times New Roman"/>
+          <w:sz w:val="24"/>
+          <w:szCs w:val="24"/>
+        </w:rPr>
+        <w:t xml:space="preserve"> узлов </w:t>
+      </w:r>
+      <w:proofErr w:type="spellStart"/>
+      <w:r>
+        <w:rPr>
+          <w:rFonts w:ascii="Times New Roman" w:hAnsi="Times New Roman" w:cs="Times New Roman"/>
+          <w:sz w:val="24"/>
+          <w:szCs w:val="24"/>
+        </w:rPr>
+        <w:t>Wi</w:t>
+      </w:r>
+      <w:proofErr w:type="spellEnd"/>
+      <w:r>
+        <w:rPr>
+          <w:rFonts w:ascii="Times New Roman" w:hAnsi="Times New Roman" w:cs="Times New Roman"/>
+          <w:sz w:val="24"/>
+          <w:szCs w:val="24"/>
+        </w:rPr>
+        <w:t>-Fi на основе технологии FTM // Информационно-управляющие системы. – 2025. – № 5. – С. 11–21. – DOI: 10.31799/</w:t>
+      </w:r>
+      <w:proofErr w:type="gramStart"/>
+      <w:r>
+        <w:rPr>
+          <w:rFonts w:ascii="Times New Roman" w:hAnsi="Times New Roman" w:cs="Times New Roman"/>
+          <w:sz w:val="24"/>
+          <w:szCs w:val="24"/>
+        </w:rPr>
+        <w:t>1684-8853</w:t>
+      </w:r>
+      <w:proofErr w:type="gramEnd"/>
+      <w:r>
+        <w:rPr>
+          <w:rFonts w:ascii="Times New Roman" w:hAnsi="Times New Roman" w:cs="Times New Roman"/>
+          <w:sz w:val="24"/>
+          <w:szCs w:val="24"/>
+        </w:rPr>
+        <w:t>-2025-5-11-21.</w:t>
       </w:r>
     </w:p>
     <w:sectPr>
@@ -2747,6 +3448,7 @@
   <w:style w:type="character" w:default="1" w:styleId="DefaultParagraphFont">
     <w:name w:val="Default Paragraph Font"/>
     <w:uiPriority w:val="1"/>
+    <w:semiHidden/>
     <w:unhideWhenUsed/>
   </w:style>
   <w:style w:type="table" w:default="1" w:styleId="TableNormal">

--- a/media/Научная работа/Статья.docx
+++ b/media/Научная работа/Статья.docx
@@ -1431,7 +1431,7 @@
           <w:noProof/>
         </w:rPr>
         <w:drawing>
-          <wp:inline distT="0" distB="0" distL="0" distR="0" wp14:anchorId="04202C8C" wp14:editId="23B295B8">
+          <wp:inline distT="0" distB="0" distL="0" distR="0" wp14:anchorId="04202C8C" wp14:editId="1206D438">
             <wp:extent cx="4399808" cy="3853592"/>
             <wp:effectExtent l="0" t="0" r="1270" b="0"/>
             <wp:docPr id="1189710303" name="Рисунок 2" descr="Изображение выглядит как текст, диаграмма, План, Технический чертеж&#10;&#10;Содержимое, созданное искусственным интеллектом, может быть неверным."/>
@@ -2557,7 +2557,124 @@
           <w:szCs w:val="24"/>
           <w:lang w:val="en-US"/>
         </w:rPr>
-        <w:t>, A., Leung, K. K. A Survey of Indoor Localization Systems and Technologies // IEEE Communications Surveys &amp; Tutorials. – 2019. – Vol. 21. – No. 3. – P. 2568–2599. – DOI: 10.1109/COMST.2019.2911558.</w:t>
+        <w:t>, A., Leung, K. K. A Survey of Indoor Localization Systems and Technologies // IEEE Communications Surveys &amp; Tutorials. – 2019</w:t>
+      </w:r>
+      <w:r>
+        <w:rPr>
+          <w:rFonts w:ascii="Times New Roman" w:hAnsi="Times New Roman" w:cs="Times New Roman"/>
+          <w:sz w:val="24"/>
+          <w:szCs w:val="24"/>
+          <w:lang w:val="en-US"/>
+        </w:rPr>
+        <w:t xml:space="preserve">, </w:t>
+      </w:r>
+      <w:r>
+        <w:rPr>
+          <w:rFonts w:ascii="Times New Roman" w:hAnsi="Times New Roman" w:cs="Times New Roman"/>
+          <w:sz w:val="24"/>
+          <w:szCs w:val="24"/>
+          <w:lang w:val="en-US"/>
+        </w:rPr>
+        <w:t>v</w:t>
+      </w:r>
+      <w:r>
+        <w:rPr>
+          <w:rFonts w:ascii="Times New Roman" w:hAnsi="Times New Roman" w:cs="Times New Roman"/>
+          <w:sz w:val="24"/>
+          <w:szCs w:val="24"/>
+          <w:lang w:val="en-US"/>
+        </w:rPr>
+        <w:t>. 21</w:t>
+      </w:r>
+      <w:r>
+        <w:rPr>
+          <w:rFonts w:ascii="Times New Roman" w:hAnsi="Times New Roman" w:cs="Times New Roman"/>
+          <w:sz w:val="24"/>
+          <w:szCs w:val="24"/>
+          <w:lang w:val="en-US"/>
+        </w:rPr>
+        <w:t xml:space="preserve">, </w:t>
+      </w:r>
+      <w:r>
+        <w:rPr>
+          <w:rFonts w:ascii="Times New Roman" w:hAnsi="Times New Roman" w:cs="Times New Roman"/>
+          <w:sz w:val="24"/>
+          <w:szCs w:val="24"/>
+          <w:lang w:val="en-US"/>
+        </w:rPr>
+        <w:t>№</w:t>
+      </w:r>
+      <w:r>
+        <w:rPr>
+          <w:rFonts w:ascii="Times New Roman" w:hAnsi="Times New Roman" w:cs="Times New Roman"/>
+          <w:sz w:val="24"/>
+          <w:szCs w:val="24"/>
+          <w:lang w:val="en-US"/>
+        </w:rPr>
+        <w:t xml:space="preserve"> </w:t>
+      </w:r>
+      <w:r>
+        <w:rPr>
+          <w:rFonts w:ascii="Times New Roman" w:hAnsi="Times New Roman" w:cs="Times New Roman"/>
+          <w:sz w:val="24"/>
+          <w:szCs w:val="24"/>
+          <w:lang w:val="en-US"/>
+        </w:rPr>
+        <w:t>3</w:t>
+      </w:r>
+      <w:r>
+        <w:rPr>
+          <w:rFonts w:ascii="Times New Roman" w:hAnsi="Times New Roman" w:cs="Times New Roman"/>
+          <w:sz w:val="24"/>
+          <w:szCs w:val="24"/>
+          <w:lang w:val="en-US"/>
+        </w:rPr>
+        <w:t>,</w:t>
+      </w:r>
+      <w:r>
+        <w:rPr>
+          <w:rFonts w:ascii="Times New Roman" w:hAnsi="Times New Roman" w:cs="Times New Roman"/>
+          <w:sz w:val="24"/>
+          <w:szCs w:val="24"/>
+          <w:lang w:val="en-US"/>
+        </w:rPr>
+        <w:t xml:space="preserve"> </w:t>
+      </w:r>
+      <w:r>
+        <w:rPr>
+          <w:rFonts w:ascii="Times New Roman" w:hAnsi="Times New Roman" w:cs="Times New Roman"/>
+          <w:sz w:val="24"/>
+          <w:szCs w:val="24"/>
+          <w:lang w:val="en-US"/>
+        </w:rPr>
+        <w:t>p</w:t>
+      </w:r>
+      <w:r>
+        <w:rPr>
+          <w:rFonts w:ascii="Times New Roman" w:hAnsi="Times New Roman" w:cs="Times New Roman"/>
+          <w:sz w:val="24"/>
+          <w:szCs w:val="24"/>
+          <w:lang w:val="en-US"/>
+        </w:rPr>
+        <w:t>. 2568</w:t>
+      </w:r>
+      <w:r>
+        <w:rPr>
+          <w:rFonts w:ascii="Times New Roman" w:hAnsi="Times New Roman" w:cs="Times New Roman"/>
+          <w:sz w:val="24"/>
+          <w:szCs w:val="24"/>
+          <w:lang w:val="en-US"/>
+        </w:rPr>
+        <w:t>-</w:t>
+      </w:r>
+      <w:r>
+        <w:rPr>
+          <w:rFonts w:ascii="Times New Roman" w:hAnsi="Times New Roman" w:cs="Times New Roman"/>
+          <w:sz w:val="24"/>
+          <w:szCs w:val="24"/>
+          <w:lang w:val="en-US"/>
+        </w:rPr>
+        <w:t>2599.</w:t>
       </w:r>
     </w:p>
     <w:p>
@@ -2584,7 +2701,43 @@
           <w:szCs w:val="24"/>
           <w:lang w:val="en-US"/>
         </w:rPr>
-        <w:t xml:space="preserve">Adame, T., Carrillo, D., </w:t>
+        <w:t xml:space="preserve">Adame, T., </w:t>
+      </w:r>
+      <w:r>
+        <w:rPr>
+          <w:rFonts w:ascii="Times New Roman" w:hAnsi="Times New Roman" w:cs="Times New Roman"/>
+          <w:sz w:val="24"/>
+          <w:szCs w:val="24"/>
+          <w:lang w:val="en-US"/>
+        </w:rPr>
+        <w:t>Carrascosa</w:t>
+      </w:r>
+      <w:r>
+        <w:rPr>
+          <w:rFonts w:ascii="Times New Roman" w:hAnsi="Times New Roman" w:cs="Times New Roman"/>
+          <w:sz w:val="24"/>
+          <w:szCs w:val="24"/>
+          <w:lang w:val="en-US"/>
+        </w:rPr>
+        <w:t xml:space="preserve">, </w:t>
+      </w:r>
+      <w:r>
+        <w:rPr>
+          <w:rFonts w:ascii="Times New Roman" w:hAnsi="Times New Roman" w:cs="Times New Roman"/>
+          <w:sz w:val="24"/>
+          <w:szCs w:val="24"/>
+          <w:lang w:val="en-US"/>
+        </w:rPr>
+        <w:t>M</w:t>
+      </w:r>
+      <w:r>
+        <w:rPr>
+          <w:rFonts w:ascii="Times New Roman" w:hAnsi="Times New Roman" w:cs="Times New Roman"/>
+          <w:sz w:val="24"/>
+          <w:szCs w:val="24"/>
+          <w:lang w:val="en-US"/>
+        </w:rPr>
+        <w:t xml:space="preserve">., </w:t>
       </w:r>
       <w:proofErr w:type="spellStart"/>
       <w:r>
@@ -2604,7 +2757,25 @@
           <w:szCs w:val="24"/>
           <w:lang w:val="en-US"/>
         </w:rPr>
-        <w:t xml:space="preserve">, B., </w:t>
+        <w:t>, B.</w:t>
+      </w:r>
+      <w:r>
+        <w:rPr>
+          <w:rFonts w:ascii="Times New Roman" w:hAnsi="Times New Roman" w:cs="Times New Roman"/>
+          <w:sz w:val="24"/>
+          <w:szCs w:val="24"/>
+          <w:lang w:val="en-US"/>
+        </w:rPr>
+        <w:t xml:space="preserve"> </w:t>
+      </w:r>
+      <w:r>
+        <w:rPr>
+          <w:rFonts w:ascii="Times New Roman" w:hAnsi="Times New Roman" w:cs="Times New Roman"/>
+          <w:sz w:val="24"/>
+          <w:szCs w:val="24"/>
+          <w:lang w:val="en-US"/>
+        </w:rPr>
+        <w:t xml:space="preserve">The TMB path loss model for 5 GHz indoor </w:t>
       </w:r>
       <w:proofErr w:type="spellStart"/>
       <w:r>
@@ -2614,7 +2785,7 @@
           <w:szCs w:val="24"/>
           <w:lang w:val="en-US"/>
         </w:rPr>
-        <w:t>Beamonte</w:t>
+        <w:t>WiFi</w:t>
       </w:r>
       <w:proofErr w:type="spellEnd"/>
       <w:r>
@@ -2624,7 +2795,7 @@
           <w:szCs w:val="24"/>
           <w:lang w:val="en-US"/>
         </w:rPr>
-        <w:t xml:space="preserve">, M. The TMB path loss model for 5 GHz indoor </w:t>
+        <w:t xml:space="preserve"> scenarios // </w:t>
       </w:r>
       <w:proofErr w:type="spellStart"/>
       <w:r>
@@ -2634,7 +2805,7 @@
           <w:szCs w:val="24"/>
           <w:lang w:val="en-US"/>
         </w:rPr>
-        <w:t>WiFi</w:t>
+        <w:t>arXiv</w:t>
       </w:r>
       <w:proofErr w:type="spellEnd"/>
       <w:r>
@@ -2644,36 +2815,61 @@
           <w:szCs w:val="24"/>
           <w:lang w:val="en-US"/>
         </w:rPr>
-        <w:t xml:space="preserve"> scenarios // </w:t>
-      </w:r>
-      <w:proofErr w:type="spellStart"/>
-      <w:r>
-        <w:rPr>
-          <w:rFonts w:ascii="Times New Roman" w:hAnsi="Times New Roman" w:cs="Times New Roman"/>
-          <w:sz w:val="24"/>
-          <w:szCs w:val="24"/>
-          <w:lang w:val="en-US"/>
-        </w:rPr>
-        <w:t>arXiv</w:t>
-      </w:r>
-      <w:proofErr w:type="spellEnd"/>
-      <w:r>
-        <w:rPr>
-          <w:rFonts w:ascii="Times New Roman" w:hAnsi="Times New Roman" w:cs="Times New Roman"/>
-          <w:sz w:val="24"/>
-          <w:szCs w:val="24"/>
-          <w:lang w:val="en-US"/>
-        </w:rPr>
-        <w:t xml:space="preserve"> preprint. – 2018. – arXiv:1811.07788.</w:t>
-      </w:r>
-      <w:r>
-        <w:rPr>
-          <w:rFonts w:ascii="Times New Roman" w:hAnsi="Times New Roman" w:cs="Times New Roman"/>
-          <w:sz w:val="24"/>
-          <w:szCs w:val="24"/>
-          <w:lang w:val="en-US"/>
-        </w:rPr>
-        <w:t xml:space="preserve"> </w:t>
+        <w:t xml:space="preserve"> preprint. – 2018</w:t>
+      </w:r>
+      <w:r>
+        <w:rPr>
+          <w:rFonts w:ascii="Times New Roman" w:hAnsi="Times New Roman" w:cs="Times New Roman"/>
+          <w:sz w:val="24"/>
+          <w:szCs w:val="24"/>
+          <w:lang w:val="en-US"/>
+        </w:rPr>
+        <w:t xml:space="preserve">, </w:t>
+      </w:r>
+      <w:r>
+        <w:rPr>
+          <w:rFonts w:ascii="Times New Roman" w:hAnsi="Times New Roman" w:cs="Times New Roman"/>
+          <w:sz w:val="24"/>
+          <w:szCs w:val="24"/>
+          <w:lang w:val="en-US"/>
+        </w:rPr>
+        <w:t>arXiv:181</w:t>
+      </w:r>
+      <w:r>
+        <w:rPr>
+          <w:rFonts w:ascii="Times New Roman" w:hAnsi="Times New Roman" w:cs="Times New Roman"/>
+          <w:sz w:val="24"/>
+          <w:szCs w:val="24"/>
+          <w:lang w:val="en-US"/>
+        </w:rPr>
+        <w:t>2</w:t>
+      </w:r>
+      <w:r>
+        <w:rPr>
+          <w:rFonts w:ascii="Times New Roman" w:hAnsi="Times New Roman" w:cs="Times New Roman"/>
+          <w:sz w:val="24"/>
+          <w:szCs w:val="24"/>
+          <w:lang w:val="en-US"/>
+        </w:rPr>
+        <w:t>.0</w:t>
+      </w:r>
+      <w:r>
+        <w:rPr>
+          <w:rFonts w:ascii="Times New Roman" w:hAnsi="Times New Roman" w:cs="Times New Roman"/>
+          <w:sz w:val="24"/>
+          <w:szCs w:val="24"/>
+          <w:lang w:val="en-US"/>
+        </w:rPr>
+        <w:t>0667v1</w:t>
+      </w:r>
+      <w:r>
+        <w:rPr>
+          <w:rFonts w:ascii="Times New Roman" w:hAnsi="Times New Roman" w:cs="Times New Roman"/>
+          <w:sz w:val="24"/>
+          <w:szCs w:val="24"/>
+          <w:lang w:val="en-US"/>
+        </w:rPr>
+        <w:t>.</w:t>
       </w:r>
     </w:p>
     <w:p>
@@ -2735,7 +2931,71 @@
           <w:sz w:val="24"/>
           <w:szCs w:val="24"/>
         </w:rPr>
-        <w:t xml:space="preserve"> В.М. Позиционирование в трехмерном пространстве внутри помещений по данным Bluetooth-маяков // Моделирование, оптимизация и информационные технологии. – 2020. – Т. 8. – № 3. – С. 1–17. – DOI: 10.26102/</w:t>
+        <w:t xml:space="preserve"> В.М. Позиционирование в трехмерном пространстве внутри помещений по данным Bluetooth-маяков // Моделирование, оптимизация и информационные технологии. – 2020</w:t>
+      </w:r>
+      <w:r>
+        <w:rPr>
+          <w:rFonts w:ascii="Times New Roman" w:hAnsi="Times New Roman" w:cs="Times New Roman"/>
+          <w:sz w:val="24"/>
+          <w:szCs w:val="24"/>
+        </w:rPr>
+        <w:t>,</w:t>
+      </w:r>
+      <w:r>
+        <w:rPr>
+          <w:rFonts w:ascii="Times New Roman" w:hAnsi="Times New Roman" w:cs="Times New Roman"/>
+          <w:sz w:val="24"/>
+          <w:szCs w:val="24"/>
+        </w:rPr>
+        <w:t xml:space="preserve"> </w:t>
+      </w:r>
+      <w:r>
+        <w:rPr>
+          <w:rFonts w:ascii="Times New Roman" w:hAnsi="Times New Roman" w:cs="Times New Roman"/>
+          <w:sz w:val="24"/>
+          <w:szCs w:val="24"/>
+        </w:rPr>
+        <w:t>т</w:t>
+      </w:r>
+      <w:r>
+        <w:rPr>
+          <w:rFonts w:ascii="Times New Roman" w:hAnsi="Times New Roman" w:cs="Times New Roman"/>
+          <w:sz w:val="24"/>
+          <w:szCs w:val="24"/>
+        </w:rPr>
+        <w:t>. 8</w:t>
+      </w:r>
+      <w:r>
+        <w:rPr>
+          <w:rFonts w:ascii="Times New Roman" w:hAnsi="Times New Roman" w:cs="Times New Roman"/>
+          <w:sz w:val="24"/>
+          <w:szCs w:val="24"/>
+        </w:rPr>
+        <w:t xml:space="preserve">, </w:t>
+      </w:r>
+      <w:r>
+        <w:rPr>
+          <w:rFonts w:ascii="Times New Roman" w:hAnsi="Times New Roman" w:cs="Times New Roman"/>
+          <w:sz w:val="24"/>
+          <w:szCs w:val="24"/>
+        </w:rPr>
+        <w:t>№ 3</w:t>
+      </w:r>
+      <w:r>
+        <w:rPr>
+          <w:rFonts w:ascii="Times New Roman" w:hAnsi="Times New Roman" w:cs="Times New Roman"/>
+          <w:sz w:val="24"/>
+          <w:szCs w:val="24"/>
+        </w:rPr>
+        <w:t>, с</w:t>
+      </w:r>
+      <w:r>
+        <w:rPr>
+          <w:rFonts w:ascii="Times New Roman" w:hAnsi="Times New Roman" w:cs="Times New Roman"/>
+          <w:sz w:val="24"/>
+          <w:szCs w:val="24"/>
+        </w:rPr>
+        <w:t xml:space="preserve">. </w:t>
       </w:r>
       <w:proofErr w:type="gramStart"/>
       <w:r>
@@ -2744,7 +3004,23 @@
           <w:sz w:val="24"/>
           <w:szCs w:val="24"/>
         </w:rPr>
-        <w:t>2310-6018/2020</w:t>
+        <w:t>1</w:t>
+      </w:r>
+      <w:r>
+        <w:rPr>
+          <w:rFonts w:ascii="Times New Roman" w:hAnsi="Times New Roman" w:cs="Times New Roman"/>
+          <w:sz w:val="24"/>
+          <w:szCs w:val="24"/>
+        </w:rPr>
+        <w:t>-</w:t>
+      </w:r>
+      <w:r>
+        <w:rPr>
+          <w:rFonts w:ascii="Times New Roman" w:hAnsi="Times New Roman" w:cs="Times New Roman"/>
+          <w:sz w:val="24"/>
+          <w:szCs w:val="24"/>
+        </w:rPr>
+        <w:t>17</w:t>
       </w:r>
       <w:proofErr w:type="gramEnd"/>
       <w:r>
@@ -2753,7 +3029,7 @@
           <w:sz w:val="24"/>
           <w:szCs w:val="24"/>
         </w:rPr>
-        <w:t>.30.3.023.</w:t>
+        <w:t>.</w:t>
       </w:r>
     </w:p>
     <w:p>
@@ -2830,7 +3106,47 @@
           <w:sz w:val="24"/>
           <w:szCs w:val="24"/>
         </w:rPr>
-        <w:t>-Fi на основе технологии FTM // Информационно-управляющие системы. – 2025. – № 5. – С. 11–21. – DOI: 10.31799/</w:t>
+        <w:t>-Fi на основе технологии FTM // Информационно-управляющие системы. – 2025</w:t>
+      </w:r>
+      <w:r>
+        <w:rPr>
+          <w:rFonts w:ascii="Times New Roman" w:hAnsi="Times New Roman" w:cs="Times New Roman"/>
+          <w:sz w:val="24"/>
+          <w:szCs w:val="24"/>
+        </w:rPr>
+        <w:t>,</w:t>
+      </w:r>
+      <w:r>
+        <w:rPr>
+          <w:rFonts w:ascii="Times New Roman" w:hAnsi="Times New Roman" w:cs="Times New Roman"/>
+          <w:sz w:val="24"/>
+          <w:szCs w:val="24"/>
+        </w:rPr>
+        <w:t xml:space="preserve"> № 5</w:t>
+      </w:r>
+      <w:r>
+        <w:rPr>
+          <w:rFonts w:ascii="Times New Roman" w:hAnsi="Times New Roman" w:cs="Times New Roman"/>
+          <w:sz w:val="24"/>
+          <w:szCs w:val="24"/>
+        </w:rPr>
+        <w:t>, с</w:t>
+      </w:r>
+      <w:r>
+        <w:rPr>
+          <w:rFonts w:ascii="Times New Roman" w:hAnsi="Times New Roman" w:cs="Times New Roman"/>
+          <w:sz w:val="24"/>
+          <w:szCs w:val="24"/>
+        </w:rPr>
+        <w:t>.</w:t>
+      </w:r>
+      <w:r>
+        <w:rPr>
+          <w:rFonts w:ascii="Times New Roman" w:hAnsi="Times New Roman" w:cs="Times New Roman"/>
+          <w:sz w:val="24"/>
+          <w:szCs w:val="24"/>
+        </w:rPr>
+        <w:t xml:space="preserve"> </w:t>
       </w:r>
       <w:proofErr w:type="gramStart"/>
       <w:r>
@@ -2839,7 +3155,23 @@
           <w:sz w:val="24"/>
           <w:szCs w:val="24"/>
         </w:rPr>
-        <w:t>1684-8853</w:t>
+        <w:t>11</w:t>
+      </w:r>
+      <w:r>
+        <w:rPr>
+          <w:rFonts w:ascii="Times New Roman" w:hAnsi="Times New Roman" w:cs="Times New Roman"/>
+          <w:sz w:val="24"/>
+          <w:szCs w:val="24"/>
+        </w:rPr>
+        <w:t>-</w:t>
+      </w:r>
+      <w:r>
+        <w:rPr>
+          <w:rFonts w:ascii="Times New Roman" w:hAnsi="Times New Roman" w:cs="Times New Roman"/>
+          <w:sz w:val="24"/>
+          <w:szCs w:val="24"/>
+        </w:rPr>
+        <w:t>21</w:t>
       </w:r>
       <w:proofErr w:type="gramEnd"/>
       <w:r>
@@ -2848,7 +3180,7 @@
           <w:sz w:val="24"/>
           <w:szCs w:val="24"/>
         </w:rPr>
-        <w:t>-2025-5-11-21.</w:t>
+        <w:t>.</w:t>
       </w:r>
     </w:p>
     <w:sectPr>

--- a/media/Научная работа/Статья.docx
+++ b/media/Научная работа/Статья.docx
@@ -1,6 +1,6 @@
 
 <file path=word/document.xml><?xml version="1.0" encoding="utf-8"?>
-<w:document xmlns:wpc="http://schemas.microsoft.com/office/word/2010/wordprocessingCanvas" xmlns:cx="http://schemas.microsoft.com/office/drawing/2014/chartex" xmlns:cx1="http://schemas.microsoft.com/office/drawing/2015/9/8/chartex" xmlns:cx2="http://schemas.microsoft.com/office/drawing/2015/10/21/chartex" xmlns:cx3="http://schemas.microsoft.com/office/drawing/2016/5/9/chartex" xmlns:cx4="http://schemas.microsoft.com/office/drawing/2016/5/10/chartex" xmlns:cx5="http://schemas.microsoft.com/office/drawing/2016/5/11/chartex" xmlns:cx6="http://schemas.microsoft.com/office/drawing/2016/5/12/chartex" xmlns:cx7="http://schemas.microsoft.com/office/drawing/2016/5/13/chartex" xmlns:cx8="http://schemas.microsoft.com/office/drawing/2016/5/14/chartex" xmlns:mc="http://schemas.openxmlformats.org/markup-compatibility/2006" xmlns:aink="http://schemas.microsoft.com/office/drawing/2016/ink" xmlns:am3d="http://schemas.microsoft.com/office/drawing/2017/model3d" xmlns:o="urn:schemas-microsoft-com:office:office" xmlns:oel="http://schemas.microsoft.com/office/2019/extlst" xmlns:r="http://schemas.openxmlformats.org/officeDocument/2006/relationships" xmlns:m="http://schemas.openxmlformats.org/officeDocument/2006/math" xmlns:v="urn:schemas-microsoft-com:vml" xmlns:wp14="http://schemas.microsoft.com/office/word/2010/wordprocessingDrawing" xmlns:wp="http://schemas.openxmlformats.org/drawingml/2006/wordprocessingDrawing" xmlns:w10="urn:schemas-microsoft-com:office:word" xmlns:w="http://schemas.openxmlformats.org/wordprocessingml/2006/main" xmlns:w14="http://schemas.microsoft.com/office/word/2010/wordml" xmlns:w15="http://schemas.microsoft.com/office/word/2012/wordml" xmlns:w16cex="http://schemas.microsoft.com/office/word/2018/wordml/cex" xmlns:w16cid="http://schemas.microsoft.com/office/word/2016/wordml/cid" xmlns:w16="http://schemas.microsoft.com/office/word/2018/wordml" xmlns:w16du="http://schemas.microsoft.com/office/word/2023/wordml/word16du" xmlns:w16sdtdh="http://schemas.microsoft.com/office/word/2020/wordml/sdtdatahash" xmlns:w16sdtfl="http://schemas.microsoft.com/office/word/2024/wordml/sdtformatlock" xmlns:w16se="http://schemas.microsoft.com/office/word/2015/wordml/symex" xmlns:wpg="http://schemas.microsoft.com/office/word/2010/wordprocessingGroup" xmlns:wpi="http://schemas.microsoft.com/office/word/2010/wordprocessingInk" xmlns:wne="http://schemas.microsoft.com/office/word/2006/wordml" xmlns:wps="http://schemas.microsoft.com/office/word/2010/wordprocessingShape" mc:Ignorable="w14 w15 w16se w16cid w16 w16cex w16sdtdh w16sdtfl w16du wp14">
+<w:document xmlns:wpc="http://schemas.microsoft.com/office/word/2010/wordprocessingCanvas" xmlns:cx="http://schemas.microsoft.com/office/drawing/2014/chartex" xmlns:mc="http://schemas.openxmlformats.org/markup-compatibility/2006" xmlns:o="urn:schemas-microsoft-com:office:office" xmlns:r="http://schemas.openxmlformats.org/officeDocument/2006/relationships" xmlns:m="http://schemas.openxmlformats.org/officeDocument/2006/math" xmlns:v="urn:schemas-microsoft-com:vml" xmlns:wp14="http://schemas.microsoft.com/office/word/2010/wordprocessingDrawing" xmlns:wp="http://schemas.openxmlformats.org/drawingml/2006/wordprocessingDrawing" xmlns:w10="urn:schemas-microsoft-com:office:word" xmlns:w="http://schemas.openxmlformats.org/wordprocessingml/2006/main" xmlns:w14="http://schemas.microsoft.com/office/word/2010/wordml" xmlns:w15="http://schemas.microsoft.com/office/word/2012/wordml" xmlns:w16se="http://schemas.microsoft.com/office/word/2015/wordml/symex" xmlns:wpg="http://schemas.microsoft.com/office/word/2010/wordprocessingGroup" xmlns:wpi="http://schemas.microsoft.com/office/word/2010/wordprocessingInk" xmlns:wne="http://schemas.microsoft.com/office/word/2006/wordml" xmlns:wps="http://schemas.microsoft.com/office/word/2010/wordprocessingShape" mc:Ignorable="w14 w15 w16se wp14">
   <w:body>
     <w:p>
       <w:pPr>
@@ -66,9 +66,8 @@
           <w:sz w:val="24"/>
           <w:szCs w:val="24"/>
         </w:rPr>
-        <w:t xml:space="preserve">Евтушенко </w:t>
-      </w:r>
-      <w:proofErr w:type="gramStart"/>
+        <w:t>Евтушенко Е.А.</w:t>
+      </w:r>
       <w:r>
         <w:rPr>
           <w:rFonts w:ascii="Times New Roman" w:hAnsi="Times New Roman" w:cs="Times New Roman"/>
@@ -77,9 +76,8 @@
           <w:sz w:val="24"/>
           <w:szCs w:val="24"/>
         </w:rPr>
-        <w:t>Е.А.</w:t>
-      </w:r>
-      <w:proofErr w:type="gramEnd"/>
+        <w:t xml:space="preserve">, </w:t>
+      </w:r>
       <w:r>
         <w:rPr>
           <w:rFonts w:ascii="Times New Roman" w:hAnsi="Times New Roman" w:cs="Times New Roman"/>
@@ -88,7 +86,7 @@
           <w:sz w:val="24"/>
           <w:szCs w:val="24"/>
         </w:rPr>
-        <w:t xml:space="preserve">, </w:t>
+        <w:t>Ковалец И.А.</w:t>
       </w:r>
       <w:r>
         <w:rPr>
@@ -98,7 +96,7 @@
           <w:sz w:val="24"/>
           <w:szCs w:val="24"/>
         </w:rPr>
-        <w:t>Ковалец И.А.</w:t>
+        <w:t xml:space="preserve">, </w:t>
       </w:r>
       <w:r>
         <w:rPr>
@@ -108,10 +106,24 @@
           <w:sz w:val="24"/>
           <w:szCs w:val="24"/>
         </w:rPr>
-        <w:t xml:space="preserve">, </w:t>
-      </w:r>
-      <w:proofErr w:type="spellStart"/>
-      <w:r>
+        <w:t>Сафарьян О.А.</w:t>
+      </w:r>
+    </w:p>
+    <w:p>
+      <w:pPr>
+        <w:spacing w:after="0" w:line="240" w:lineRule="auto"/>
+        <w:jc w:val="right"/>
+        <w:rPr>
+          <w:rFonts w:ascii="Times New Roman" w:hAnsi="Times New Roman" w:cs="Times New Roman"/>
+          <w:sz w:val="24"/>
+          <w:szCs w:val="24"/>
+        </w:rPr>
+      </w:pPr>
+    </w:p>
+    <w:p>
+      <w:pPr>
+        <w:spacing w:after="0" w:line="240" w:lineRule="auto"/>
+        <w:jc w:val="center"/>
         <w:rPr>
           <w:rFonts w:ascii="Times New Roman" w:hAnsi="Times New Roman" w:cs="Times New Roman"/>
           <w:b/>
@@ -119,9 +131,7 @@
           <w:sz w:val="24"/>
           <w:szCs w:val="24"/>
         </w:rPr>
-        <w:t>Сафарьян</w:t>
-      </w:r>
-      <w:proofErr w:type="spellEnd"/>
+      </w:pPr>
       <w:r>
         <w:rPr>
           <w:rFonts w:ascii="Times New Roman" w:hAnsi="Times New Roman" w:cs="Times New Roman"/>
@@ -130,19 +140,8 @@
           <w:sz w:val="24"/>
           <w:szCs w:val="24"/>
         </w:rPr>
-        <w:t xml:space="preserve"> О.А.</w:t>
-      </w:r>
-    </w:p>
-    <w:p>
-      <w:pPr>
-        <w:spacing w:after="0" w:line="240" w:lineRule="auto"/>
-        <w:jc w:val="right"/>
-        <w:rPr>
-          <w:rFonts w:ascii="Times New Roman" w:hAnsi="Times New Roman" w:cs="Times New Roman"/>
-          <w:sz w:val="24"/>
-          <w:szCs w:val="24"/>
-        </w:rPr>
-      </w:pPr>
+        <w:t>РАЗРАБОТКА СИСТЕМЫ ПОЗИЦИОНИРОВАНИЯ ВНУТРИ ПОМЕЩЕНИЙ</w:t>
+      </w:r>
     </w:p>
     <w:p>
       <w:pPr>
@@ -156,342 +155,274 @@
           <w:szCs w:val="24"/>
         </w:rPr>
       </w:pPr>
-      <w:r>
+    </w:p>
+    <w:p>
+      <w:pPr>
+        <w:spacing w:after="0" w:line="240" w:lineRule="auto"/>
+        <w:jc w:val="center"/>
+        <w:rPr>
+          <w:rFonts w:ascii="Times New Roman" w:hAnsi="Times New Roman" w:cs="Times New Roman"/>
+          <w:sz w:val="24"/>
+          <w:szCs w:val="24"/>
+        </w:rPr>
+      </w:pPr>
+      <w:r>
+        <w:rPr>
+          <w:rFonts w:ascii="Times New Roman" w:hAnsi="Times New Roman" w:cs="Times New Roman"/>
+          <w:sz w:val="24"/>
+          <w:szCs w:val="24"/>
+        </w:rPr>
+        <w:t>Донской государственный технический университет, Ростов-на-Дону, Россия</w:t>
+      </w:r>
+    </w:p>
+    <w:p>
+      <w:pPr>
+        <w:spacing w:after="0" w:line="240" w:lineRule="auto"/>
+        <w:jc w:val="center"/>
+        <w:rPr>
+          <w:rFonts w:ascii="Times New Roman" w:hAnsi="Times New Roman" w:cs="Times New Roman"/>
+          <w:sz w:val="24"/>
+          <w:szCs w:val="24"/>
+        </w:rPr>
+      </w:pPr>
+    </w:p>
+    <w:p>
+      <w:pPr>
+        <w:spacing w:after="0" w:line="240" w:lineRule="auto"/>
+        <w:ind w:firstLine="708"/>
+        <w:jc w:val="both"/>
+        <w:rPr>
+          <w:rFonts w:ascii="Times New Roman" w:hAnsi="Times New Roman" w:cs="Times New Roman"/>
+          <w:sz w:val="24"/>
+          <w:szCs w:val="24"/>
+        </w:rPr>
+      </w:pPr>
+      <w:r>
+        <w:rPr>
+          <w:rFonts w:ascii="Times New Roman" w:hAnsi="Times New Roman" w:cs="Times New Roman"/>
+          <w:sz w:val="24"/>
+          <w:szCs w:val="24"/>
+        </w:rPr>
+        <w:t xml:space="preserve">Ключевые слова: </w:t>
+      </w:r>
+      <w:r>
+        <w:rPr>
+          <w:rFonts w:ascii="Times New Roman" w:hAnsi="Times New Roman" w:cs="Times New Roman"/>
+          <w:sz w:val="24"/>
+          <w:szCs w:val="24"/>
+        </w:rPr>
+        <w:t>система позиционирования,</w:t>
+      </w:r>
+      <w:r>
+        <w:rPr>
+          <w:rFonts w:ascii="Times New Roman" w:hAnsi="Times New Roman" w:cs="Times New Roman"/>
+          <w:sz w:val="24"/>
+          <w:szCs w:val="24"/>
+        </w:rPr>
+        <w:t xml:space="preserve"> </w:t>
+      </w:r>
+      <w:r>
+        <w:rPr>
+          <w:rFonts w:ascii="Times New Roman" w:hAnsi="Times New Roman" w:cs="Times New Roman"/>
+          <w:sz w:val="24"/>
+          <w:szCs w:val="24"/>
+        </w:rPr>
+        <w:t>мобильны</w:t>
+      </w:r>
+      <w:r>
+        <w:rPr>
+          <w:rFonts w:ascii="Times New Roman" w:hAnsi="Times New Roman" w:cs="Times New Roman"/>
+          <w:sz w:val="24"/>
+          <w:szCs w:val="24"/>
+        </w:rPr>
+        <w:t>е</w:t>
+      </w:r>
+      <w:r>
+        <w:rPr>
+          <w:rFonts w:ascii="Times New Roman" w:hAnsi="Times New Roman" w:cs="Times New Roman"/>
+          <w:sz w:val="24"/>
+          <w:szCs w:val="24"/>
+        </w:rPr>
+        <w:t xml:space="preserve"> объект</w:t>
+      </w:r>
+      <w:r>
+        <w:rPr>
+          <w:rFonts w:ascii="Times New Roman" w:hAnsi="Times New Roman" w:cs="Times New Roman"/>
+          <w:sz w:val="24"/>
+          <w:szCs w:val="24"/>
+        </w:rPr>
+        <w:t xml:space="preserve">ы, </w:t>
+      </w:r>
+      <w:r>
+        <w:rPr>
+          <w:rFonts w:ascii="Times New Roman" w:hAnsi="Times New Roman" w:cs="Times New Roman"/>
+          <w:sz w:val="24"/>
+          <w:szCs w:val="24"/>
+        </w:rPr>
+        <w:t>ESP32,</w:t>
+      </w:r>
+      <w:r>
+        <w:rPr>
+          <w:rFonts w:ascii="Times New Roman" w:hAnsi="Times New Roman" w:cs="Times New Roman"/>
+          <w:sz w:val="24"/>
+          <w:szCs w:val="24"/>
+        </w:rPr>
+        <w:t xml:space="preserve"> </w:t>
+      </w:r>
+      <w:r>
+        <w:rPr>
+          <w:rFonts w:ascii="Times New Roman" w:hAnsi="Times New Roman" w:cs="Times New Roman"/>
+          <w:sz w:val="24"/>
+          <w:szCs w:val="24"/>
+        </w:rPr>
+        <w:t>трилатерация, RSSI,</w:t>
+      </w:r>
+      <w:r>
+        <w:rPr>
+          <w:rFonts w:ascii="Times New Roman" w:hAnsi="Times New Roman" w:cs="Times New Roman"/>
+          <w:sz w:val="24"/>
+          <w:szCs w:val="24"/>
+        </w:rPr>
+        <w:t xml:space="preserve"> </w:t>
+      </w:r>
+      <w:r>
+        <w:rPr>
+          <w:rFonts w:ascii="Times New Roman" w:hAnsi="Times New Roman" w:cs="Times New Roman"/>
+          <w:sz w:val="24"/>
+          <w:szCs w:val="24"/>
+        </w:rPr>
+        <w:t>фильтр Калмана, гибридная архитектура,</w:t>
+      </w:r>
+      <w:r>
+        <w:rPr>
+          <w:rFonts w:ascii="Times New Roman" w:hAnsi="Times New Roman" w:cs="Times New Roman"/>
+          <w:sz w:val="24"/>
+          <w:szCs w:val="24"/>
+        </w:rPr>
+        <w:t xml:space="preserve"> </w:t>
+      </w:r>
+      <w:r>
+        <w:rPr>
+          <w:rFonts w:ascii="Times New Roman" w:hAnsi="Times New Roman" w:cs="Times New Roman"/>
+          <w:sz w:val="24"/>
+          <w:szCs w:val="24"/>
+        </w:rPr>
+        <w:t>ToF, многолучевое распространение сигнала.</w:t>
+      </w:r>
+    </w:p>
+    <w:p>
+      <w:pPr>
+        <w:spacing w:after="0" w:line="240" w:lineRule="auto"/>
+        <w:ind w:firstLine="708"/>
+        <w:jc w:val="both"/>
+        <w:rPr>
+          <w:rFonts w:ascii="Times New Roman" w:hAnsi="Times New Roman" w:cs="Times New Roman"/>
+          <w:sz w:val="24"/>
+          <w:szCs w:val="24"/>
+        </w:rPr>
+      </w:pPr>
+      <w:r>
+        <w:rPr>
+          <w:rFonts w:ascii="Times New Roman" w:hAnsi="Times New Roman" w:cs="Times New Roman"/>
+          <w:sz w:val="24"/>
+          <w:szCs w:val="24"/>
+        </w:rPr>
+        <w:t xml:space="preserve">В </w:t>
+      </w:r>
+      <w:r>
+        <w:rPr>
+          <w:rFonts w:ascii="Times New Roman" w:hAnsi="Times New Roman" w:cs="Times New Roman"/>
+          <w:sz w:val="24"/>
+          <w:szCs w:val="24"/>
+        </w:rPr>
+        <w:t>статье</w:t>
+      </w:r>
+      <w:r>
+        <w:rPr>
+          <w:rFonts w:ascii="Times New Roman" w:hAnsi="Times New Roman" w:cs="Times New Roman"/>
+          <w:sz w:val="24"/>
+          <w:szCs w:val="24"/>
+        </w:rPr>
+        <w:t xml:space="preserve"> рассматривается проблема отсутствия эффективных систем навигации в закрытых пространствах, где сигналы глобальных спутниковых систем (GPS, ГЛОНАСС) недоступны. Предлагается концепция системы позиционирования, основанной на использовании сети стационарных Wi</w:t>
+      </w:r>
+      <w:r>
+        <w:rPr>
+          <w:rFonts w:ascii="Times New Roman" w:hAnsi="Times New Roman" w:cs="Times New Roman"/>
+          <w:sz w:val="24"/>
+          <w:szCs w:val="24"/>
+        </w:rPr>
+        <w:t>-</w:t>
+      </w:r>
+      <w:r>
+        <w:rPr>
+          <w:rFonts w:ascii="Times New Roman" w:hAnsi="Times New Roman" w:cs="Times New Roman"/>
+          <w:sz w:val="24"/>
+          <w:szCs w:val="24"/>
+        </w:rPr>
+        <w:t>Fi-маяков</w:t>
+      </w:r>
+      <w:r>
+        <w:rPr>
+          <w:rFonts w:ascii="Times New Roman" w:hAnsi="Times New Roman" w:cs="Times New Roman"/>
+          <w:sz w:val="24"/>
+          <w:szCs w:val="24"/>
+        </w:rPr>
+        <w:t xml:space="preserve"> </w:t>
+      </w:r>
+      <w:r>
+        <w:rPr>
+          <w:rFonts w:ascii="Times New Roman" w:hAnsi="Times New Roman" w:cs="Times New Roman"/>
+          <w:sz w:val="24"/>
+          <w:szCs w:val="24"/>
+        </w:rPr>
+        <w:t>и алгоритмов трилатерации для определения местоположения мобильных объектов в реальном времени. Описывается архитектура системы, методика расчёта позиции и перспективы повышения точности</w:t>
+      </w:r>
+      <w:r>
+        <w:rPr>
+          <w:rFonts w:ascii="Times New Roman" w:hAnsi="Times New Roman" w:cs="Times New Roman"/>
+          <w:sz w:val="24"/>
+          <w:szCs w:val="24"/>
+        </w:rPr>
+        <w:t>.</w:t>
+      </w:r>
+    </w:p>
+    <w:p>
+      <w:pPr>
+        <w:spacing w:after="0" w:line="240" w:lineRule="auto"/>
+        <w:jc w:val="right"/>
+        <w:rPr>
+          <w:rFonts w:ascii="Times New Roman" w:hAnsi="Times New Roman" w:cs="Times New Roman"/>
+          <w:color w:val="FF0000"/>
+          <w:sz w:val="24"/>
+          <w:szCs w:val="24"/>
+        </w:rPr>
+      </w:pPr>
+    </w:p>
+    <w:p>
+      <w:pPr>
+        <w:spacing w:after="0" w:line="240" w:lineRule="auto"/>
+        <w:jc w:val="right"/>
         <w:rPr>
           <w:rFonts w:ascii="Times New Roman" w:hAnsi="Times New Roman" w:cs="Times New Roman"/>
           <w:b/>
           <w:bCs/>
           <w:sz w:val="24"/>
           <w:szCs w:val="24"/>
-        </w:rPr>
-        <w:t>РАЗРАБОТКА СИСТЕМЫ ПОЗИЦИОНИРОВАНИЯ ВНУТРИ ПОМЕЩЕНИЙ</w:t>
-      </w:r>
-    </w:p>
-    <w:p>
-      <w:pPr>
-        <w:spacing w:after="0" w:line="240" w:lineRule="auto"/>
-        <w:jc w:val="center"/>
+          <w:lang w:val="en-US"/>
+        </w:rPr>
+      </w:pPr>
+      <w:r>
         <w:rPr>
           <w:rFonts w:ascii="Times New Roman" w:hAnsi="Times New Roman" w:cs="Times New Roman"/>
           <w:b/>
           <w:bCs/>
           <w:sz w:val="24"/>
           <w:szCs w:val="24"/>
-        </w:rPr>
-      </w:pPr>
-    </w:p>
-    <w:p>
-      <w:pPr>
-        <w:spacing w:after="0" w:line="240" w:lineRule="auto"/>
-        <w:jc w:val="center"/>
-        <w:rPr>
-          <w:rFonts w:ascii="Times New Roman" w:hAnsi="Times New Roman" w:cs="Times New Roman"/>
-          <w:sz w:val="24"/>
-          <w:szCs w:val="24"/>
-        </w:rPr>
-      </w:pPr>
-      <w:r>
-        <w:rPr>
-          <w:rFonts w:ascii="Times New Roman" w:hAnsi="Times New Roman" w:cs="Times New Roman"/>
-          <w:sz w:val="24"/>
-          <w:szCs w:val="24"/>
-        </w:rPr>
-        <w:t xml:space="preserve">Донской государственный технический университет, </w:t>
-      </w:r>
-      <w:proofErr w:type="spellStart"/>
-      <w:r>
-        <w:rPr>
-          <w:rFonts w:ascii="Times New Roman" w:hAnsi="Times New Roman" w:cs="Times New Roman"/>
-          <w:sz w:val="24"/>
-          <w:szCs w:val="24"/>
-        </w:rPr>
-        <w:t>Ростов</w:t>
-      </w:r>
-      <w:proofErr w:type="spellEnd"/>
-      <w:r>
-        <w:rPr>
-          <w:rFonts w:ascii="Times New Roman" w:hAnsi="Times New Roman" w:cs="Times New Roman"/>
-          <w:sz w:val="24"/>
-          <w:szCs w:val="24"/>
-        </w:rPr>
-        <w:t>-на-Дону, Россия</w:t>
-      </w:r>
-    </w:p>
-    <w:p>
-      <w:pPr>
-        <w:spacing w:after="0" w:line="240" w:lineRule="auto"/>
-        <w:jc w:val="center"/>
-        <w:rPr>
-          <w:rFonts w:ascii="Times New Roman" w:hAnsi="Times New Roman" w:cs="Times New Roman"/>
-          <w:sz w:val="24"/>
-          <w:szCs w:val="24"/>
-        </w:rPr>
-      </w:pPr>
-    </w:p>
-    <w:p>
-      <w:pPr>
-        <w:spacing w:after="0" w:line="240" w:lineRule="auto"/>
-        <w:ind w:firstLine="708"/>
-        <w:jc w:val="both"/>
-        <w:rPr>
-          <w:rFonts w:ascii="Times New Roman" w:hAnsi="Times New Roman" w:cs="Times New Roman"/>
-          <w:sz w:val="24"/>
-          <w:szCs w:val="24"/>
-        </w:rPr>
-      </w:pPr>
-      <w:r>
-        <w:rPr>
-          <w:rFonts w:ascii="Times New Roman" w:hAnsi="Times New Roman" w:cs="Times New Roman"/>
-          <w:sz w:val="24"/>
-          <w:szCs w:val="24"/>
-        </w:rPr>
-        <w:t xml:space="preserve">Ключевые слова: </w:t>
-      </w:r>
-      <w:r>
-        <w:rPr>
-          <w:rFonts w:ascii="Times New Roman" w:hAnsi="Times New Roman" w:cs="Times New Roman"/>
-          <w:sz w:val="24"/>
-          <w:szCs w:val="24"/>
-        </w:rPr>
-        <w:t>система позиционирования,</w:t>
-      </w:r>
-      <w:r>
-        <w:rPr>
-          <w:rFonts w:ascii="Times New Roman" w:hAnsi="Times New Roman" w:cs="Times New Roman"/>
-          <w:sz w:val="24"/>
-          <w:szCs w:val="24"/>
-        </w:rPr>
-        <w:t xml:space="preserve"> </w:t>
-      </w:r>
-      <w:r>
-        <w:rPr>
-          <w:rFonts w:ascii="Times New Roman" w:hAnsi="Times New Roman" w:cs="Times New Roman"/>
-          <w:sz w:val="24"/>
-          <w:szCs w:val="24"/>
-        </w:rPr>
-        <w:t>мобильны</w:t>
-      </w:r>
-      <w:r>
-        <w:rPr>
-          <w:rFonts w:ascii="Times New Roman" w:hAnsi="Times New Roman" w:cs="Times New Roman"/>
-          <w:sz w:val="24"/>
-          <w:szCs w:val="24"/>
-        </w:rPr>
-        <w:t>е</w:t>
-      </w:r>
-      <w:r>
-        <w:rPr>
-          <w:rFonts w:ascii="Times New Roman" w:hAnsi="Times New Roman" w:cs="Times New Roman"/>
-          <w:sz w:val="24"/>
-          <w:szCs w:val="24"/>
-        </w:rPr>
-        <w:t xml:space="preserve"> объект</w:t>
-      </w:r>
-      <w:r>
-        <w:rPr>
-          <w:rFonts w:ascii="Times New Roman" w:hAnsi="Times New Roman" w:cs="Times New Roman"/>
-          <w:sz w:val="24"/>
-          <w:szCs w:val="24"/>
-        </w:rPr>
-        <w:t xml:space="preserve">ы, </w:t>
-      </w:r>
-      <w:r>
-        <w:rPr>
-          <w:rFonts w:ascii="Times New Roman" w:hAnsi="Times New Roman" w:cs="Times New Roman"/>
-          <w:sz w:val="24"/>
-          <w:szCs w:val="24"/>
-        </w:rPr>
-        <w:t>ESP32,</w:t>
-      </w:r>
-      <w:r>
-        <w:rPr>
-          <w:rFonts w:ascii="Times New Roman" w:hAnsi="Times New Roman" w:cs="Times New Roman"/>
-          <w:sz w:val="24"/>
-          <w:szCs w:val="24"/>
-        </w:rPr>
-        <w:t xml:space="preserve"> </w:t>
-      </w:r>
-      <w:proofErr w:type="spellStart"/>
-      <w:r>
-        <w:rPr>
-          <w:rFonts w:ascii="Times New Roman" w:hAnsi="Times New Roman" w:cs="Times New Roman"/>
-          <w:sz w:val="24"/>
-          <w:szCs w:val="24"/>
-        </w:rPr>
-        <w:t>трилатерация</w:t>
-      </w:r>
-      <w:proofErr w:type="spellEnd"/>
-      <w:r>
-        <w:rPr>
-          <w:rFonts w:ascii="Times New Roman" w:hAnsi="Times New Roman" w:cs="Times New Roman"/>
-          <w:sz w:val="24"/>
-          <w:szCs w:val="24"/>
-        </w:rPr>
-        <w:t>, RSSI,</w:t>
-      </w:r>
-      <w:r>
-        <w:rPr>
-          <w:rFonts w:ascii="Times New Roman" w:hAnsi="Times New Roman" w:cs="Times New Roman"/>
-          <w:sz w:val="24"/>
-          <w:szCs w:val="24"/>
-        </w:rPr>
-        <w:t xml:space="preserve"> </w:t>
-      </w:r>
-      <w:r>
-        <w:rPr>
-          <w:rFonts w:ascii="Times New Roman" w:hAnsi="Times New Roman" w:cs="Times New Roman"/>
-          <w:sz w:val="24"/>
-          <w:szCs w:val="24"/>
-        </w:rPr>
-        <w:t>фильтр Калмана, гибридная архитектура,</w:t>
-      </w:r>
-      <w:r>
-        <w:rPr>
-          <w:rFonts w:ascii="Times New Roman" w:hAnsi="Times New Roman" w:cs="Times New Roman"/>
-          <w:sz w:val="24"/>
-          <w:szCs w:val="24"/>
-        </w:rPr>
-        <w:t xml:space="preserve"> </w:t>
-      </w:r>
-      <w:proofErr w:type="spellStart"/>
-      <w:r>
-        <w:rPr>
-          <w:rFonts w:ascii="Times New Roman" w:hAnsi="Times New Roman" w:cs="Times New Roman"/>
-          <w:sz w:val="24"/>
-          <w:szCs w:val="24"/>
-        </w:rPr>
-        <w:t>ToF</w:t>
-      </w:r>
-      <w:proofErr w:type="spellEnd"/>
-      <w:r>
-        <w:rPr>
-          <w:rFonts w:ascii="Times New Roman" w:hAnsi="Times New Roman" w:cs="Times New Roman"/>
-          <w:sz w:val="24"/>
-          <w:szCs w:val="24"/>
-        </w:rPr>
-        <w:t>, многолучевое распространение сигнала.</w:t>
-      </w:r>
-    </w:p>
-    <w:p>
-      <w:pPr>
-        <w:spacing w:after="0" w:line="240" w:lineRule="auto"/>
-        <w:ind w:firstLine="708"/>
-        <w:jc w:val="both"/>
-        <w:rPr>
-          <w:rFonts w:ascii="Times New Roman" w:hAnsi="Times New Roman" w:cs="Times New Roman"/>
-          <w:sz w:val="24"/>
-          <w:szCs w:val="24"/>
-        </w:rPr>
-      </w:pPr>
-      <w:r>
-        <w:rPr>
-          <w:rFonts w:ascii="Times New Roman" w:hAnsi="Times New Roman" w:cs="Times New Roman"/>
-          <w:sz w:val="24"/>
-          <w:szCs w:val="24"/>
-        </w:rPr>
-        <w:t xml:space="preserve">В </w:t>
-      </w:r>
-      <w:r>
-        <w:rPr>
-          <w:rFonts w:ascii="Times New Roman" w:hAnsi="Times New Roman" w:cs="Times New Roman"/>
-          <w:sz w:val="24"/>
-          <w:szCs w:val="24"/>
-        </w:rPr>
-        <w:t>статье</w:t>
-      </w:r>
-      <w:r>
-        <w:rPr>
-          <w:rFonts w:ascii="Times New Roman" w:hAnsi="Times New Roman" w:cs="Times New Roman"/>
-          <w:sz w:val="24"/>
-          <w:szCs w:val="24"/>
-        </w:rPr>
-        <w:t xml:space="preserve"> рассматривается проблема отсутствия эффективных систем навигации в закрытых пространствах, где сигналы глобальных спутниковых систем (GPS, ГЛОНАСС) недоступны. Предлагается концепция системы позиционирования, основанной на использовании сети стационарных </w:t>
-      </w:r>
-      <w:proofErr w:type="spellStart"/>
-      <w:r>
-        <w:rPr>
-          <w:rFonts w:ascii="Times New Roman" w:hAnsi="Times New Roman" w:cs="Times New Roman"/>
-          <w:sz w:val="24"/>
-          <w:szCs w:val="24"/>
-        </w:rPr>
-        <w:t>Wi</w:t>
-      </w:r>
-      <w:proofErr w:type="spellEnd"/>
-      <w:r>
-        <w:rPr>
-          <w:rFonts w:ascii="Times New Roman" w:hAnsi="Times New Roman" w:cs="Times New Roman"/>
-          <w:sz w:val="24"/>
-          <w:szCs w:val="24"/>
-        </w:rPr>
-        <w:t>-</w:t>
-      </w:r>
-      <w:r>
-        <w:rPr>
-          <w:rFonts w:ascii="Times New Roman" w:hAnsi="Times New Roman" w:cs="Times New Roman"/>
-          <w:sz w:val="24"/>
-          <w:szCs w:val="24"/>
-        </w:rPr>
-        <w:t>Fi-маяков</w:t>
-      </w:r>
-      <w:r>
-        <w:rPr>
-          <w:rFonts w:ascii="Times New Roman" w:hAnsi="Times New Roman" w:cs="Times New Roman"/>
-          <w:sz w:val="24"/>
-          <w:szCs w:val="24"/>
-        </w:rPr>
-        <w:t xml:space="preserve"> </w:t>
-      </w:r>
-      <w:r>
-        <w:rPr>
-          <w:rFonts w:ascii="Times New Roman" w:hAnsi="Times New Roman" w:cs="Times New Roman"/>
-          <w:sz w:val="24"/>
-          <w:szCs w:val="24"/>
-        </w:rPr>
-        <w:t xml:space="preserve">и алгоритмов </w:t>
-      </w:r>
-      <w:proofErr w:type="spellStart"/>
-      <w:r>
-        <w:rPr>
-          <w:rFonts w:ascii="Times New Roman" w:hAnsi="Times New Roman" w:cs="Times New Roman"/>
-          <w:sz w:val="24"/>
-          <w:szCs w:val="24"/>
-        </w:rPr>
-        <w:t>трилатерации</w:t>
-      </w:r>
-      <w:proofErr w:type="spellEnd"/>
-      <w:r>
-        <w:rPr>
-          <w:rFonts w:ascii="Times New Roman" w:hAnsi="Times New Roman" w:cs="Times New Roman"/>
-          <w:sz w:val="24"/>
-          <w:szCs w:val="24"/>
-        </w:rPr>
-        <w:t xml:space="preserve"> для определения местоположения мобильных объектов в реальном времени. Описывается архитектура системы, методика расчёта позиции и перспективы повышения точности</w:t>
-      </w:r>
-      <w:r>
-        <w:rPr>
-          <w:rFonts w:ascii="Times New Roman" w:hAnsi="Times New Roman" w:cs="Times New Roman"/>
-          <w:sz w:val="24"/>
-          <w:szCs w:val="24"/>
-        </w:rPr>
-        <w:t>.</w:t>
-      </w:r>
-    </w:p>
-    <w:p>
-      <w:pPr>
-        <w:spacing w:after="0" w:line="240" w:lineRule="auto"/>
-        <w:jc w:val="right"/>
-        <w:rPr>
-          <w:rFonts w:ascii="Times New Roman" w:hAnsi="Times New Roman" w:cs="Times New Roman"/>
-          <w:color w:val="FF0000"/>
-          <w:sz w:val="24"/>
-          <w:szCs w:val="24"/>
-        </w:rPr>
-      </w:pPr>
-    </w:p>
-    <w:p>
-      <w:pPr>
-        <w:spacing w:after="0" w:line="240" w:lineRule="auto"/>
-        <w:jc w:val="right"/>
+          <w:lang w:val="en-US"/>
+        </w:rPr>
+        <w:t>Evtushenko E.A.</w:t>
+      </w:r>
+      <w:r>
         <w:rPr>
           <w:rFonts w:ascii="Times New Roman" w:hAnsi="Times New Roman" w:cs="Times New Roman"/>
           <w:b/>
@@ -500,7 +431,8 @@
           <w:szCs w:val="24"/>
           <w:lang w:val="en-US"/>
         </w:rPr>
-      </w:pPr>
+        <w:t xml:space="preserve">, </w:t>
+      </w:r>
       <w:r>
         <w:rPr>
           <w:rFonts w:ascii="Times New Roman" w:hAnsi="Times New Roman" w:cs="Times New Roman"/>
@@ -510,7 +442,7 @@
           <w:szCs w:val="24"/>
           <w:lang w:val="en-US"/>
         </w:rPr>
-        <w:t>Evtushenko E.A.</w:t>
+        <w:t>Kovalets I.A.</w:t>
       </w:r>
       <w:r>
         <w:rPr>
@@ -523,7 +455,6 @@
         </w:rPr>
         <w:t xml:space="preserve">, </w:t>
       </w:r>
-      <w:proofErr w:type="spellStart"/>
       <w:r>
         <w:rPr>
           <w:rFonts w:ascii="Times New Roman" w:hAnsi="Times New Roman" w:cs="Times New Roman"/>
@@ -533,10 +464,25 @@
           <w:szCs w:val="24"/>
           <w:lang w:val="en-US"/>
         </w:rPr>
-        <w:t>Kovalets</w:t>
-      </w:r>
-      <w:proofErr w:type="spellEnd"/>
-      <w:r>
+        <w:t>Safaryan O.A.</w:t>
+      </w:r>
+    </w:p>
+    <w:p>
+      <w:pPr>
+        <w:spacing w:after="0" w:line="240" w:lineRule="auto"/>
+        <w:jc w:val="right"/>
+        <w:rPr>
+          <w:rFonts w:ascii="Times New Roman" w:hAnsi="Times New Roman" w:cs="Times New Roman"/>
+          <w:sz w:val="24"/>
+          <w:szCs w:val="24"/>
+          <w:lang w:val="en-US"/>
+        </w:rPr>
+      </w:pPr>
+    </w:p>
+    <w:p>
+      <w:pPr>
+        <w:spacing w:after="0" w:line="240" w:lineRule="auto"/>
+        <w:jc w:val="center"/>
         <w:rPr>
           <w:rFonts w:ascii="Times New Roman" w:hAnsi="Times New Roman" w:cs="Times New Roman"/>
           <w:b/>
@@ -545,8 +491,7 @@
           <w:szCs w:val="24"/>
           <w:lang w:val="en-US"/>
         </w:rPr>
-        <w:t xml:space="preserve"> I.A.</w:t>
-      </w:r>
+      </w:pPr>
       <w:r>
         <w:rPr>
           <w:rFonts w:ascii="Times New Roman" w:hAnsi="Times New Roman" w:cs="Times New Roman"/>
@@ -556,9 +501,13 @@
           <w:szCs w:val="24"/>
           <w:lang w:val="en-US"/>
         </w:rPr>
-        <w:t xml:space="preserve">, </w:t>
-      </w:r>
-      <w:r>
+        <w:t>Development of an indoor positioning system</w:t>
+      </w:r>
+    </w:p>
+    <w:p>
+      <w:pPr>
+        <w:spacing w:after="0" w:line="240" w:lineRule="auto"/>
+        <w:jc w:val="center"/>
         <w:rPr>
           <w:rFonts w:ascii="Times New Roman" w:hAnsi="Times New Roman" w:cs="Times New Roman"/>
           <w:b/>
@@ -567,19 +516,6 @@
           <w:szCs w:val="24"/>
           <w:lang w:val="en-US"/>
         </w:rPr>
-        <w:t>Safaryan O.A.</w:t>
-      </w:r>
-    </w:p>
-    <w:p>
-      <w:pPr>
-        <w:spacing w:after="0" w:line="240" w:lineRule="auto"/>
-        <w:jc w:val="right"/>
-        <w:rPr>
-          <w:rFonts w:ascii="Times New Roman" w:hAnsi="Times New Roman" w:cs="Times New Roman"/>
-          <w:sz w:val="24"/>
-          <w:szCs w:val="24"/>
-          <w:lang w:val="en-US"/>
-        </w:rPr>
       </w:pPr>
     </w:p>
     <w:p>
@@ -588,23 +524,19 @@
         <w:jc w:val="center"/>
         <w:rPr>
           <w:rFonts w:ascii="Times New Roman" w:hAnsi="Times New Roman" w:cs="Times New Roman"/>
-          <w:b/>
-          <w:bCs/>
-          <w:sz w:val="24"/>
-          <w:szCs w:val="24"/>
-          <w:lang w:val="en-US"/>
-        </w:rPr>
-      </w:pPr>
-      <w:r>
-        <w:rPr>
-          <w:rFonts w:ascii="Times New Roman" w:hAnsi="Times New Roman" w:cs="Times New Roman"/>
-          <w:b/>
-          <w:bCs/>
-          <w:sz w:val="24"/>
-          <w:szCs w:val="24"/>
-          <w:lang w:val="en-US"/>
-        </w:rPr>
-        <w:t>Development of an indoor positioning system</w:t>
+          <w:sz w:val="24"/>
+          <w:szCs w:val="24"/>
+          <w:lang w:val="en-US"/>
+        </w:rPr>
+      </w:pPr>
+      <w:r>
+        <w:rPr>
+          <w:rFonts w:ascii="Times New Roman" w:hAnsi="Times New Roman" w:cs="Times New Roman"/>
+          <w:sz w:val="24"/>
+          <w:szCs w:val="24"/>
+          <w:lang w:val="en-US"/>
+        </w:rPr>
+        <w:t>Don State Technical University, Rostov-on-Don, Russia</w:t>
       </w:r>
     </w:p>
     <w:p>
@@ -613,41 +545,6 @@
         <w:jc w:val="center"/>
         <w:rPr>
           <w:rFonts w:ascii="Times New Roman" w:hAnsi="Times New Roman" w:cs="Times New Roman"/>
-          <w:b/>
-          <w:bCs/>
-          <w:sz w:val="24"/>
-          <w:szCs w:val="24"/>
-          <w:lang w:val="en-US"/>
-        </w:rPr>
-      </w:pPr>
-    </w:p>
-    <w:p>
-      <w:pPr>
-        <w:spacing w:after="0" w:line="240" w:lineRule="auto"/>
-        <w:jc w:val="center"/>
-        <w:rPr>
-          <w:rFonts w:ascii="Times New Roman" w:hAnsi="Times New Roman" w:cs="Times New Roman"/>
-          <w:sz w:val="24"/>
-          <w:szCs w:val="24"/>
-          <w:lang w:val="en-US"/>
-        </w:rPr>
-      </w:pPr>
-      <w:r>
-        <w:rPr>
-          <w:rFonts w:ascii="Times New Roman" w:hAnsi="Times New Roman" w:cs="Times New Roman"/>
-          <w:sz w:val="24"/>
-          <w:szCs w:val="24"/>
-          <w:lang w:val="en-US"/>
-        </w:rPr>
-        <w:t>Don State Technical University, Rostov-on-Don, Russia</w:t>
-      </w:r>
-    </w:p>
-    <w:p>
-      <w:pPr>
-        <w:spacing w:after="0" w:line="240" w:lineRule="auto"/>
-        <w:jc w:val="center"/>
-        <w:rPr>
-          <w:rFonts w:ascii="Times New Roman" w:hAnsi="Times New Roman" w:cs="Times New Roman"/>
           <w:sz w:val="24"/>
           <w:szCs w:val="24"/>
           <w:lang w:val="en-US"/>
@@ -673,27 +570,7 @@
           <w:szCs w:val="24"/>
           <w:lang w:val="en-US"/>
         </w:rPr>
-        <w:t xml:space="preserve">Keywords: positioning system, mobile objects, ESP32, trilateration, RSSI, Kalman filter, hybrid architecture, </w:t>
-      </w:r>
-      <w:proofErr w:type="spellStart"/>
-      <w:r>
-        <w:rPr>
-          <w:rFonts w:ascii="Times New Roman" w:hAnsi="Times New Roman" w:cs="Times New Roman"/>
-          <w:sz w:val="24"/>
-          <w:szCs w:val="24"/>
-          <w:lang w:val="en-US"/>
-        </w:rPr>
-        <w:t>ToF</w:t>
-      </w:r>
-      <w:proofErr w:type="spellEnd"/>
-      <w:r>
-        <w:rPr>
-          <w:rFonts w:ascii="Times New Roman" w:hAnsi="Times New Roman" w:cs="Times New Roman"/>
-          <w:sz w:val="24"/>
-          <w:szCs w:val="24"/>
-          <w:lang w:val="en-US"/>
-        </w:rPr>
-        <w:t>, multipath signal propagation.</w:t>
+        <w:t>Keywords: positioning system, mobile objects, ESP32, trilateration, RSSI, Kalman filter, hybrid architecture, ToF, multipath signal propagation.</w:t>
       </w:r>
     </w:p>
     <w:p>
@@ -748,18 +625,8 @@
           <w:sz w:val="24"/>
           <w:szCs w:val="24"/>
         </w:rPr>
-        <w:t>Актуальность разработки надёжных систем позиционирования внутри помещений (</w:t>
-      </w:r>
-      <w:proofErr w:type="spellStart"/>
-      <w:r>
-        <w:rPr>
-          <w:rFonts w:ascii="Times New Roman" w:hAnsi="Times New Roman" w:cs="Times New Roman"/>
-          <w:sz w:val="24"/>
-          <w:szCs w:val="24"/>
-        </w:rPr>
-        <w:t>Indoor</w:t>
-      </w:r>
-      <w:proofErr w:type="spellEnd"/>
+        <w:t>Актуальность разработки надёжных систем позиционирования внутри помещений (Indoor Positioning Systems, IPS) непрерывно возрастает. Это обусловлено потребностями таких областей, как логистика и управление складскими запасами, робототехника (автономная навигация сервисных роботов в зданиях), «умные» производства (мониторинг персонала и активов) и системы безопасности. Традиционные спутниковые технологии в этих сценариях неприменимы из-за экранирования сигнала стенами и перекрытиями</w:t>
+      </w:r>
       <w:r>
         <w:rPr>
           <w:rFonts w:ascii="Times New Roman" w:hAnsi="Times New Roman" w:cs="Times New Roman"/>
@@ -768,23 +635,73 @@
         </w:rPr>
         <w:t xml:space="preserve"> </w:t>
       </w:r>
-      <w:proofErr w:type="spellStart"/>
-      <w:r>
-        <w:rPr>
-          <w:rFonts w:ascii="Times New Roman" w:hAnsi="Times New Roman" w:cs="Times New Roman"/>
-          <w:sz w:val="24"/>
-          <w:szCs w:val="24"/>
-        </w:rPr>
-        <w:t>Positioning</w:t>
-      </w:r>
-      <w:proofErr w:type="spellEnd"/>
-      <w:r>
-        <w:rPr>
-          <w:rFonts w:ascii="Times New Roman" w:hAnsi="Times New Roman" w:cs="Times New Roman"/>
-          <w:sz w:val="24"/>
-          <w:szCs w:val="24"/>
-        </w:rPr>
-        <w:t xml:space="preserve"> Systems, IPS) непрерывно возрастает. Это обусловлено потребностями таких областей, как логистика и управление складскими запасами, робототехника (автономная навигация сервисных роботов в зданиях), «умные» производства (мониторинг персонала и активов) и системы безопасности. Традиционные спутниковые технологии в этих сценариях неприменимы из-за экранирования сигнала стенами и перекрытиями</w:t>
+      <w:r>
+        <w:rPr>
+          <w:rFonts w:ascii="Times New Roman" w:hAnsi="Times New Roman" w:cs="Times New Roman"/>
+          <w:sz w:val="24"/>
+          <w:szCs w:val="24"/>
+        </w:rPr>
+        <w:t>[1]</w:t>
+      </w:r>
+      <w:r>
+        <w:rPr>
+          <w:rFonts w:ascii="Times New Roman" w:hAnsi="Times New Roman" w:cs="Times New Roman"/>
+          <w:sz w:val="24"/>
+          <w:szCs w:val="24"/>
+        </w:rPr>
+        <w:t>.</w:t>
+      </w:r>
+    </w:p>
+    <w:p>
+      <w:pPr>
+        <w:spacing w:after="0" w:line="240" w:lineRule="auto"/>
+        <w:ind w:firstLine="708"/>
+        <w:jc w:val="both"/>
+        <w:rPr>
+          <w:rFonts w:ascii="Times New Roman" w:hAnsi="Times New Roman" w:cs="Times New Roman"/>
+          <w:sz w:val="24"/>
+          <w:szCs w:val="24"/>
+        </w:rPr>
+      </w:pPr>
+      <w:r>
+        <w:rPr>
+          <w:rFonts w:ascii="Times New Roman" w:hAnsi="Times New Roman" w:cs="Times New Roman"/>
+          <w:sz w:val="24"/>
+          <w:szCs w:val="24"/>
+        </w:rPr>
+        <w:t>Целью данной работы является предложение по разработке архитектуры системы IPS, использующей широко распростран</w:t>
+      </w:r>
+      <w:r>
+        <w:rPr>
+          <w:rFonts w:ascii="Times New Roman" w:hAnsi="Times New Roman" w:cs="Times New Roman"/>
+          <w:sz w:val="24"/>
+          <w:szCs w:val="24"/>
+        </w:rPr>
+        <w:t>ё</w:t>
+      </w:r>
+      <w:r>
+        <w:rPr>
+          <w:rFonts w:ascii="Times New Roman" w:hAnsi="Times New Roman" w:cs="Times New Roman"/>
+          <w:sz w:val="24"/>
+          <w:szCs w:val="24"/>
+        </w:rPr>
+        <w:t>нную Wi-Fi</w:t>
+      </w:r>
+      <w:r>
+        <w:rPr>
+          <w:rFonts w:ascii="Times New Roman" w:hAnsi="Times New Roman" w:cs="Times New Roman"/>
+          <w:sz w:val="24"/>
+          <w:szCs w:val="24"/>
+        </w:rPr>
+        <w:t>-</w:t>
+      </w:r>
+      <w:r>
+        <w:rPr>
+          <w:rFonts w:ascii="Times New Roman" w:hAnsi="Times New Roman" w:cs="Times New Roman"/>
+          <w:sz w:val="24"/>
+          <w:szCs w:val="24"/>
+        </w:rPr>
+        <w:t>инфраструктуру для обеспечения</w:t>
       </w:r>
       <w:r>
         <w:rPr>
@@ -800,15 +717,23 @@
           <w:sz w:val="24"/>
           <w:szCs w:val="24"/>
         </w:rPr>
-        <w:t>[1]</w:t>
-      </w:r>
-      <w:r>
-        <w:rPr>
-          <w:rFonts w:ascii="Times New Roman" w:hAnsi="Times New Roman" w:cs="Times New Roman"/>
-          <w:sz w:val="24"/>
-          <w:szCs w:val="24"/>
-        </w:rPr>
-        <w:t>.</w:t>
+        <w:t>непрерывного позиционирования в реальном времени. Основная задача</w:t>
+      </w:r>
+      <w:r>
+        <w:rPr>
+          <w:rFonts w:ascii="Times New Roman" w:hAnsi="Times New Roman" w:cs="Times New Roman"/>
+          <w:sz w:val="24"/>
+          <w:szCs w:val="24"/>
+        </w:rPr>
+        <w:t> </w:t>
+      </w:r>
+      <w:r>
+        <w:rPr>
+          <w:rFonts w:ascii="Times New Roman" w:hAnsi="Times New Roman" w:cs="Times New Roman"/>
+          <w:sz w:val="24"/>
+          <w:szCs w:val="24"/>
+        </w:rPr>
+        <w:t>— создать решение, балансирующее между точностью, стоимостью внедрения и масштабируемостью.</w:t>
       </w:r>
     </w:p>
     <w:p>
@@ -828,7 +753,7 @@
           <w:sz w:val="24"/>
           <w:szCs w:val="24"/>
         </w:rPr>
-        <w:t>Целью данной работы является предложение по разработке архитектуры системы IPS, использующей широко распростран</w:t>
+        <w:t>В настоящее время для IPS используются различные технологии: ультразвук, инфракрасное излучение, Bluetooth Low Energy (BLE), UWB (Ultra-Wideband) и Wi-Fi. Каждая имеет свои компромиссы. UWB обеспечивает сантиметровую точность, но требует дорогостоящего оборудования. BLE-маяки дёшевы, но имеют ограниченный радиус действия и требуют разв</w:t>
       </w:r>
       <w:r>
         <w:rPr>
@@ -844,41 +769,23 @@
           <w:sz w:val="24"/>
           <w:szCs w:val="24"/>
         </w:rPr>
-        <w:t xml:space="preserve">нную </w:t>
-      </w:r>
-      <w:proofErr w:type="spellStart"/>
-      <w:r>
-        <w:rPr>
-          <w:rFonts w:ascii="Times New Roman" w:hAnsi="Times New Roman" w:cs="Times New Roman"/>
-          <w:sz w:val="24"/>
-          <w:szCs w:val="24"/>
-        </w:rPr>
-        <w:t>Wi</w:t>
-      </w:r>
-      <w:proofErr w:type="spellEnd"/>
-      <w:r>
-        <w:rPr>
-          <w:rFonts w:ascii="Times New Roman" w:hAnsi="Times New Roman" w:cs="Times New Roman"/>
-          <w:sz w:val="24"/>
-          <w:szCs w:val="24"/>
-        </w:rPr>
-        <w:t>-Fi</w:t>
-      </w:r>
-      <w:r>
-        <w:rPr>
-          <w:rFonts w:ascii="Times New Roman" w:hAnsi="Times New Roman" w:cs="Times New Roman"/>
-          <w:sz w:val="24"/>
-          <w:szCs w:val="24"/>
-        </w:rPr>
-        <w:t>-</w:t>
-      </w:r>
-      <w:r>
-        <w:rPr>
-          <w:rFonts w:ascii="Times New Roman" w:hAnsi="Times New Roman" w:cs="Times New Roman"/>
-          <w:sz w:val="24"/>
-          <w:szCs w:val="24"/>
-        </w:rPr>
-        <w:t>инфраструктуру для обеспечения</w:t>
+        <w:t>ртывания плотной сети. Подход на основе Wi-Fi является компромиссным: он использует существующую или недорогую в развёртывании инфраструктуру, а в качестве при</w:t>
+      </w:r>
+      <w:r>
+        <w:rPr>
+          <w:rFonts w:ascii="Times New Roman" w:hAnsi="Times New Roman" w:cs="Times New Roman"/>
+          <w:sz w:val="24"/>
+          <w:szCs w:val="24"/>
+        </w:rPr>
+        <w:t>ё</w:t>
+      </w:r>
+      <w:r>
+        <w:rPr>
+          <w:rFonts w:ascii="Times New Roman" w:hAnsi="Times New Roman" w:cs="Times New Roman"/>
+          <w:sz w:val="24"/>
+          <w:szCs w:val="24"/>
+        </w:rPr>
+        <w:t>мников могут выступать обычные смартфоны или Wi-Fi</w:t>
       </w:r>
       <w:r>
         <w:rPr>
@@ -894,180 +801,6 @@
           <w:sz w:val="24"/>
           <w:szCs w:val="24"/>
         </w:rPr>
-        <w:t>непрерывного позиционирования в реальном времени. Основная задача</w:t>
-      </w:r>
-      <w:r>
-        <w:rPr>
-          <w:rFonts w:ascii="Times New Roman" w:hAnsi="Times New Roman" w:cs="Times New Roman"/>
-          <w:sz w:val="24"/>
-          <w:szCs w:val="24"/>
-        </w:rPr>
-        <w:t> </w:t>
-      </w:r>
-      <w:r>
-        <w:rPr>
-          <w:rFonts w:ascii="Times New Roman" w:hAnsi="Times New Roman" w:cs="Times New Roman"/>
-          <w:sz w:val="24"/>
-          <w:szCs w:val="24"/>
-        </w:rPr>
-        <w:t>— создать решение, балансирующее между точностью, стоимостью внедрения и масштабируемостью.</w:t>
-      </w:r>
-    </w:p>
-    <w:p>
-      <w:pPr>
-        <w:spacing w:after="0" w:line="240" w:lineRule="auto"/>
-        <w:ind w:firstLine="708"/>
-        <w:jc w:val="both"/>
-        <w:rPr>
-          <w:rFonts w:ascii="Times New Roman" w:hAnsi="Times New Roman" w:cs="Times New Roman"/>
-          <w:sz w:val="24"/>
-          <w:szCs w:val="24"/>
-        </w:rPr>
-      </w:pPr>
-      <w:r>
-        <w:rPr>
-          <w:rFonts w:ascii="Times New Roman" w:hAnsi="Times New Roman" w:cs="Times New Roman"/>
-          <w:sz w:val="24"/>
-          <w:szCs w:val="24"/>
-        </w:rPr>
-        <w:t xml:space="preserve">В настоящее время для IPS используются различные технологии: ультразвук, инфракрасное излучение, Bluetooth </w:t>
-      </w:r>
-      <w:proofErr w:type="spellStart"/>
-      <w:r>
-        <w:rPr>
-          <w:rFonts w:ascii="Times New Roman" w:hAnsi="Times New Roman" w:cs="Times New Roman"/>
-          <w:sz w:val="24"/>
-          <w:szCs w:val="24"/>
-        </w:rPr>
-        <w:t>Low</w:t>
-      </w:r>
-      <w:proofErr w:type="spellEnd"/>
-      <w:r>
-        <w:rPr>
-          <w:rFonts w:ascii="Times New Roman" w:hAnsi="Times New Roman" w:cs="Times New Roman"/>
-          <w:sz w:val="24"/>
-          <w:szCs w:val="24"/>
-        </w:rPr>
-        <w:t xml:space="preserve"> Energy (BLE), UWB (Ultra-</w:t>
-      </w:r>
-      <w:proofErr w:type="spellStart"/>
-      <w:r>
-        <w:rPr>
-          <w:rFonts w:ascii="Times New Roman" w:hAnsi="Times New Roman" w:cs="Times New Roman"/>
-          <w:sz w:val="24"/>
-          <w:szCs w:val="24"/>
-        </w:rPr>
-        <w:t>Wideband</w:t>
-      </w:r>
-      <w:proofErr w:type="spellEnd"/>
-      <w:r>
-        <w:rPr>
-          <w:rFonts w:ascii="Times New Roman" w:hAnsi="Times New Roman" w:cs="Times New Roman"/>
-          <w:sz w:val="24"/>
-          <w:szCs w:val="24"/>
-        </w:rPr>
-        <w:t xml:space="preserve">) и </w:t>
-      </w:r>
-      <w:proofErr w:type="spellStart"/>
-      <w:r>
-        <w:rPr>
-          <w:rFonts w:ascii="Times New Roman" w:hAnsi="Times New Roman" w:cs="Times New Roman"/>
-          <w:sz w:val="24"/>
-          <w:szCs w:val="24"/>
-        </w:rPr>
-        <w:t>Wi</w:t>
-      </w:r>
-      <w:proofErr w:type="spellEnd"/>
-      <w:r>
-        <w:rPr>
-          <w:rFonts w:ascii="Times New Roman" w:hAnsi="Times New Roman" w:cs="Times New Roman"/>
-          <w:sz w:val="24"/>
-          <w:szCs w:val="24"/>
-        </w:rPr>
-        <w:t>-Fi. Каждая имеет свои компромиссы. UWB обеспечивает сантиметровую точность, но требует дорогостоящего оборудования. BLE-маяки дёшевы, но имеют ограниченный радиус действия и требуют разв</w:t>
-      </w:r>
-      <w:r>
-        <w:rPr>
-          <w:rFonts w:ascii="Times New Roman" w:hAnsi="Times New Roman" w:cs="Times New Roman"/>
-          <w:sz w:val="24"/>
-          <w:szCs w:val="24"/>
-        </w:rPr>
-        <w:t>ё</w:t>
-      </w:r>
-      <w:r>
-        <w:rPr>
-          <w:rFonts w:ascii="Times New Roman" w:hAnsi="Times New Roman" w:cs="Times New Roman"/>
-          <w:sz w:val="24"/>
-          <w:szCs w:val="24"/>
-        </w:rPr>
-        <w:t xml:space="preserve">ртывания плотной сети. Подход на основе </w:t>
-      </w:r>
-      <w:proofErr w:type="spellStart"/>
-      <w:r>
-        <w:rPr>
-          <w:rFonts w:ascii="Times New Roman" w:hAnsi="Times New Roman" w:cs="Times New Roman"/>
-          <w:sz w:val="24"/>
-          <w:szCs w:val="24"/>
-        </w:rPr>
-        <w:t>Wi</w:t>
-      </w:r>
-      <w:proofErr w:type="spellEnd"/>
-      <w:r>
-        <w:rPr>
-          <w:rFonts w:ascii="Times New Roman" w:hAnsi="Times New Roman" w:cs="Times New Roman"/>
-          <w:sz w:val="24"/>
-          <w:szCs w:val="24"/>
-        </w:rPr>
-        <w:t>-Fi является компромиссным: он использует существующую или недорогую в развёртывании инфраструктуру, а в качестве при</w:t>
-      </w:r>
-      <w:r>
-        <w:rPr>
-          <w:rFonts w:ascii="Times New Roman" w:hAnsi="Times New Roman" w:cs="Times New Roman"/>
-          <w:sz w:val="24"/>
-          <w:szCs w:val="24"/>
-        </w:rPr>
-        <w:t>ё</w:t>
-      </w:r>
-      <w:r>
-        <w:rPr>
-          <w:rFonts w:ascii="Times New Roman" w:hAnsi="Times New Roman" w:cs="Times New Roman"/>
-          <w:sz w:val="24"/>
-          <w:szCs w:val="24"/>
-        </w:rPr>
-        <w:t xml:space="preserve">мников могут выступать обычные смартфоны или </w:t>
-      </w:r>
-      <w:proofErr w:type="spellStart"/>
-      <w:r>
-        <w:rPr>
-          <w:rFonts w:ascii="Times New Roman" w:hAnsi="Times New Roman" w:cs="Times New Roman"/>
-          <w:sz w:val="24"/>
-          <w:szCs w:val="24"/>
-        </w:rPr>
-        <w:t>Wi</w:t>
-      </w:r>
-      <w:proofErr w:type="spellEnd"/>
-      <w:r>
-        <w:rPr>
-          <w:rFonts w:ascii="Times New Roman" w:hAnsi="Times New Roman" w:cs="Times New Roman"/>
-          <w:sz w:val="24"/>
-          <w:szCs w:val="24"/>
-        </w:rPr>
-        <w:t>-Fi</w:t>
-      </w:r>
-      <w:r>
-        <w:rPr>
-          <w:rFonts w:ascii="Times New Roman" w:hAnsi="Times New Roman" w:cs="Times New Roman"/>
-          <w:sz w:val="24"/>
-          <w:szCs w:val="24"/>
-        </w:rPr>
-        <w:t xml:space="preserve"> </w:t>
-      </w:r>
-      <w:r>
-        <w:rPr>
-          <w:rFonts w:ascii="Times New Roman" w:hAnsi="Times New Roman" w:cs="Times New Roman"/>
-          <w:sz w:val="24"/>
-          <w:szCs w:val="24"/>
-        </w:rPr>
         <w:t>модули, что значительно снижает общую стоимость системы</w:t>
       </w:r>
       <w:r>
@@ -1084,7 +817,7 @@
           <w:sz w:val="24"/>
           <w:szCs w:val="24"/>
         </w:rPr>
-        <w:t xml:space="preserve">; </w:t>
+        <w:t>,</w:t>
       </w:r>
       <w:r>
         <w:rPr>
@@ -1174,97 +907,7 @@
           <w:szCs w:val="24"/>
         </w:rPr>
         <w:tab/>
-        <w:t xml:space="preserve">Стационарные якоря. В качестве якорей предлагается использовать программируемые модули ESP32. Эти модули будут выполнять две функции: сканирование эфира и сбор </w:t>
-      </w:r>
-      <w:proofErr w:type="gramStart"/>
-      <w:r>
-        <w:rPr>
-          <w:rFonts w:ascii="Times New Roman" w:hAnsi="Times New Roman" w:cs="Times New Roman"/>
-          <w:sz w:val="24"/>
-          <w:szCs w:val="24"/>
-        </w:rPr>
-        <w:t>уникальных адресов</w:t>
-      </w:r>
-      <w:proofErr w:type="gramEnd"/>
-      <w:r>
-        <w:rPr>
-          <w:rFonts w:ascii="Times New Roman" w:hAnsi="Times New Roman" w:cs="Times New Roman"/>
-          <w:sz w:val="24"/>
-          <w:szCs w:val="24"/>
-        </w:rPr>
-        <w:t xml:space="preserve"> окружающих WiFi-устройств, а также измерение мощности принимаемого сигнала (</w:t>
-      </w:r>
-      <w:proofErr w:type="spellStart"/>
-      <w:r>
-        <w:rPr>
-          <w:rFonts w:ascii="Times New Roman" w:hAnsi="Times New Roman" w:cs="Times New Roman"/>
-          <w:sz w:val="24"/>
-          <w:szCs w:val="24"/>
-        </w:rPr>
-        <w:t>Received</w:t>
-      </w:r>
-      <w:proofErr w:type="spellEnd"/>
-      <w:r>
-        <w:rPr>
-          <w:rFonts w:ascii="Times New Roman" w:hAnsi="Times New Roman" w:cs="Times New Roman"/>
-          <w:sz w:val="24"/>
-          <w:szCs w:val="24"/>
-        </w:rPr>
-        <w:t xml:space="preserve"> </w:t>
-      </w:r>
-      <w:proofErr w:type="spellStart"/>
-      <w:r>
-        <w:rPr>
-          <w:rFonts w:ascii="Times New Roman" w:hAnsi="Times New Roman" w:cs="Times New Roman"/>
-          <w:sz w:val="24"/>
-          <w:szCs w:val="24"/>
-        </w:rPr>
-        <w:t>Signal</w:t>
-      </w:r>
-      <w:proofErr w:type="spellEnd"/>
-      <w:r>
-        <w:rPr>
-          <w:rFonts w:ascii="Times New Roman" w:hAnsi="Times New Roman" w:cs="Times New Roman"/>
-          <w:sz w:val="24"/>
-          <w:szCs w:val="24"/>
-        </w:rPr>
-        <w:t xml:space="preserve"> </w:t>
-      </w:r>
-      <w:proofErr w:type="spellStart"/>
-      <w:r>
-        <w:rPr>
-          <w:rFonts w:ascii="Times New Roman" w:hAnsi="Times New Roman" w:cs="Times New Roman"/>
-          <w:sz w:val="24"/>
-          <w:szCs w:val="24"/>
-        </w:rPr>
-        <w:t>Strength</w:t>
-      </w:r>
-      <w:proofErr w:type="spellEnd"/>
-      <w:r>
-        <w:rPr>
-          <w:rFonts w:ascii="Times New Roman" w:hAnsi="Times New Roman" w:cs="Times New Roman"/>
-          <w:sz w:val="24"/>
-          <w:szCs w:val="24"/>
-        </w:rPr>
-        <w:t xml:space="preserve"> </w:t>
-      </w:r>
-      <w:proofErr w:type="spellStart"/>
-      <w:r>
-        <w:rPr>
-          <w:rFonts w:ascii="Times New Roman" w:hAnsi="Times New Roman" w:cs="Times New Roman"/>
-          <w:sz w:val="24"/>
-          <w:szCs w:val="24"/>
-        </w:rPr>
-        <w:t>Indicator</w:t>
-      </w:r>
-      <w:proofErr w:type="spellEnd"/>
-      <w:r>
-        <w:rPr>
-          <w:rFonts w:ascii="Times New Roman" w:hAnsi="Times New Roman" w:cs="Times New Roman"/>
-          <w:sz w:val="24"/>
-          <w:szCs w:val="24"/>
-        </w:rPr>
-        <w:t>, RSSI); передач</w:t>
+        <w:t>Стационарные якоря. В качестве якорей предлагается использовать программируемые модули ESP32. Эти модули будут выполнять две функции: сканирование эфира и сбор уникальных адресов окружающих WiFi-устройств, а также измерение мощности принимаемого сигнала (Received Signal Strength Indicator, RSSI); передач</w:t>
       </w:r>
       <w:r>
         <w:rPr>
@@ -1309,43 +952,7 @@
           <w:szCs w:val="24"/>
         </w:rPr>
         <w:tab/>
-        <w:t xml:space="preserve">Центральный сервер позиционирования. Это ядро системы, реализованное в виде Python-приложения на основе фреймворка </w:t>
-      </w:r>
-      <w:proofErr w:type="spellStart"/>
-      <w:r>
-        <w:rPr>
-          <w:rFonts w:ascii="Times New Roman" w:hAnsi="Times New Roman" w:cs="Times New Roman"/>
-          <w:sz w:val="24"/>
-          <w:szCs w:val="24"/>
-        </w:rPr>
-        <w:t>Flask</w:t>
-      </w:r>
-      <w:proofErr w:type="spellEnd"/>
-      <w:r>
-        <w:rPr>
-          <w:rFonts w:ascii="Times New Roman" w:hAnsi="Times New Roman" w:cs="Times New Roman"/>
-          <w:sz w:val="24"/>
-          <w:szCs w:val="24"/>
-        </w:rPr>
-        <w:t xml:space="preserve">. Сервер будет выполнять следующие функции: приём и агрегация данных от всех якорей; расчёт местоположения каждого обнаруженного устройства с помощью алгоритмов </w:t>
-      </w:r>
-      <w:proofErr w:type="spellStart"/>
-      <w:r>
-        <w:rPr>
-          <w:rFonts w:ascii="Times New Roman" w:hAnsi="Times New Roman" w:cs="Times New Roman"/>
-          <w:sz w:val="24"/>
-          <w:szCs w:val="24"/>
-        </w:rPr>
-        <w:t>трилатерации</w:t>
-      </w:r>
-      <w:proofErr w:type="spellEnd"/>
-      <w:r>
-        <w:rPr>
-          <w:rFonts w:ascii="Times New Roman" w:hAnsi="Times New Roman" w:cs="Times New Roman"/>
-          <w:sz w:val="24"/>
-          <w:szCs w:val="24"/>
-        </w:rPr>
-        <w:t>; хостинг веб-интерфейса для визуализации позиций в реальном времени.</w:t>
+        <w:t>Центральный сервер позиционирования. Это ядро системы, реализованное в виде Python-приложения на основе фреймворка Flask. Сервер будет выполнять следующие функции: приём и агрегация данных от всех якорей; расчёт местоположения каждого обнаруженного устройства с помощью алгоритмов трилатерации; хостинг веб-интерфейса для визуализации позиций в реальном времени.</w:t>
       </w:r>
     </w:p>
     <w:p>
@@ -1429,6 +1036,7 @@
       <w:r>
         <w:rPr>
           <w:noProof/>
+          <w:lang w:eastAsia="ru-RU"/>
         </w:rPr>
         <w:drawing>
           <wp:inline distT="0" distB="0" distL="0" distR="0" wp14:anchorId="04202C8C" wp14:editId="1206D438">
@@ -1727,24 +1335,7 @@
           <w:szCs w:val="24"/>
         </w:rPr>
         <w:tab/>
-      </w:r>
-      <w:proofErr w:type="spellStart"/>
-      <w:r>
-        <w:rPr>
-          <w:rFonts w:ascii="Times New Roman" w:hAnsi="Times New Roman" w:cs="Times New Roman"/>
-          <w:sz w:val="24"/>
-          <w:szCs w:val="24"/>
-        </w:rPr>
-        <w:t>Трилатерация</w:t>
-      </w:r>
-      <w:proofErr w:type="spellEnd"/>
-      <w:r>
-        <w:rPr>
-          <w:rFonts w:ascii="Times New Roman" w:hAnsi="Times New Roman" w:cs="Times New Roman"/>
-          <w:sz w:val="24"/>
-          <w:szCs w:val="24"/>
-        </w:rPr>
-        <w:t xml:space="preserve">. Сервер, получив расстояния от нескольких якорей до одного и того же устройства, вычислит его координаты (x, y, z) в пространстве помещения. </w:t>
+        <w:t xml:space="preserve">Трилатерация. Сервер, получив расстояния от нескольких якорей до одного и того же устройства, вычислит его координаты (x, y, z) в пространстве помещения. </w:t>
       </w:r>
       <w:r>
         <w:rPr>
@@ -1862,25 +1453,7 @@
           <w:szCs w:val="24"/>
         </w:rPr>
         <w:tab/>
-        <w:t xml:space="preserve">Визуализация. Рассчитанные координаты в реальном времени будут передаваться на веб-интерфейс через </w:t>
-      </w:r>
-      <w:proofErr w:type="spellStart"/>
-      <w:r>
-        <w:rPr>
-          <w:rFonts w:ascii="Times New Roman" w:hAnsi="Times New Roman" w:cs="Times New Roman"/>
-          <w:sz w:val="24"/>
-          <w:szCs w:val="24"/>
-        </w:rPr>
-        <w:t>WebSocket</w:t>
-      </w:r>
-      <w:proofErr w:type="spellEnd"/>
-      <w:r>
-        <w:rPr>
-          <w:rFonts w:ascii="Times New Roman" w:hAnsi="Times New Roman" w:cs="Times New Roman"/>
-          <w:sz w:val="24"/>
-          <w:szCs w:val="24"/>
-        </w:rPr>
-        <w:t>-соединение и отображаться на карте помещения.</w:t>
+        <w:t>Визуализация. Рассчитанные координаты в реальном времени будут передаваться на веб-интерфейс через WebSocket-соединение и отображаться на карте помещения.</w:t>
       </w:r>
     </w:p>
     <w:p>
@@ -1900,18 +1473,129 @@
           <w:sz w:val="24"/>
           <w:szCs w:val="24"/>
         </w:rPr>
-        <w:t xml:space="preserve">Предложенная в работе архитектура системы позиционирования на основе </w:t>
-      </w:r>
-      <w:proofErr w:type="spellStart"/>
-      <w:r>
-        <w:rPr>
-          <w:rFonts w:ascii="Times New Roman" w:hAnsi="Times New Roman" w:cs="Times New Roman"/>
-          <w:sz w:val="24"/>
-          <w:szCs w:val="24"/>
+        <w:t>Предложенная в работе архитектура системы позиционирования на основе Wi</w:t>
+      </w:r>
+      <w:r>
+        <w:rPr>
+          <w:rFonts w:ascii="Times New Roman" w:hAnsi="Times New Roman" w:cs="Times New Roman"/>
+          <w:sz w:val="24"/>
+          <w:szCs w:val="24"/>
+        </w:rPr>
+        <w:t>-</w:t>
+      </w:r>
+      <w:r>
+        <w:rPr>
+          <w:rFonts w:ascii="Times New Roman" w:hAnsi="Times New Roman" w:cs="Times New Roman"/>
+          <w:sz w:val="24"/>
+          <w:szCs w:val="24"/>
+        </w:rPr>
+        <w:t>Fi-трилатерации представляет собой экономически эффективное и масштабируемое решение для навигации внутри помещений. Её ключевые преимущества:</w:t>
+      </w:r>
+    </w:p>
+    <w:p>
+      <w:pPr>
+        <w:spacing w:after="0" w:line="240" w:lineRule="auto"/>
+        <w:ind w:firstLine="708"/>
+        <w:jc w:val="both"/>
+        <w:rPr>
+          <w:rFonts w:ascii="Times New Roman" w:hAnsi="Times New Roman" w:cs="Times New Roman"/>
+          <w:sz w:val="24"/>
+          <w:szCs w:val="24"/>
+        </w:rPr>
+      </w:pPr>
+      <w:r>
+        <w:rPr>
+          <w:rFonts w:ascii="Times New Roman" w:hAnsi="Times New Roman" w:cs="Times New Roman"/>
+          <w:sz w:val="24"/>
+          <w:szCs w:val="24"/>
+        </w:rPr>
+        <w:t>•</w:t>
+      </w:r>
+      <w:r>
+        <w:rPr>
+          <w:rFonts w:ascii="Times New Roman" w:hAnsi="Times New Roman" w:cs="Times New Roman"/>
+          <w:sz w:val="24"/>
+          <w:szCs w:val="24"/>
+        </w:rPr>
+        <w:tab/>
+      </w:r>
+      <w:r>
+        <w:rPr>
+          <w:rFonts w:ascii="Times New Roman" w:hAnsi="Times New Roman" w:cs="Times New Roman"/>
+          <w:sz w:val="24"/>
+          <w:szCs w:val="24"/>
+        </w:rPr>
+        <w:t>д</w:t>
+      </w:r>
+      <w:r>
+        <w:rPr>
+          <w:rFonts w:ascii="Times New Roman" w:hAnsi="Times New Roman" w:cs="Times New Roman"/>
+          <w:sz w:val="24"/>
+          <w:szCs w:val="24"/>
+        </w:rPr>
+        <w:t>оступность, которая достигается использованием недорогих и массово производимых компонентов (ESP32).</w:t>
+      </w:r>
+    </w:p>
+    <w:p>
+      <w:pPr>
+        <w:spacing w:after="0" w:line="240" w:lineRule="auto"/>
+        <w:ind w:firstLine="708"/>
+        <w:jc w:val="both"/>
+        <w:rPr>
+          <w:rFonts w:ascii="Times New Roman" w:hAnsi="Times New Roman" w:cs="Times New Roman"/>
+          <w:sz w:val="24"/>
+          <w:szCs w:val="24"/>
+        </w:rPr>
+      </w:pPr>
+      <w:r>
+        <w:rPr>
+          <w:rFonts w:ascii="Times New Roman" w:hAnsi="Times New Roman" w:cs="Times New Roman"/>
+          <w:sz w:val="24"/>
+          <w:szCs w:val="24"/>
+        </w:rPr>
+        <w:t>•</w:t>
+      </w:r>
+      <w:r>
+        <w:rPr>
+          <w:rFonts w:ascii="Times New Roman" w:hAnsi="Times New Roman" w:cs="Times New Roman"/>
+          <w:sz w:val="24"/>
+          <w:szCs w:val="24"/>
+        </w:rPr>
+        <w:tab/>
+      </w:r>
+      <w:r>
+        <w:rPr>
+          <w:rFonts w:ascii="Times New Roman" w:hAnsi="Times New Roman" w:cs="Times New Roman"/>
+          <w:sz w:val="24"/>
+          <w:szCs w:val="24"/>
+        </w:rPr>
+        <w:t>с</w:t>
+      </w:r>
+      <w:r>
+        <w:rPr>
+          <w:rFonts w:ascii="Times New Roman" w:hAnsi="Times New Roman" w:cs="Times New Roman"/>
+          <w:sz w:val="24"/>
+          <w:szCs w:val="24"/>
+        </w:rPr>
+        <w:t>овместимость благодаря возможности отслеживания любых устройств</w:t>
+      </w:r>
+      <w:r>
+        <w:rPr>
+          <w:rFonts w:ascii="Times New Roman" w:hAnsi="Times New Roman" w:cs="Times New Roman"/>
+          <w:sz w:val="24"/>
+          <w:szCs w:val="24"/>
+        </w:rPr>
+        <w:t xml:space="preserve"> с </w:t>
+      </w:r>
+      <w:r>
+        <w:rPr>
+          <w:rFonts w:ascii="Times New Roman" w:hAnsi="Times New Roman" w:cs="Times New Roman"/>
+          <w:sz w:val="24"/>
+          <w:szCs w:val="24"/>
+          <w:lang w:val="en-US"/>
         </w:rPr>
         <w:t>Wi</w:t>
       </w:r>
-      <w:proofErr w:type="spellEnd"/>
       <w:r>
         <w:rPr>
           <w:rFonts w:ascii="Times New Roman" w:hAnsi="Times New Roman" w:cs="Times New Roman"/>
@@ -1925,26 +1609,25 @@
           <w:rFonts w:ascii="Times New Roman" w:hAnsi="Times New Roman" w:cs="Times New Roman"/>
           <w:sz w:val="24"/>
           <w:szCs w:val="24"/>
-        </w:rPr>
-        <w:t>Fi-</w:t>
-      </w:r>
-      <w:proofErr w:type="spellStart"/>
-      <w:r>
-        <w:rPr>
-          <w:rFonts w:ascii="Times New Roman" w:hAnsi="Times New Roman" w:cs="Times New Roman"/>
-          <w:sz w:val="24"/>
-          <w:szCs w:val="24"/>
-        </w:rPr>
-        <w:t>трилатерации</w:t>
-      </w:r>
-      <w:proofErr w:type="spellEnd"/>
-      <w:r>
-        <w:rPr>
-          <w:rFonts w:ascii="Times New Roman" w:hAnsi="Times New Roman" w:cs="Times New Roman"/>
-          <w:sz w:val="24"/>
-          <w:szCs w:val="24"/>
-        </w:rPr>
-        <w:t xml:space="preserve"> представляет собой экономически эффективное и масштабируемое решение для навигации внутри помещений. Её ключевые преимущества:</w:t>
+          <w:lang w:val="en-US"/>
+        </w:rPr>
+        <w:t>Fi</w:t>
+      </w:r>
+      <w:r>
+        <w:rPr>
+          <w:rFonts w:ascii="Times New Roman" w:hAnsi="Times New Roman" w:cs="Times New Roman"/>
+          <w:sz w:val="24"/>
+          <w:szCs w:val="24"/>
+        </w:rPr>
+        <w:t>-модулем</w:t>
+      </w:r>
+      <w:r>
+        <w:rPr>
+          <w:rFonts w:ascii="Times New Roman" w:hAnsi="Times New Roman" w:cs="Times New Roman"/>
+          <w:sz w:val="24"/>
+          <w:szCs w:val="24"/>
+        </w:rPr>
+        <w:t xml:space="preserve"> без установки специализированного ПО.</w:t>
       </w:r>
     </w:p>
     <w:p>
@@ -1980,15 +1663,15 @@
           <w:sz w:val="24"/>
           <w:szCs w:val="24"/>
         </w:rPr>
-        <w:t>д</w:t>
-      </w:r>
-      <w:r>
-        <w:rPr>
-          <w:rFonts w:ascii="Times New Roman" w:hAnsi="Times New Roman" w:cs="Times New Roman"/>
-          <w:sz w:val="24"/>
-          <w:szCs w:val="24"/>
-        </w:rPr>
-        <w:t>оступность, которая достигается использованием недорогих и массово производимых компонентов (ESP32).</w:t>
+        <w:t>г</w:t>
+      </w:r>
+      <w:r>
+        <w:rPr>
+          <w:rFonts w:ascii="Times New Roman" w:hAnsi="Times New Roman" w:cs="Times New Roman"/>
+          <w:sz w:val="24"/>
+          <w:szCs w:val="24"/>
+        </w:rPr>
+        <w:t>ибкость при модульной архитектуре, которая позволяет легко добавлять новые якоря и адаптировать систему под помещения сложной формы.</w:t>
       </w:r>
     </w:p>
     <w:p>
@@ -2024,144 +1707,6 @@
           <w:sz w:val="24"/>
           <w:szCs w:val="24"/>
         </w:rPr>
-        <w:t>с</w:t>
-      </w:r>
-      <w:r>
-        <w:rPr>
-          <w:rFonts w:ascii="Times New Roman" w:hAnsi="Times New Roman" w:cs="Times New Roman"/>
-          <w:sz w:val="24"/>
-          <w:szCs w:val="24"/>
-        </w:rPr>
-        <w:t>овместимость благодаря возможности отслеживания любых устройств</w:t>
-      </w:r>
-      <w:r>
-        <w:rPr>
-          <w:rFonts w:ascii="Times New Roman" w:hAnsi="Times New Roman" w:cs="Times New Roman"/>
-          <w:sz w:val="24"/>
-          <w:szCs w:val="24"/>
-        </w:rPr>
-        <w:t xml:space="preserve"> с </w:t>
-      </w:r>
-      <w:r>
-        <w:rPr>
-          <w:rFonts w:ascii="Times New Roman" w:hAnsi="Times New Roman" w:cs="Times New Roman"/>
-          <w:sz w:val="24"/>
-          <w:szCs w:val="24"/>
-          <w:lang w:val="en-US"/>
-        </w:rPr>
-        <w:t>Wi</w:t>
-      </w:r>
-      <w:r>
-        <w:rPr>
-          <w:rFonts w:ascii="Times New Roman" w:hAnsi="Times New Roman" w:cs="Times New Roman"/>
-          <w:sz w:val="24"/>
-          <w:szCs w:val="24"/>
-        </w:rPr>
-        <w:t>-</w:t>
-      </w:r>
-      <w:r>
-        <w:rPr>
-          <w:rFonts w:ascii="Times New Roman" w:hAnsi="Times New Roman" w:cs="Times New Roman"/>
-          <w:sz w:val="24"/>
-          <w:szCs w:val="24"/>
-          <w:lang w:val="en-US"/>
-        </w:rPr>
-        <w:t>Fi</w:t>
-      </w:r>
-      <w:r>
-        <w:rPr>
-          <w:rFonts w:ascii="Times New Roman" w:hAnsi="Times New Roman" w:cs="Times New Roman"/>
-          <w:sz w:val="24"/>
-          <w:szCs w:val="24"/>
-        </w:rPr>
-        <w:t>-модулем</w:t>
-      </w:r>
-      <w:r>
-        <w:rPr>
-          <w:rFonts w:ascii="Times New Roman" w:hAnsi="Times New Roman" w:cs="Times New Roman"/>
-          <w:sz w:val="24"/>
-          <w:szCs w:val="24"/>
-        </w:rPr>
-        <w:t xml:space="preserve"> без установки специализированного ПО.</w:t>
-      </w:r>
-    </w:p>
-    <w:p>
-      <w:pPr>
-        <w:spacing w:after="0" w:line="240" w:lineRule="auto"/>
-        <w:ind w:firstLine="708"/>
-        <w:jc w:val="both"/>
-        <w:rPr>
-          <w:rFonts w:ascii="Times New Roman" w:hAnsi="Times New Roman" w:cs="Times New Roman"/>
-          <w:sz w:val="24"/>
-          <w:szCs w:val="24"/>
-        </w:rPr>
-      </w:pPr>
-      <w:r>
-        <w:rPr>
-          <w:rFonts w:ascii="Times New Roman" w:hAnsi="Times New Roman" w:cs="Times New Roman"/>
-          <w:sz w:val="24"/>
-          <w:szCs w:val="24"/>
-        </w:rPr>
-        <w:t>•</w:t>
-      </w:r>
-      <w:r>
-        <w:rPr>
-          <w:rFonts w:ascii="Times New Roman" w:hAnsi="Times New Roman" w:cs="Times New Roman"/>
-          <w:sz w:val="24"/>
-          <w:szCs w:val="24"/>
-        </w:rPr>
-        <w:tab/>
-      </w:r>
-      <w:r>
-        <w:rPr>
-          <w:rFonts w:ascii="Times New Roman" w:hAnsi="Times New Roman" w:cs="Times New Roman"/>
-          <w:sz w:val="24"/>
-          <w:szCs w:val="24"/>
-        </w:rPr>
-        <w:t>г</w:t>
-      </w:r>
-      <w:r>
-        <w:rPr>
-          <w:rFonts w:ascii="Times New Roman" w:hAnsi="Times New Roman" w:cs="Times New Roman"/>
-          <w:sz w:val="24"/>
-          <w:szCs w:val="24"/>
-        </w:rPr>
-        <w:t>ибкость при модульной архитектуре, которая позволяет легко добавлять новые якоря и адаптировать систему под помещения сложной формы.</w:t>
-      </w:r>
-    </w:p>
-    <w:p>
-      <w:pPr>
-        <w:spacing w:after="0" w:line="240" w:lineRule="auto"/>
-        <w:ind w:firstLine="708"/>
-        <w:jc w:val="both"/>
-        <w:rPr>
-          <w:rFonts w:ascii="Times New Roman" w:hAnsi="Times New Roman" w:cs="Times New Roman"/>
-          <w:sz w:val="24"/>
-          <w:szCs w:val="24"/>
-        </w:rPr>
-      </w:pPr>
-      <w:r>
-        <w:rPr>
-          <w:rFonts w:ascii="Times New Roman" w:hAnsi="Times New Roman" w:cs="Times New Roman"/>
-          <w:sz w:val="24"/>
-          <w:szCs w:val="24"/>
-        </w:rPr>
-        <w:t>•</w:t>
-      </w:r>
-      <w:r>
-        <w:rPr>
-          <w:rFonts w:ascii="Times New Roman" w:hAnsi="Times New Roman" w:cs="Times New Roman"/>
-          <w:sz w:val="24"/>
-          <w:szCs w:val="24"/>
-        </w:rPr>
-        <w:tab/>
-      </w:r>
-      <w:r>
-        <w:rPr>
-          <w:rFonts w:ascii="Times New Roman" w:hAnsi="Times New Roman" w:cs="Times New Roman"/>
-          <w:sz w:val="24"/>
-          <w:szCs w:val="24"/>
-        </w:rPr>
         <w:t>п</w:t>
       </w:r>
       <w:r>
@@ -2202,36 +1747,8 @@
           <w:sz w:val="24"/>
           <w:szCs w:val="24"/>
         </w:rPr>
-        <w:t xml:space="preserve"> потенциал для гибридизации с технологией BLE и перехода на более точные методы позиционирования, основанные на времени прохождения сигнала (например, </w:t>
-      </w:r>
-      <w:proofErr w:type="spellStart"/>
-      <w:r>
-        <w:rPr>
-          <w:rFonts w:ascii="Times New Roman" w:hAnsi="Times New Roman" w:cs="Times New Roman"/>
-          <w:sz w:val="24"/>
-          <w:szCs w:val="24"/>
-        </w:rPr>
-        <w:t>Wi</w:t>
-      </w:r>
-      <w:proofErr w:type="spellEnd"/>
-      <w:r>
-        <w:rPr>
-          <w:rFonts w:ascii="Times New Roman" w:hAnsi="Times New Roman" w:cs="Times New Roman"/>
-          <w:sz w:val="24"/>
-          <w:szCs w:val="24"/>
-        </w:rPr>
-        <w:t xml:space="preserve">-Fi Fine </w:t>
-      </w:r>
-      <w:proofErr w:type="spellStart"/>
-      <w:r>
-        <w:rPr>
-          <w:rFonts w:ascii="Times New Roman" w:hAnsi="Times New Roman" w:cs="Times New Roman"/>
-          <w:sz w:val="24"/>
-          <w:szCs w:val="24"/>
-        </w:rPr>
-        <w:t>Timing</w:t>
-      </w:r>
-      <w:proofErr w:type="spellEnd"/>
+        <w:t xml:space="preserve"> потенциал для гибридизации с технологией BLE и перехода на более точные методы позиционирования, основанные на времени прохождения сигнала (например, Wi-Fi Fine Timing Measurement, FTM), открывающий путь для развития системы в соответствии с растущими требованиями к точности</w:t>
+      </w:r>
       <w:r>
         <w:rPr>
           <w:rFonts w:ascii="Times New Roman" w:hAnsi="Times New Roman" w:cs="Times New Roman"/>
@@ -2240,32 +1757,6 @@
         </w:rPr>
         <w:t xml:space="preserve"> </w:t>
       </w:r>
-      <w:proofErr w:type="spellStart"/>
-      <w:r>
-        <w:rPr>
-          <w:rFonts w:ascii="Times New Roman" w:hAnsi="Times New Roman" w:cs="Times New Roman"/>
-          <w:sz w:val="24"/>
-          <w:szCs w:val="24"/>
-        </w:rPr>
-        <w:t>Measurement</w:t>
-      </w:r>
-      <w:proofErr w:type="spellEnd"/>
-      <w:r>
-        <w:rPr>
-          <w:rFonts w:ascii="Times New Roman" w:hAnsi="Times New Roman" w:cs="Times New Roman"/>
-          <w:sz w:val="24"/>
-          <w:szCs w:val="24"/>
-        </w:rPr>
-        <w:t>, FTM), открывающий путь для развития системы в соответствии с растущими требованиями к точности</w:t>
-      </w:r>
-      <w:r>
-        <w:rPr>
-          <w:rFonts w:ascii="Times New Roman" w:hAnsi="Times New Roman" w:cs="Times New Roman"/>
-          <w:sz w:val="24"/>
-          <w:szCs w:val="24"/>
-        </w:rPr>
-        <w:t xml:space="preserve"> </w:t>
-      </w:r>
       <w:r>
         <w:rPr>
           <w:rFonts w:ascii="Times New Roman" w:hAnsi="Times New Roman" w:cs="Times New Roman"/>
@@ -2279,9 +1770,12 @@
           <w:rFonts w:ascii="Times New Roman" w:hAnsi="Times New Roman" w:cs="Times New Roman"/>
           <w:sz w:val="24"/>
           <w:szCs w:val="24"/>
-        </w:rPr>
-        <w:t xml:space="preserve">; </w:t>
-      </w:r>
+          <w:lang w:val="en-US"/>
+        </w:rPr>
+        <w:t>,</w:t>
+      </w:r>
+      <w:bookmarkStart w:id="0" w:name="_GoBack"/>
+      <w:bookmarkEnd w:id="0"/>
       <w:r>
         <w:rPr>
           <w:rFonts w:ascii="Times New Roman" w:hAnsi="Times New Roman" w:cs="Times New Roman"/>
@@ -2361,7 +1855,7 @@
     </w:p>
     <w:p>
       <w:pPr>
-        <w:pStyle w:val="ListParagraph"/>
+        <w:pStyle w:val="a3"/>
         <w:numPr>
           <w:ilvl w:val="0"/>
           <w:numId w:val="2"/>
@@ -2443,7 +1937,6 @@
         </w:rPr>
         <w:t>://</w:t>
       </w:r>
-      <w:proofErr w:type="spellStart"/>
       <w:r>
         <w:rPr>
           <w:rFonts w:ascii="Times New Roman" w:hAnsi="Times New Roman" w:cs="Times New Roman"/>
@@ -2453,7 +1946,6 @@
         </w:rPr>
         <w:t>indoorsnavi</w:t>
       </w:r>
-      <w:proofErr w:type="spellEnd"/>
       <w:r>
         <w:rPr>
           <w:rFonts w:ascii="Times New Roman" w:hAnsi="Times New Roman" w:cs="Times New Roman"/>
@@ -2515,7 +2007,7 @@
     </w:p>
     <w:p>
       <w:pPr>
-        <w:pStyle w:val="ListParagraph"/>
+        <w:pStyle w:val="a3"/>
         <w:numPr>
           <w:ilvl w:val="0"/>
           <w:numId w:val="2"/>
@@ -2537,27 +2029,7 @@
           <w:szCs w:val="24"/>
           <w:lang w:val="en-US"/>
         </w:rPr>
-        <w:t xml:space="preserve">Zafari, F., </w:t>
-      </w:r>
-      <w:proofErr w:type="spellStart"/>
-      <w:r>
-        <w:rPr>
-          <w:rFonts w:ascii="Times New Roman" w:hAnsi="Times New Roman" w:cs="Times New Roman"/>
-          <w:sz w:val="24"/>
-          <w:szCs w:val="24"/>
-          <w:lang w:val="en-US"/>
-        </w:rPr>
-        <w:t>Gkelias</w:t>
-      </w:r>
-      <w:proofErr w:type="spellEnd"/>
-      <w:r>
-        <w:rPr>
-          <w:rFonts w:ascii="Times New Roman" w:hAnsi="Times New Roman" w:cs="Times New Roman"/>
-          <w:sz w:val="24"/>
-          <w:szCs w:val="24"/>
-          <w:lang w:val="en-US"/>
-        </w:rPr>
-        <w:t>, A., Leung, K. K. A Survey of Indoor Localization Systems and Technologies // IEEE Communications Surveys &amp; Tutorials. – 2019</w:t>
+        <w:t>Zafari, F., Gkelias, A., Leung, K. K. A Survey of Indoor Localization Systems and Technologies // IEEE Communications Surveys &amp; Tutorials. – 2019</w:t>
       </w:r>
       <w:r>
         <w:rPr>
@@ -2679,7 +2151,7 @@
     </w:p>
     <w:p>
       <w:pPr>
-        <w:pStyle w:val="ListParagraph"/>
+        <w:pStyle w:val="a3"/>
         <w:numPr>
           <w:ilvl w:val="0"/>
           <w:numId w:val="2"/>
@@ -2737,27 +2209,7 @@
           <w:szCs w:val="24"/>
           <w:lang w:val="en-US"/>
         </w:rPr>
-        <w:t xml:space="preserve">., </w:t>
-      </w:r>
-      <w:proofErr w:type="spellStart"/>
-      <w:r>
-        <w:rPr>
-          <w:rFonts w:ascii="Times New Roman" w:hAnsi="Times New Roman" w:cs="Times New Roman"/>
-          <w:sz w:val="24"/>
-          <w:szCs w:val="24"/>
-          <w:lang w:val="en-US"/>
-        </w:rPr>
-        <w:t>Bellalta</w:t>
-      </w:r>
-      <w:proofErr w:type="spellEnd"/>
-      <w:r>
-        <w:rPr>
-          <w:rFonts w:ascii="Times New Roman" w:hAnsi="Times New Roman" w:cs="Times New Roman"/>
-          <w:sz w:val="24"/>
-          <w:szCs w:val="24"/>
-          <w:lang w:val="en-US"/>
-        </w:rPr>
-        <w:t>, B.</w:t>
+        <w:t>., Bellalta, B.</w:t>
       </w:r>
       <w:r>
         <w:rPr>
@@ -2775,47 +2227,7 @@
           <w:szCs w:val="24"/>
           <w:lang w:val="en-US"/>
         </w:rPr>
-        <w:t xml:space="preserve">The TMB path loss model for 5 GHz indoor </w:t>
-      </w:r>
-      <w:proofErr w:type="spellStart"/>
-      <w:r>
-        <w:rPr>
-          <w:rFonts w:ascii="Times New Roman" w:hAnsi="Times New Roman" w:cs="Times New Roman"/>
-          <w:sz w:val="24"/>
-          <w:szCs w:val="24"/>
-          <w:lang w:val="en-US"/>
-        </w:rPr>
-        <w:t>WiFi</w:t>
-      </w:r>
-      <w:proofErr w:type="spellEnd"/>
-      <w:r>
-        <w:rPr>
-          <w:rFonts w:ascii="Times New Roman" w:hAnsi="Times New Roman" w:cs="Times New Roman"/>
-          <w:sz w:val="24"/>
-          <w:szCs w:val="24"/>
-          <w:lang w:val="en-US"/>
-        </w:rPr>
-        <w:t xml:space="preserve"> scenarios // </w:t>
-      </w:r>
-      <w:proofErr w:type="spellStart"/>
-      <w:r>
-        <w:rPr>
-          <w:rFonts w:ascii="Times New Roman" w:hAnsi="Times New Roman" w:cs="Times New Roman"/>
-          <w:sz w:val="24"/>
-          <w:szCs w:val="24"/>
-          <w:lang w:val="en-US"/>
-        </w:rPr>
-        <w:t>arXiv</w:t>
-      </w:r>
-      <w:proofErr w:type="spellEnd"/>
-      <w:r>
-        <w:rPr>
-          <w:rFonts w:ascii="Times New Roman" w:hAnsi="Times New Roman" w:cs="Times New Roman"/>
-          <w:sz w:val="24"/>
-          <w:szCs w:val="24"/>
-          <w:lang w:val="en-US"/>
-        </w:rPr>
-        <w:t xml:space="preserve"> preprint. – 2018</w:t>
+        <w:t>The TMB path loss model for 5 GHz indoor WiFi scenarios // arXiv preprint. – 2018</w:t>
       </w:r>
       <w:r>
         <w:rPr>
@@ -2874,7 +2286,7 @@
     </w:p>
     <w:p>
       <w:pPr>
-        <w:pStyle w:val="ListParagraph"/>
+        <w:pStyle w:val="a3"/>
         <w:numPr>
           <w:ilvl w:val="0"/>
           <w:numId w:val="2"/>
@@ -2901,7 +2313,7 @@
     </w:p>
     <w:p>
       <w:pPr>
-        <w:pStyle w:val="ListParagraph"/>
+        <w:pStyle w:val="a3"/>
         <w:numPr>
           <w:ilvl w:val="0"/>
           <w:numId w:val="2"/>
@@ -2915,23 +2327,13 @@
           <w:szCs w:val="24"/>
         </w:rPr>
       </w:pPr>
-      <w:proofErr w:type="spellStart"/>
-      <w:r>
-        <w:rPr>
-          <w:rFonts w:ascii="Times New Roman" w:hAnsi="Times New Roman" w:cs="Times New Roman"/>
-          <w:sz w:val="24"/>
-          <w:szCs w:val="24"/>
-        </w:rPr>
-        <w:t>Гриняк</w:t>
-      </w:r>
-      <w:proofErr w:type="spellEnd"/>
-      <w:r>
-        <w:rPr>
-          <w:rFonts w:ascii="Times New Roman" w:hAnsi="Times New Roman" w:cs="Times New Roman"/>
-          <w:sz w:val="24"/>
-          <w:szCs w:val="24"/>
-        </w:rPr>
-        <w:t xml:space="preserve"> В.М. Позиционирование в трехмерном пространстве внутри помещений по данным Bluetooth-маяков // Моделирование, оптимизация и информационные технологии. – 2020</w:t>
+      <w:r>
+        <w:rPr>
+          <w:rFonts w:ascii="Times New Roman" w:hAnsi="Times New Roman" w:cs="Times New Roman"/>
+          <w:sz w:val="24"/>
+          <w:szCs w:val="24"/>
+        </w:rPr>
+        <w:t>Гриняк В.М. Позиционирование в трехмерном пространстве внутри помещений по данным Bluetooth-маяков // Моделирование, оптимизация и информационные технологии. – 2020</w:t>
       </w:r>
       <w:r>
         <w:rPr>
@@ -2995,16 +2397,7 @@
           <w:sz w:val="24"/>
           <w:szCs w:val="24"/>
         </w:rPr>
-        <w:t xml:space="preserve">. </w:t>
-      </w:r>
-      <w:proofErr w:type="gramStart"/>
-      <w:r>
-        <w:rPr>
-          <w:rFonts w:ascii="Times New Roman" w:hAnsi="Times New Roman" w:cs="Times New Roman"/>
-          <w:sz w:val="24"/>
-          <w:szCs w:val="24"/>
-        </w:rPr>
-        <w:t>1</w:t>
+        <w:t>. 1</w:t>
       </w:r>
       <w:r>
         <w:rPr>
@@ -3020,21 +2413,12 @@
           <w:sz w:val="24"/>
           <w:szCs w:val="24"/>
         </w:rPr>
-        <w:t>17</w:t>
-      </w:r>
-      <w:proofErr w:type="gramEnd"/>
-      <w:r>
-        <w:rPr>
-          <w:rFonts w:ascii="Times New Roman" w:hAnsi="Times New Roman" w:cs="Times New Roman"/>
-          <w:sz w:val="24"/>
-          <w:szCs w:val="24"/>
-        </w:rPr>
-        <w:t>.</w:t>
-      </w:r>
-    </w:p>
-    <w:p>
-      <w:pPr>
-        <w:pStyle w:val="ListParagraph"/>
+        <w:t>17.</w:t>
+      </w:r>
+    </w:p>
+    <w:p>
+      <w:pPr>
+        <w:pStyle w:val="a3"/>
         <w:numPr>
           <w:ilvl w:val="0"/>
           <w:numId w:val="2"/>
@@ -3072,41 +2456,13 @@
         </w:rPr>
         <w:t xml:space="preserve"> </w:t>
       </w:r>
-      <w:proofErr w:type="spellStart"/>
-      <w:r>
-        <w:rPr>
-          <w:rFonts w:ascii="Times New Roman" w:hAnsi="Times New Roman" w:cs="Times New Roman"/>
-          <w:sz w:val="24"/>
-          <w:szCs w:val="24"/>
-        </w:rPr>
-        <w:t>Местоопределение</w:t>
-      </w:r>
-      <w:proofErr w:type="spellEnd"/>
-      <w:r>
-        <w:rPr>
-          <w:rFonts w:ascii="Times New Roman" w:hAnsi="Times New Roman" w:cs="Times New Roman"/>
-          <w:sz w:val="24"/>
-          <w:szCs w:val="24"/>
-        </w:rPr>
-        <w:t xml:space="preserve"> узлов </w:t>
-      </w:r>
-      <w:proofErr w:type="spellStart"/>
-      <w:r>
-        <w:rPr>
-          <w:rFonts w:ascii="Times New Roman" w:hAnsi="Times New Roman" w:cs="Times New Roman"/>
-          <w:sz w:val="24"/>
-          <w:szCs w:val="24"/>
-        </w:rPr>
-        <w:t>Wi</w:t>
-      </w:r>
-      <w:proofErr w:type="spellEnd"/>
-      <w:r>
-        <w:rPr>
-          <w:rFonts w:ascii="Times New Roman" w:hAnsi="Times New Roman" w:cs="Times New Roman"/>
-          <w:sz w:val="24"/>
-          <w:szCs w:val="24"/>
-        </w:rPr>
-        <w:t>-Fi на основе технологии FTM // Информационно-управляющие системы. – 2025</w:t>
+      <w:r>
+        <w:rPr>
+          <w:rFonts w:ascii="Times New Roman" w:hAnsi="Times New Roman" w:cs="Times New Roman"/>
+          <w:sz w:val="24"/>
+          <w:szCs w:val="24"/>
+        </w:rPr>
+        <w:t>Местоопределение узлов Wi-Fi на основе технологии FTM // Информационно-управляющие системы. – 2025</w:t>
       </w:r>
       <w:r>
         <w:rPr>
@@ -3148,7 +2504,6 @@
         </w:rPr>
         <w:t xml:space="preserve"> </w:t>
       </w:r>
-      <w:proofErr w:type="gramStart"/>
       <w:r>
         <w:rPr>
           <w:rFonts w:ascii="Times New Roman" w:hAnsi="Times New Roman" w:cs="Times New Roman"/>
@@ -3171,16 +2526,7 @@
           <w:sz w:val="24"/>
           <w:szCs w:val="24"/>
         </w:rPr>
-        <w:t>21</w:t>
-      </w:r>
-      <w:proofErr w:type="gramEnd"/>
-      <w:r>
-        <w:rPr>
-          <w:rFonts w:ascii="Times New Roman" w:hAnsi="Times New Roman" w:cs="Times New Roman"/>
-          <w:sz w:val="24"/>
-          <w:szCs w:val="24"/>
-        </w:rPr>
-        <w:t>.</w:t>
+        <w:t>21.</w:t>
       </w:r>
     </w:p>
     <w:sectPr>
@@ -3194,7 +2540,7 @@
 </file>
 
 <file path=word/numbering.xml><?xml version="1.0" encoding="utf-8"?>
-<w:numbering xmlns:wpc="http://schemas.microsoft.com/office/word/2010/wordprocessingCanvas" xmlns:cx="http://schemas.microsoft.com/office/drawing/2014/chartex" xmlns:cx1="http://schemas.microsoft.com/office/drawing/2015/9/8/chartex" xmlns:cx2="http://schemas.microsoft.com/office/drawing/2015/10/21/chartex" xmlns:cx3="http://schemas.microsoft.com/office/drawing/2016/5/9/chartex" xmlns:cx4="http://schemas.microsoft.com/office/drawing/2016/5/10/chartex" xmlns:cx5="http://schemas.microsoft.com/office/drawing/2016/5/11/chartex" xmlns:cx6="http://schemas.microsoft.com/office/drawing/2016/5/12/chartex" xmlns:cx7="http://schemas.microsoft.com/office/drawing/2016/5/13/chartex" xmlns:cx8="http://schemas.microsoft.com/office/drawing/2016/5/14/chartex" xmlns:mc="http://schemas.openxmlformats.org/markup-compatibility/2006" xmlns:aink="http://schemas.microsoft.com/office/drawing/2016/ink" xmlns:am3d="http://schemas.microsoft.com/office/drawing/2017/model3d" xmlns:o="urn:schemas-microsoft-com:office:office" xmlns:oel="http://schemas.microsoft.com/office/2019/extlst" xmlns:r="http://schemas.openxmlformats.org/officeDocument/2006/relationships" xmlns:m="http://schemas.openxmlformats.org/officeDocument/2006/math" xmlns:v="urn:schemas-microsoft-com:vml" xmlns:wp14="http://schemas.microsoft.com/office/word/2010/wordprocessingDrawing" xmlns:wp="http://schemas.openxmlformats.org/drawingml/2006/wordprocessingDrawing" xmlns:w10="urn:schemas-microsoft-com:office:word" xmlns:w="http://schemas.openxmlformats.org/wordprocessingml/2006/main" xmlns:w14="http://schemas.microsoft.com/office/word/2010/wordml" xmlns:w15="http://schemas.microsoft.com/office/word/2012/wordml" xmlns:w16cex="http://schemas.microsoft.com/office/word/2018/wordml/cex" xmlns:w16cid="http://schemas.microsoft.com/office/word/2016/wordml/cid" xmlns:w16="http://schemas.microsoft.com/office/word/2018/wordml" xmlns:w16du="http://schemas.microsoft.com/office/word/2023/wordml/word16du" xmlns:w16sdtdh="http://schemas.microsoft.com/office/word/2020/wordml/sdtdatahash" xmlns:w16sdtfl="http://schemas.microsoft.com/office/word/2024/wordml/sdtformatlock" xmlns:w16se="http://schemas.microsoft.com/office/word/2015/wordml/symex" xmlns:wpg="http://schemas.microsoft.com/office/word/2010/wordprocessingGroup" xmlns:wpi="http://schemas.microsoft.com/office/word/2010/wordprocessingInk" xmlns:wne="http://schemas.microsoft.com/office/word/2006/wordml" xmlns:wps="http://schemas.microsoft.com/office/word/2010/wordprocessingShape" mc:Ignorable="w14 w15 w16se w16cid w16 w16cex w16sdtdh w16sdtfl w16du wp14">
+<w:numbering xmlns:wpc="http://schemas.microsoft.com/office/word/2010/wordprocessingCanvas" xmlns:cx="http://schemas.microsoft.com/office/drawing/2014/chartex" xmlns:mc="http://schemas.openxmlformats.org/markup-compatibility/2006" xmlns:o="urn:schemas-microsoft-com:office:office" xmlns:r="http://schemas.openxmlformats.org/officeDocument/2006/relationships" xmlns:m="http://schemas.openxmlformats.org/officeDocument/2006/math" xmlns:v="urn:schemas-microsoft-com:vml" xmlns:wp14="http://schemas.microsoft.com/office/word/2010/wordprocessingDrawing" xmlns:wp="http://schemas.openxmlformats.org/drawingml/2006/wordprocessingDrawing" xmlns:w10="urn:schemas-microsoft-com:office:word" xmlns:w="http://schemas.openxmlformats.org/wordprocessingml/2006/main" xmlns:w14="http://schemas.microsoft.com/office/word/2010/wordml" xmlns:w15="http://schemas.microsoft.com/office/word/2012/wordml" xmlns:w16se="http://schemas.microsoft.com/office/word/2015/wordml/symex" xmlns:wpg="http://schemas.microsoft.com/office/word/2010/wordprocessingGroup" xmlns:wpi="http://schemas.microsoft.com/office/word/2010/wordprocessingInk" xmlns:wne="http://schemas.microsoft.com/office/word/2006/wordml" xmlns:wps="http://schemas.microsoft.com/office/word/2010/wordprocessingShape" mc:Ignorable="w14 w15 w16se wp14">
   <w:abstractNum w:abstractNumId="0" w15:restartNumberingAfterBreak="0">
     <w:nsid w:val="37AC779A"/>
     <w:multiLevelType w:val="hybridMultilevel"/>
@@ -3367,17 +2713,17 @@
       </w:pPr>
     </w:lvl>
   </w:abstractNum>
-  <w:num w:numId="1" w16cid:durableId="1575964987">
+  <w:num w:numId="1">
     <w:abstractNumId w:val="0"/>
   </w:num>
-  <w:num w:numId="2" w16cid:durableId="2062093146">
+  <w:num w:numId="2">
     <w:abstractNumId w:val="1"/>
   </w:num>
 </w:numbering>
 </file>
 
 <file path=word/styles.xml><?xml version="1.0" encoding="utf-8"?>
-<w:styles xmlns:mc="http://schemas.openxmlformats.org/markup-compatibility/2006" xmlns:r="http://schemas.openxmlformats.org/officeDocument/2006/relationships" xmlns:w="http://schemas.openxmlformats.org/wordprocessingml/2006/main" xmlns:w14="http://schemas.microsoft.com/office/word/2010/wordml" xmlns:w15="http://schemas.microsoft.com/office/word/2012/wordml" xmlns:w16cex="http://schemas.microsoft.com/office/word/2018/wordml/cex" xmlns:w16cid="http://schemas.microsoft.com/office/word/2016/wordml/cid" xmlns:w16="http://schemas.microsoft.com/office/word/2018/wordml" xmlns:w16du="http://schemas.microsoft.com/office/word/2023/wordml/word16du" xmlns:w16sdtdh="http://schemas.microsoft.com/office/word/2020/wordml/sdtdatahash" xmlns:w16sdtfl="http://schemas.microsoft.com/office/word/2024/wordml/sdtformatlock" xmlns:w16se="http://schemas.microsoft.com/office/word/2015/wordml/symex" mc:Ignorable="w14 w15 w16se w16cid w16 w16cex w16sdtdh w16sdtfl w16du">
+<w:styles xmlns:mc="http://schemas.openxmlformats.org/markup-compatibility/2006" xmlns:r="http://schemas.openxmlformats.org/officeDocument/2006/relationships" xmlns:w="http://schemas.openxmlformats.org/wordprocessingml/2006/main" xmlns:w14="http://schemas.microsoft.com/office/word/2010/wordml" xmlns:w15="http://schemas.microsoft.com/office/word/2012/wordml" xmlns:w16se="http://schemas.microsoft.com/office/word/2015/wordml/symex" mc:Ignorable="w14 w15 w16se">
   <w:docDefaults>
     <w:rPrDefault>
       <w:rPr>
@@ -3395,7 +2741,7 @@
       </w:pPr>
     </w:pPrDefault>
   </w:docDefaults>
-  <w:latentStyles w:defLockedState="0" w:defUIPriority="99" w:defSemiHidden="0" w:defUnhideWhenUsed="0" w:defQFormat="0" w:count="376">
+  <w:latentStyles w:defLockedState="0" w:defUIPriority="99" w:defSemiHidden="0" w:defUnhideWhenUsed="0" w:defQFormat="0" w:count="371">
     <w:lsdException w:name="Normal" w:uiPriority="0" w:qFormat="1"/>
     <w:lsdException w:name="heading 1" w:uiPriority="9" w:qFormat="1"/>
     <w:lsdException w:name="heading 2" w:semiHidden="1" w:uiPriority="9" w:unhideWhenUsed="1" w:qFormat="1"/>
@@ -3767,23 +3113,18 @@
     <w:lsdException w:name="List Table 5 Dark Accent 6" w:uiPriority="50"/>
     <w:lsdException w:name="List Table 6 Colorful Accent 6" w:uiPriority="51"/>
     <w:lsdException w:name="List Table 7 Colorful Accent 6" w:uiPriority="52"/>
-    <w:lsdException w:name="Mention" w:semiHidden="1" w:unhideWhenUsed="1"/>
-    <w:lsdException w:name="Smart Hyperlink" w:semiHidden="1" w:unhideWhenUsed="1"/>
-    <w:lsdException w:name="Hashtag" w:semiHidden="1" w:unhideWhenUsed="1"/>
-    <w:lsdException w:name="Unresolved Mention" w:semiHidden="1" w:unhideWhenUsed="1"/>
-    <w:lsdException w:name="Smart Link" w:semiHidden="1" w:unhideWhenUsed="1"/>
   </w:latentStyles>
-  <w:style w:type="paragraph" w:default="1" w:styleId="Normal">
+  <w:style w:type="paragraph" w:default="1" w:styleId="a">
     <w:name w:val="Normal"/>
     <w:qFormat/>
   </w:style>
-  <w:style w:type="character" w:default="1" w:styleId="DefaultParagraphFont">
+  <w:style w:type="character" w:default="1" w:styleId="a0">
     <w:name w:val="Default Paragraph Font"/>
     <w:uiPriority w:val="1"/>
     <w:semiHidden/>
     <w:unhideWhenUsed/>
   </w:style>
-  <w:style w:type="table" w:default="1" w:styleId="TableNormal">
+  <w:style w:type="table" w:default="1" w:styleId="a1">
     <w:name w:val="Normal Table"/>
     <w:uiPriority w:val="99"/>
     <w:semiHidden/>
@@ -3798,15 +3139,15 @@
       </w:tblCellMar>
     </w:tblPr>
   </w:style>
-  <w:style w:type="numbering" w:default="1" w:styleId="NoList">
+  <w:style w:type="numbering" w:default="1" w:styleId="a2">
     <w:name w:val="No List"/>
     <w:uiPriority w:val="99"/>
     <w:semiHidden/>
     <w:unhideWhenUsed/>
   </w:style>
-  <w:style w:type="paragraph" w:styleId="ListParagraph">
+  <w:style w:type="paragraph" w:styleId="a3">
     <w:name w:val="List Paragraph"/>
-    <w:basedOn w:val="Normal"/>
+    <w:basedOn w:val="a"/>
     <w:uiPriority w:val="34"/>
     <w:qFormat/>
     <w:rsid w:val="00AB06C9"/>
